--- a/downloads/workbook/ai-1-week-17.docx
+++ b/downloads/workbook/ai-1-week-17.docx
@@ -1292,6 +1292,178 @@
         <w:t>Project connection: In sorter trials, record predicted categories before collecting reference evidence, then retain disagreements for investigation.</w:t>
       </w:r>
     </w:p>
+    <w:p>
+      <w:pPr>
+        <w:pStyle w:val="Heading1"/>
+      </w:pPr>
+      <w:r>
+        <w:t>19. Project portfolio milestone</w:t>
+      </w:r>
+    </w:p>
+    <w:p>
+      <w:r>
+        <w:t>Project: Helpful Classroom Sorter</w:t>
+      </w:r>
+    </w:p>
+    <w:p>
+      <w:r>
+        <w:t>Current milestone: Test changed cases. Keep normal, boundary and failure cases; compare expected and observed results.</w:t>
+      </w:r>
+    </w:p>
+    <w:p>
+      <w:r>
+        <w:t>In sorter trials, record predicted categories before collecting reference evidence, then retain disagreements for investigation.</w:t>
+      </w:r>
+    </w:p>
+    <w:tbl>
+      <w:tblPr>
+        <w:tblStyle w:val="LightShading-Accent1"/>
+        <w:tblW w:type="auto" w:w="0"/>
+        <w:tblLook w:firstColumn="1" w:firstRow="1" w:lastColumn="0" w:lastRow="0" w:noHBand="0" w:noVBand="1" w:val="04A0"/>
+      </w:tblPr>
+      <w:tblGrid>
+        <w:gridCol w:w="5112"/>
+        <w:gridCol w:w="5112"/>
+      </w:tblGrid>
+      <w:tr>
+        <w:trPr>
+          <w:tblHeader/>
+        </w:trPr>
+        <w:tc>
+          <w:tcPr>
+            <w:tcW w:type="dxa" w:w="5112"/>
+          </w:tcPr>
+          <w:p>
+            <w:r>
+              <w:t>Evidence to keep</w:t>
+            </w:r>
+          </w:p>
+        </w:tc>
+        <w:tc>
+          <w:tcPr>
+            <w:tcW w:type="dxa" w:w="5112"/>
+          </w:tcPr>
+          <w:p>
+            <w:r>
+              <w:t>My record</w:t>
+            </w:r>
+          </w:p>
+        </w:tc>
+      </w:tr>
+      <w:tr>
+        <w:tc>
+          <w:tcPr>
+            <w:tcW w:type="dxa" w:w="5112"/>
+          </w:tcPr>
+          <w:p>
+            <w:r>
+              <w:t>This week’s input and deciding step</w:t>
+            </w:r>
+          </w:p>
+        </w:tc>
+        <w:tc>
+          <w:tcPr>
+            <w:tcW w:type="dxa" w:w="5112"/>
+          </w:tcPr>
+          <w:p>
+            <w:r/>
+          </w:p>
+        </w:tc>
+      </w:tr>
+      <w:tr>
+        <w:tc>
+          <w:tcPr>
+            <w:tcW w:type="dxa" w:w="5112"/>
+          </w:tcPr>
+          <w:p>
+            <w:r>
+              <w:t>Prediction and actual result (or labelled paper trace)</w:t>
+            </w:r>
+          </w:p>
+        </w:tc>
+        <w:tc>
+          <w:tcPr>
+            <w:tcW w:type="dxa" w:w="5112"/>
+          </w:tcPr>
+          <w:p>
+            <w:r/>
+          </w:p>
+        </w:tc>
+      </w:tr>
+      <w:tr>
+        <w:tc>
+          <w:tcPr>
+            <w:tcW w:type="dxa" w:w="5112"/>
+          </w:tcPr>
+          <w:p>
+            <w:r>
+              <w:t>One change since the previous checkpoint and why</w:t>
+            </w:r>
+          </w:p>
+        </w:tc>
+        <w:tc>
+          <w:tcPr>
+            <w:tcW w:type="dxa" w:w="5112"/>
+          </w:tcPr>
+          <w:p>
+            <w:r/>
+          </w:p>
+        </w:tc>
+      </w:tr>
+      <w:tr>
+        <w:tc>
+          <w:tcPr>
+            <w:tcW w:type="dxa" w:w="5112"/>
+          </w:tcPr>
+          <w:p>
+            <w:r>
+              <w:t>One error or limit and the next test</w:t>
+            </w:r>
+          </w:p>
+        </w:tc>
+        <w:tc>
+          <w:tcPr>
+            <w:tcW w:type="dxa" w:w="5112"/>
+          </w:tcPr>
+          <w:p>
+            <w:r/>
+          </w:p>
+        </w:tc>
+      </w:tr>
+    </w:tbl>
+    <w:p>
+      <w:pPr>
+        <w:pStyle w:val="Heading3"/>
+      </w:pPr>
+      <w:r>
+        <w:t>Explain what this week adds to your project. Reuse last week’s record rather than starting again.</w:t>
+      </w:r>
+    </w:p>
+    <w:p>
+      <w:r>
+        <w:t>________________________________________________________________</w:t>
+      </w:r>
+    </w:p>
+    <w:p>
+      <w:r>
+        <w:t>________________________________________________________________</w:t>
+      </w:r>
+    </w:p>
+    <w:p>
+      <w:r>
+        <w:t>________________________________________________________________</w:t>
+      </w:r>
+    </w:p>
+    <w:p>
+      <w:r>
+        <w:t>________________________________________________________________</w:t>
+      </w:r>
+    </w:p>
+    <w:p>
+      <w:r>
+        <w:t>________________________________________________________________</w:t>
+      </w:r>
+    </w:p>
     <w:sectPr>
       <w:pgSz w:w="12240" w:h="15840"/>
       <w:pgMar w:top="936" w:right="1008" w:bottom="936" w:left="1008" w:header="720" w:footer="720" w:gutter="0"/>

--- a/downloads/workbook/ai-1-week-17.docx
+++ b/downloads/workbook/ai-1-week-17.docx
@@ -1464,6 +1464,240 @@
         <w:t>________________________________________________________________</w:t>
       </w:r>
     </w:p>
+    <w:p>
+      <w:pPr>
+        <w:pStyle w:val="Heading1"/>
+      </w:pPr>
+      <w:r>
+        <w:t>20. Supported practice and learning evidence</w:t>
+      </w:r>
+    </w:p>
+    <w:p>
+      <w:r>
+        <w:t>Use this supported practice once, in the browser or on paper. Keep the reserved independent assessment for a separate first attempt before teacher feedback.</w:t>
+      </w:r>
+    </w:p>
+    <w:p>
+      <w:r>
+        <w:t>A fictional drying trial uses a fixed rule and later measures what actually happened.</w:t>
+      </w:r>
+    </w:p>
+    <w:p>
+      <w:pPr>
+        <w:pStyle w:val="Heading3"/>
+      </w:pPr>
+      <w:r>
+        <w:t>Practice 1: explain the deciding evidence</w:t>
+      </w:r>
+    </w:p>
+    <w:p>
+      <w:r>
+        <w:t>Which labelled step matches this detail? Prediction quick disagrees with observation slow.</w:t>
+      </w:r>
+    </w:p>
+    <w:p>
+      <w:r>
+        <w:t>1. Predict</w:t>
+      </w:r>
+    </w:p>
+    <w:p>
+      <w:r>
+        <w:t>2. Compare evidence</w:t>
+      </w:r>
+    </w:p>
+    <w:p>
+      <w:r>
+        <w:t>3. Observe later</w:t>
+      </w:r>
+    </w:p>
+    <w:p>
+      <w:r>
+        <w:t>4. Prediction input</w:t>
+      </w:r>
+    </w:p>
+    <w:p>
+      <w:pPr>
+        <w:pStyle w:val="Heading3"/>
+      </w:pPr>
+      <w:r>
+        <w:t>My selected conclusion, deciding fact and explanation</w:t>
+      </w:r>
+    </w:p>
+    <w:p>
+      <w:r>
+        <w:t>________________________________________________________________</w:t>
+      </w:r>
+    </w:p>
+    <w:p>
+      <w:r>
+        <w:t>________________________________________________________________</w:t>
+      </w:r>
+    </w:p>
+    <w:p>
+      <w:r>
+        <w:t>________________________________________________________________</w:t>
+      </w:r>
+    </w:p>
+    <w:p>
+      <w:r>
+        <w:t>________________________________________________________________</w:t>
+      </w:r>
+    </w:p>
+    <w:p>
+      <w:r>
+        <w:t>________________________________________________________________</w:t>
+      </w:r>
+    </w:p>
+    <w:p>
+      <w:r>
+        <w:t>Hint if needed: Read the steps in the pictorial case. Match the supplied detail to the stage that performs or records it.</w:t>
+      </w:r>
+    </w:p>
+    <w:p>
+      <w:r>
+        <w:t>After your attempt, compare with the supported explanation: Compare evidence Prediction quick disagrees with observation slow. The moisture score generates a prediction; it is not the observed drying time. The later measurement supplies separate evidence under the stated observation policy. Save both values and their units. Altering the recorded time to match D would destroy the evaluation rather than repair the model.</w:t>
+      </w:r>
+    </w:p>
+    <w:p>
+      <w:pPr>
+        <w:pStyle w:val="Heading3"/>
+      </w:pPr>
+      <w:r>
+        <w:t>Practice 2: explain the deciding evidence</w:t>
+      </w:r>
+    </w:p>
+    <w:p>
+      <w:r>
+        <w:t>Changed-case practice: Keep score 4 but measure exactly 8 minutes. Which conclusion is supported by the supplied facts?</w:t>
+      </w:r>
+    </w:p>
+    <w:p>
+      <w:r>
+        <w:t>1. The observed label becomes quick and agrees with the prediction.</w:t>
+      </w:r>
+    </w:p>
+    <w:p>
+      <w:r>
+        <w:t>2. We can decide the result without examining the changed input or the procedure.</w:t>
+      </w:r>
+    </w:p>
+    <w:p>
+      <w:r>
+        <w:t>3. This one example guarantees correct results for every future input.</w:t>
+      </w:r>
+    </w:p>
+    <w:p>
+      <w:pPr>
+        <w:pStyle w:val="Heading3"/>
+      </w:pPr>
+      <w:r>
+        <w:t>My selected conclusion, deciding fact and explanation</w:t>
+      </w:r>
+    </w:p>
+    <w:p>
+      <w:r>
+        <w:t>________________________________________________________________</w:t>
+      </w:r>
+    </w:p>
+    <w:p>
+      <w:r>
+        <w:t>________________________________________________________________</w:t>
+      </w:r>
+    </w:p>
+    <w:p>
+      <w:r>
+        <w:t>________________________________________________________________</w:t>
+      </w:r>
+    </w:p>
+    <w:p>
+      <w:r>
+        <w:t>________________________________________________________________</w:t>
+      </w:r>
+    </w:p>
+    <w:p>
+      <w:r>
+        <w:t>________________________________________________________________</w:t>
+      </w:r>
+    </w:p>
+    <w:p>
+      <w:r>
+        <w:t>Hint if needed: Use the changed condition and the deciding step in the pictorial trace. The answer must say what follows from those facts.</w:t>
+      </w:r>
+    </w:p>
+    <w:p>
+      <w:r>
+        <w:t>After your attempt, compare with the supported explanation: The observed label becomes quick and agrees with the prediction. Above 8 is strict: equality is quick under this policy.</w:t>
+      </w:r>
+    </w:p>
+    <w:p>
+      <w:pPr>
+        <w:pStyle w:val="Heading3"/>
+      </w:pPr>
+      <w:r>
+        <w:t>Repair a missing building block</w:t>
+      </w:r>
+    </w:p>
+    <w:p>
+      <w:r>
+        <w:t>Review Boundaries and 'Not Sure' (ai-1/16). Goal: Identify a specific source of uncertainty and explain how it affects a prediction. Short practice: Which original block needs a better width before accepting or rejecting it? What should the reviewer do?. Return to this week and explain what you changed.</w:t>
+      </w:r>
+    </w:p>
+    <w:p>
+      <w:r>
+        <w:t>Review Build a Human Classifier (ai-1/14). Goal: Construct a classifier with a stated input format, selected rule and recorded output. Short practice: Trace 0 cm and explain why clarification is different from predicting short.. Return to this week and explain what you changed.</w:t>
+      </w:r>
+    </w:p>
+    <w:p>
+      <w:r>
+        <w:t>Review Repeating Efficiently (ai-1/11). Goal: Trace a loop by testing its condition before every repetition. Short practice: Trace a fresh start of 9. How many additions occur, and must the report equal 10?. Return to this week and explain what you changed.</w:t>
+      </w:r>
+    </w:p>
+    <w:p>
+      <w:pPr>
+        <w:pStyle w:val="Heading3"/>
+      </w:pPr>
+      <w:r>
+        <w:t>Keep your completed work</w:t>
+      </w:r>
+    </w:p>
+    <w:p>
+      <w:r>
+        <w:t>Use Download completed work in the hosted lesson to export your answers, reflections, practice feedback and code-run evidence. Open the HTML copy to read or print it. Drafts stay in this browser when storage is available; clear drafts on a shared device.</w:t>
+      </w:r>
+    </w:p>
+    <w:p>
+      <w:pPr>
+        <w:pStyle w:val="Heading3"/>
+      </w:pPr>
+      <w:r>
+        <w:t>What I repaired, the evidence I kept and the next test</w:t>
+      </w:r>
+    </w:p>
+    <w:p>
+      <w:r>
+        <w:t>________________________________________________________________</w:t>
+      </w:r>
+    </w:p>
+    <w:p>
+      <w:r>
+        <w:t>________________________________________________________________</w:t>
+      </w:r>
+    </w:p>
+    <w:p>
+      <w:r>
+        <w:t>________________________________________________________________</w:t>
+      </w:r>
+    </w:p>
+    <w:p>
+      <w:r>
+        <w:t>________________________________________________________________</w:t>
+      </w:r>
+    </w:p>
+    <w:p>
+      <w:r>
+        <w:t>________________________________________________________________</w:t>
+      </w:r>
+    </w:p>
     <w:sectPr>
       <w:pgSz w:w="12240" w:h="15840"/>
       <w:pgMar w:top="936" w:right="1008" w:bottom="936" w:left="1008" w:header="720" w:footer="720" w:gutter="0"/>

--- a/downloads/workbook/ai-1-week-17.docx
+++ b/downloads/workbook/ai-1-week-17.docx
@@ -30,6 +30,17 @@
     </w:p>
     <w:p>
       <w:r>
+        <w:t>Record your starting explanation for Prediction Is Not Fact before opening notes. Show any later correction separately.</w:t>
+      </w:r>
+    </w:p>
+    <w:p>
+      <w:pPr>
+        <w:spacing w:line="336" w:lineRule="auto" w:after="180"/>
+      </w:pPr>
+      <w:r>
+        <w:rPr>
+          <w:b w:val="0"/>
+        </w:rPr>
         <w:t>Try the recall before opening notes. Then use a different colour or a labelled second line to correct your explanation.</w:t>
       </w:r>
     </w:p>
@@ -42,7 +53,13 @@
       </w:r>
     </w:p>
     <w:p>
-      <w:r>
+      <w:pPr>
+        <w:spacing w:line="336" w:lineRule="auto" w:after="180"/>
+      </w:pPr>
+      <w:r>
+        <w:rPr>
+          <w:b w:val="0"/>
+        </w:rPr>
         <w:t>Without opening the old lesson, explain one key idea from Boundaries and 'Not Sure'. Give an example and a mistake that the idea helps you avoid.</w:t>
       </w:r>
     </w:p>
@@ -78,7 +95,13 @@
       </w:r>
     </w:p>
     <w:p>
-      <w:r>
+      <w:pPr>
+        <w:spacing w:line="336" w:lineRule="auto" w:after="180"/>
+      </w:pPr>
+      <w:r>
+        <w:rPr>
+          <w:b w:val="0"/>
+        </w:rPr>
         <w:t>Without opening the old lesson, explain one key idea from Build a Human Classifier. Give an example and a mistake that the idea helps you avoid.</w:t>
       </w:r>
     </w:p>
@@ -114,7 +137,13 @@
       </w:r>
     </w:p>
     <w:p>
-      <w:r>
+      <w:pPr>
+        <w:spacing w:line="336" w:lineRule="auto" w:after="180"/>
+      </w:pPr>
+      <w:r>
+        <w:rPr>
+          <w:b w:val="0"/>
+        </w:rPr>
         <w:t>Without opening the old lesson, explain one key idea from Repeating Efficiently. Give an example and a mistake that the idea helps you avoid.</w:t>
       </w:r>
     </w:p>
@@ -151,7 +180,42 @@
     </w:p>
     <w:p>
       <w:r>
-        <w:t>Use W2: Check a boundary without changing the rule for Predictions and observations. Record the answer once; the lesson and workbook refer to the same attempt.</w:t>
+        <w:t>Complete the supported Prediction Is Not Fact trace and record the first step you can explain without help.</w:t>
+      </w:r>
+    </w:p>
+    <w:p>
+      <w:pPr>
+        <w:spacing w:line="336" w:lineRule="auto" w:after="180"/>
+      </w:pPr>
+      <w:r>
+        <w:rPr>
+          <w:b w:val="0"/>
+        </w:rPr>
+        <w:t xml:space="preserve">Use W2: Check a boundary without changing the rule for </w:t>
+      </w:r>
+      <w:r>
+        <w:rPr>
+          <w:b/>
+        </w:rPr>
+        <w:t>Prediction</w:t>
+      </w:r>
+      <w:r>
+        <w:rPr>
+          <w:b w:val="0"/>
+        </w:rPr>
+        <w:t xml:space="preserve">s and </w:t>
+      </w:r>
+      <w:r>
+        <w:rPr>
+          <w:b/>
+        </w:rPr>
+        <w:t>observation</w:t>
+      </w:r>
+      <w:r>
+        <w:rPr>
+          <w:b w:val="0"/>
+        </w:rPr>
+        <w:t>s. Record the answer once; the lesson and workbook refer to the same attempt.</w:t>
       </w:r>
     </w:p>
     <w:tbl>
@@ -279,7 +343,77 @@
     </w:p>
     <w:p>
       <w:r>
-        <w:t>Use the worked case for Predictions and observations. Proposed explanation: “Running the rule correctly proves the prediction correct”. Decide whether this explanation is supported. Point to the step or supplied fact that decides; explain your repair if needed.</w:t>
+        <w:t>Check the proposed Prediction Is Not Fact explanation against the supplied facts before discussing it.</w:t>
+      </w:r>
+    </w:p>
+    <w:p>
+      <w:pPr>
+        <w:spacing w:line="336" w:lineRule="auto" w:after="180"/>
+      </w:pPr>
+      <w:r>
+        <w:rPr>
+          <w:b w:val="0"/>
+        </w:rPr>
+        <w:t xml:space="preserve">Use the worked case for </w:t>
+      </w:r>
+      <w:r>
+        <w:rPr>
+          <w:b/>
+        </w:rPr>
+        <w:t>Prediction</w:t>
+      </w:r>
+      <w:r>
+        <w:rPr>
+          <w:b w:val="0"/>
+        </w:rPr>
+        <w:t xml:space="preserve">s and </w:t>
+      </w:r>
+      <w:r>
+        <w:rPr>
+          <w:b/>
+        </w:rPr>
+        <w:t>observation</w:t>
+      </w:r>
+      <w:r>
+        <w:rPr>
+          <w:b w:val="0"/>
+        </w:rPr>
+        <w:t xml:space="preserve">s. Proposed explanation: “Running the rule correctly proves the </w:t>
+      </w:r>
+      <w:r>
+        <w:rPr>
+          <w:b/>
+        </w:rPr>
+        <w:t>prediction</w:t>
+      </w:r>
+      <w:r>
+        <w:rPr>
+          <w:b w:val="0"/>
+        </w:rPr>
+        <w:t xml:space="preserve"> correct”. Decide whether this explanation is supported.</w:t>
+      </w:r>
+    </w:p>
+    <w:p>
+      <w:pPr>
+        <w:spacing w:line="336" w:lineRule="auto" w:after="180"/>
+      </w:pPr>
+      <w:r>
+        <w:rPr>
+          <w:b w:val="0"/>
+        </w:rPr>
+        <w:t xml:space="preserve">Point to the step or supplied </w:t>
+      </w:r>
+      <w:r>
+        <w:rPr>
+          <w:b/>
+        </w:rPr>
+        <w:t>fact</w:t>
+      </w:r>
+      <w:r>
+        <w:rPr>
+          <w:b w:val="0"/>
+        </w:rPr>
+        <w:t xml:space="preserve"> that decides; explain your repair if needed.</w:t>
       </w:r>
     </w:p>
     <w:p>
@@ -319,6 +453,11 @@
       </w:r>
     </w:p>
     <w:p>
+      <w:r>
+        <w:t>Write one first attempt at the reserved independent case before feedback. Repeated copies of that case refer to the same recorded attempt.</w:t>
+      </w:r>
+    </w:p>
+    <w:p>
       <w:pPr>
         <w:pStyle w:val="Heading3"/>
       </w:pPr>
@@ -327,8 +466,60 @@
       </w:r>
     </w:p>
     <w:p>
-      <w:r>
-        <w:t>In a fictional paper test, Dry1 predicts slow for a moisture score of at least 7, quick otherwise. Allowed scores are whole numbers 1 through 10. The observed outcome is slow if drying time is greater than 10 minutes, quick otherwise. Records are P: score 6, time 12; Q: score 7, time 10; R: score 9, time 14; S: score 5, time missing. Record all predictions, observed categories and comparison statuses. Summarise matches out of assessed cases, name the unassessed count, and limit the conclusion.</w:t>
+      <w:pPr>
+        <w:spacing w:line="336" w:lineRule="auto" w:after="180"/>
+      </w:pPr>
+      <w:r>
+        <w:rPr>
+          <w:b w:val="0"/>
+        </w:rPr>
+        <w:t>In a fictional paper test, Dry1 predicts slow for a moisture score of at least 7, quick otherwise. Allowed scores are whole numbers 1 through 10.</w:t>
+      </w:r>
+    </w:p>
+    <w:p>
+      <w:pPr>
+        <w:spacing w:line="336" w:lineRule="auto" w:after="180"/>
+      </w:pPr>
+      <w:r>
+        <w:rPr>
+          <w:b w:val="0"/>
+        </w:rPr>
+        <w:t>The observed outcome is slow if drying time is greater than 10 minutes, quick otherwise. Records are P: score 6, time 12; Q: score 7, time 10; R: score 9, time 14; S: score 5, time missing.</w:t>
+      </w:r>
+    </w:p>
+    <w:p>
+      <w:pPr>
+        <w:spacing w:line="336" w:lineRule="auto" w:after="180"/>
+      </w:pPr>
+      <w:r>
+        <w:rPr>
+          <w:b w:val="0"/>
+        </w:rPr>
+        <w:t xml:space="preserve">Record all </w:t>
+      </w:r>
+      <w:r>
+        <w:rPr>
+          <w:b/>
+        </w:rPr>
+        <w:t>prediction</w:t>
+      </w:r>
+      <w:r>
+        <w:rPr>
+          <w:b w:val="0"/>
+        </w:rPr>
+        <w:t xml:space="preserve">s, observed categories and comparison statuses. Summarise matches out of assessed cases, name the </w:t>
+      </w:r>
+      <w:r>
+        <w:rPr>
+          <w:b/>
+        </w:rPr>
+        <w:t>unassessed</w:t>
+      </w:r>
+      <w:r>
+        <w:rPr>
+          <w:b w:val="0"/>
+        </w:rPr>
+        <w:t xml:space="preserve"> count, and limit the conclusion.</w:t>
       </w:r>
     </w:p>
     <w:p>
@@ -375,7 +566,13 @@
       </w:r>
     </w:p>
     <w:p>
-      <w:r>
+      <w:pPr>
+        <w:spacing w:line="336" w:lineRule="auto" w:after="180"/>
+      </w:pPr>
+      <w:r>
+        <w:rPr>
+          <w:b w:val="0"/>
+        </w:rPr>
         <w:t>Attempt this case before feedback. Record any help. Earlier examples below are further practice; a case already practised with feedback cannot establish fresh transfer.</w:t>
       </w:r>
     </w:p>
@@ -389,7 +586,30 @@
     </w:p>
     <w:p>
       <w:r>
-        <w:t>On Monday a team predicts 'rain on Tuesday'. On Tuesday they count a damp playground as success, although sprinklers ran. Write an observation rule that could have been agreed before Tuesday.</w:t>
+        <w:t>Connect the Prediction Is Not Fact target to a trace and a justified conclusion.</w:t>
+      </w:r>
+    </w:p>
+    <w:p>
+      <w:pPr>
+        <w:spacing w:line="336" w:lineRule="auto" w:after="180"/>
+      </w:pPr>
+      <w:r>
+        <w:rPr>
+          <w:b w:val="0"/>
+        </w:rPr>
+        <w:t xml:space="preserve">On Monday a team predicts 'rain on Tuesday'. On Tuesday they count a damp playground as success, although sprinklers ran. Write an </w:t>
+      </w:r>
+      <w:r>
+        <w:rPr>
+          <w:b/>
+        </w:rPr>
+        <w:t>observation</w:t>
+      </w:r>
+      <w:r>
+        <w:rPr>
+          <w:b w:val="0"/>
+        </w:rPr>
+        <w:t xml:space="preserve"> rule that could have been agreed before Tuesday.</w:t>
       </w:r>
     </w:p>
     <w:p>
@@ -402,17 +622,59 @@
     </w:p>
     <w:p>
       <w:r>
+        <w:t>Solve the supplied Prediction Is Not Fact case and show the deciding evidence.</w:t>
+      </w:r>
+    </w:p>
+    <w:p>
+      <w:pPr>
+        <w:spacing w:line="336" w:lineRule="auto" w:after="180"/>
+      </w:pPr>
+      <w:r>
+        <w:rPr>
+          <w:b w:val="0"/>
+        </w:rPr>
         <w:t>A weather helper predicts tomorrow's rain.</w:t>
       </w:r>
     </w:p>
     <w:p>
-      <w:r>
-        <w:t>Is this a fact about tomorrow? How can it be checked?</w:t>
-      </w:r>
-    </w:p>
-    <w:p>
-      <w:r>
-        <w:t>Show your trace, calculation or evidence</w:t>
+      <w:pPr>
+        <w:spacing w:line="336" w:lineRule="auto" w:after="180"/>
+        <w:shd w:fill="F5F1FB"/>
+      </w:pPr>
+      <w:r>
+        <w:rPr>
+          <w:b w:val="0"/>
+        </w:rPr>
+        <w:t xml:space="preserve">Is this a </w:t>
+      </w:r>
+      <w:r>
+        <w:rPr>
+          <w:b/>
+        </w:rPr>
+        <w:t>fact</w:t>
+      </w:r>
+      <w:r>
+        <w:rPr>
+          <w:b w:val="0"/>
+        </w:rPr>
+        <w:t xml:space="preserve"> about tomorrow? How can it be checked?</w:t>
+      </w:r>
+    </w:p>
+    <w:p>
+      <w:pPr>
+        <w:spacing w:line="336" w:lineRule="auto" w:after="180"/>
+      </w:pPr>
+      <w:r>
+        <w:rPr>
+          <w:b w:val="0"/>
+        </w:rPr>
+        <w:t xml:space="preserve">Show your trace, calculation or </w:t>
+      </w:r>
+      <w:r>
+        <w:rPr>
+          <w:b/>
+        </w:rPr>
+        <w:t>evidence</w:t>
       </w:r>
     </w:p>
     <w:p>
@@ -458,11 +720,64 @@
     </w:p>
     <w:p>
       <w:r>
-        <w:t>A model predicts rain tomorrow. Tomorrow is dry. Was the prediction an observation of tomorrow? Explain what new evidence settles the result.</w:t>
-      </w:r>
-    </w:p>
-    <w:p>
-      <w:r>
+        <w:t>Apply the procedure to the changed case and record why the conclusion follows.</w:t>
+      </w:r>
+    </w:p>
+    <w:p>
+      <w:pPr>
+        <w:spacing w:line="336" w:lineRule="auto" w:after="180"/>
+      </w:pPr>
+      <w:r>
+        <w:rPr>
+          <w:b w:val="0"/>
+        </w:rPr>
+        <w:t xml:space="preserve">A model predicts rain tomorrow. Tomorrow is dry. Was the </w:t>
+      </w:r>
+      <w:r>
+        <w:rPr>
+          <w:b/>
+        </w:rPr>
+        <w:t>prediction</w:t>
+      </w:r>
+      <w:r>
+        <w:rPr>
+          <w:b w:val="0"/>
+        </w:rPr>
+        <w:t xml:space="preserve"> an </w:t>
+      </w:r>
+      <w:r>
+        <w:rPr>
+          <w:b/>
+        </w:rPr>
+        <w:t>observation</w:t>
+      </w:r>
+      <w:r>
+        <w:rPr>
+          <w:b w:val="0"/>
+        </w:rPr>
+        <w:t xml:space="preserve"> of tomorrow? Explain what new </w:t>
+      </w:r>
+      <w:r>
+        <w:rPr>
+          <w:b/>
+        </w:rPr>
+        <w:t>evidence</w:t>
+      </w:r>
+      <w:r>
+        <w:rPr>
+          <w:b w:val="0"/>
+        </w:rPr>
+        <w:t xml:space="preserve"> settles the result.</w:t>
+      </w:r>
+    </w:p>
+    <w:p>
+      <w:pPr>
+        <w:spacing w:line="336" w:lineRule="auto" w:after="180"/>
+      </w:pPr>
+      <w:r>
+        <w:rPr>
+          <w:b w:val="0"/>
+        </w:rPr>
         <w:t>My independent answer and reason</w:t>
       </w:r>
     </w:p>
@@ -517,7 +832,30 @@
     </w:p>
     <w:p>
       <w:r>
-        <w:t>Create a changed input, boundary case or missing-information case. Write the expected answer or safe response before testing.</w:t>
+        <w:t>Specify a changed input, expected result and observation separately.</w:t>
+      </w:r>
+    </w:p>
+    <w:p>
+      <w:pPr>
+        <w:spacing w:line="336" w:lineRule="auto" w:after="180"/>
+      </w:pPr>
+      <w:r>
+        <w:rPr>
+          <w:b w:val="0"/>
+        </w:rPr>
+        <w:t xml:space="preserve">Create a changed </w:t>
+      </w:r>
+      <w:r>
+        <w:rPr>
+          <w:b/>
+        </w:rPr>
+        <w:t>input</w:t>
+      </w:r>
+      <w:r>
+        <w:rPr>
+          <w:b w:val="0"/>
+        </w:rPr>
+        <w:t>, boundary case or missing-information case. Write the expected answer or safe response before testing.</w:t>
       </w:r>
     </w:p>
     <w:tbl>
@@ -646,12 +984,53 @@
     </w:p>
     <w:p>
       <w:r>
-        <w:t>Label the sorter's suggested bin as a prediction until a human confirms the final placement.</w:t>
-      </w:r>
-    </w:p>
-    <w:p>
-      <w:r>
-        <w:t>The project change and evidence I will keep</w:t>
+        <w:t>Justify what Prediction Is Not Fact adds to Helpful Classroom Sorter and keep the evidence.</w:t>
+      </w:r>
+    </w:p>
+    <w:p>
+      <w:pPr>
+        <w:spacing w:line="336" w:lineRule="auto" w:after="180"/>
+      </w:pPr>
+      <w:r>
+        <w:rPr>
+          <w:b w:val="0"/>
+        </w:rPr>
+        <w:t xml:space="preserve">Label the sorter's suggested bin as a </w:t>
+      </w:r>
+      <w:r>
+        <w:rPr>
+          <w:b/>
+        </w:rPr>
+        <w:t>prediction</w:t>
+      </w:r>
+      <w:r>
+        <w:rPr>
+          <w:b w:val="0"/>
+        </w:rPr>
+        <w:t xml:space="preserve"> until a human confirms the final placement.</w:t>
+      </w:r>
+    </w:p>
+    <w:p>
+      <w:pPr>
+        <w:spacing w:line="336" w:lineRule="auto" w:after="180"/>
+      </w:pPr>
+      <w:r>
+        <w:rPr>
+          <w:b w:val="0"/>
+        </w:rPr>
+        <w:t xml:space="preserve">The project change and </w:t>
+      </w:r>
+      <w:r>
+        <w:rPr>
+          <w:b/>
+        </w:rPr>
+        <w:t>evidence</w:t>
+      </w:r>
+      <w:r>
+        <w:rPr>
+          <w:b w:val="0"/>
+        </w:rPr>
+        <w:t xml:space="preserve"> I will keep</w:t>
       </w:r>
     </w:p>
     <w:p>
@@ -697,11 +1076,54 @@
     </w:p>
     <w:p>
       <w:r>
-        <w:t>I can explain the mechanism. I can show evidence. I can handle a changed case. I can name a limit. Mark each as not yet, with help or independently, and attach supporting work.</w:t>
-      </w:r>
-    </w:p>
-    <w:p>
-      <w:r>
+        <w:t>Judge explanation, evidence, transfer and limits separately; attach the work behind your judgement.</w:t>
+      </w:r>
+    </w:p>
+    <w:p>
+      <w:pPr>
+        <w:pStyle w:val="ListBullet"/>
+      </w:pPr>
+      <w:r>
+        <w:t>I can explain the mechanism.</w:t>
+      </w:r>
+    </w:p>
+    <w:p>
+      <w:pPr>
+        <w:pStyle w:val="ListBullet"/>
+      </w:pPr>
+      <w:r>
+        <w:t>I can show evidence.</w:t>
+      </w:r>
+    </w:p>
+    <w:p>
+      <w:pPr>
+        <w:pStyle w:val="ListBullet"/>
+      </w:pPr>
+      <w:r>
+        <w:t>I can handle a changed case.</w:t>
+      </w:r>
+    </w:p>
+    <w:p>
+      <w:pPr>
+        <w:pStyle w:val="ListBullet"/>
+      </w:pPr>
+      <w:r>
+        <w:t>I can name a limit.</w:t>
+      </w:r>
+    </w:p>
+    <w:p>
+      <w:r>
+        <w:t>Mark each as not yet, with help or independently, and attach supporting work.</w:t>
+      </w:r>
+    </w:p>
+    <w:p>
+      <w:pPr>
+        <w:spacing w:line="336" w:lineRule="auto" w:after="180"/>
+      </w:pPr>
+      <w:r>
+        <w:rPr>
+          <w:b w:val="0"/>
+        </w:rPr>
         <w:t>Teacher review ____________________  Next step ____________________</w:t>
       </w:r>
     </w:p>
@@ -715,7 +1137,30 @@
     </w:p>
     <w:p>
       <w:r>
-        <w:t>On Monday a team predicts 'rain on Tuesday'. On Tuesday they count a damp playground as success, although sprinklers ran. Write an observation rule that could have been agreed before Tuesday.</w:t>
+        <w:t>Use this earlier case as transfer practice. A case already discussed with feedback is not fresh assessment evidence.</w:t>
+      </w:r>
+    </w:p>
+    <w:p>
+      <w:pPr>
+        <w:spacing w:line="336" w:lineRule="auto" w:after="180"/>
+      </w:pPr>
+      <w:r>
+        <w:rPr>
+          <w:b w:val="0"/>
+        </w:rPr>
+        <w:t xml:space="preserve">On Monday a team predicts 'rain on Tuesday'. On Tuesday they count a damp playground as success, although sprinklers ran. Write an </w:t>
+      </w:r>
+      <w:r>
+        <w:rPr>
+          <w:b/>
+        </w:rPr>
+        <w:t>observation</w:t>
+      </w:r>
+      <w:r>
+        <w:rPr>
+          <w:b w:val="0"/>
+        </w:rPr>
+        <w:t xml:space="preserve"> rule that could have been agreed before Tuesday.</w:t>
       </w:r>
     </w:p>
     <w:p>
@@ -762,7 +1207,13 @@
       </w:r>
     </w:p>
     <w:p>
-      <w:r>
+      <w:pPr>
+        <w:spacing w:line="336" w:lineRule="auto" w:after="180"/>
+      </w:pPr>
+      <w:r>
+        <w:rPr>
+          <w:b w:val="0"/>
+        </w:rPr>
         <w:t>Record support used: none, hint or teacher explanation.</w:t>
       </w:r>
     </w:p>
@@ -776,7 +1227,89 @@
     </w:p>
     <w:p>
       <w:r>
-        <w:t>For Ramp1 trial B, height is 6 cm and the later travel distance is 3 units. State the input, prediction, observation, observed category and comparison status. Explain why the prediction rule and outcome rule use different measurements.</w:t>
+        <w:t>Separate inputs from observed outcomes. Apply the supplied Prediction Is Not Fact facts and keep your reasoning.</w:t>
+      </w:r>
+    </w:p>
+    <w:p>
+      <w:pPr>
+        <w:spacing w:line="336" w:lineRule="auto" w:after="180"/>
+      </w:pPr>
+      <w:r>
+        <w:rPr>
+          <w:b w:val="0"/>
+        </w:rPr>
+        <w:t xml:space="preserve">For Ramp1 trial B, height is 6 cm and the later travel distance is 3 units. State the </w:t>
+      </w:r>
+      <w:r>
+        <w:rPr>
+          <w:b/>
+        </w:rPr>
+        <w:t>input</w:t>
+      </w:r>
+      <w:r>
+        <w:rPr>
+          <w:b w:val="0"/>
+        </w:rPr>
+        <w:t xml:space="preserve">, </w:t>
+      </w:r>
+      <w:r>
+        <w:rPr>
+          <w:b/>
+        </w:rPr>
+        <w:t>prediction</w:t>
+      </w:r>
+      <w:r>
+        <w:rPr>
+          <w:b w:val="0"/>
+        </w:rPr>
+        <w:t xml:space="preserve">, </w:t>
+      </w:r>
+      <w:r>
+        <w:rPr>
+          <w:b/>
+        </w:rPr>
+        <w:t>observation</w:t>
+      </w:r>
+      <w:r>
+        <w:rPr>
+          <w:b w:val="0"/>
+        </w:rPr>
+        <w:t>, observed category and comparison status.</w:t>
+      </w:r>
+    </w:p>
+    <w:p>
+      <w:pPr>
+        <w:spacing w:line="336" w:lineRule="auto" w:after="180"/>
+      </w:pPr>
+      <w:r>
+        <w:rPr>
+          <w:b w:val="0"/>
+        </w:rPr>
+        <w:t xml:space="preserve">Explain why the </w:t>
+      </w:r>
+      <w:r>
+        <w:rPr>
+          <w:b/>
+        </w:rPr>
+        <w:t>prediction</w:t>
+      </w:r>
+      <w:r>
+        <w:rPr>
+          <w:b w:val="0"/>
+        </w:rPr>
+        <w:t xml:space="preserve"> rule and </w:t>
+      </w:r>
+      <w:r>
+        <w:rPr>
+          <w:b/>
+        </w:rPr>
+        <w:t>outcome rule</w:t>
+      </w:r>
+      <w:r>
+        <w:rPr>
+          <w:b w:val="0"/>
+        </w:rPr>
+        <w:t xml:space="preserve"> use different measurements.</w:t>
       </w:r>
     </w:p>
     <w:p>
@@ -827,7 +1360,30 @@
     </w:p>
     <w:p>
       <w:r>
-        <w:t>Trial F has height 6 cm and verified travel distance exactly 4 units. Apply Ramp1 and the outcome rule. A partner says exactly 4 is near because far means greater than 4. Use the stated rule to resolve the disagreement.</w:t>
+        <w:t>Check a boundary without changing the rule. Apply the supplied Prediction Is Not Fact facts and keep your reasoning.</w:t>
+      </w:r>
+    </w:p>
+    <w:p>
+      <w:pPr>
+        <w:spacing w:line="336" w:lineRule="auto" w:after="180"/>
+      </w:pPr>
+      <w:r>
+        <w:rPr>
+          <w:b w:val="0"/>
+        </w:rPr>
+        <w:t xml:space="preserve">Trial F has height 6 cm and verified travel distance exactly 4 units. Apply Ramp1 and the </w:t>
+      </w:r>
+      <w:r>
+        <w:rPr>
+          <w:b/>
+        </w:rPr>
+        <w:t>outcome rule</w:t>
+      </w:r>
+      <w:r>
+        <w:rPr>
+          <w:b w:val="0"/>
+        </w:rPr>
+        <w:t>. A partner says exactly 4 is near because far means greater than 4. Use the stated rule to resolve the disagreement.</w:t>
       </w:r>
     </w:p>
     <w:p>
@@ -878,7 +1434,41 @@
     </w:p>
     <w:p>
       <w:r>
-        <w:t>D predicts near but has no distance record. E predicts far but its two distance records say 3 and 4 units. State each comparison status, request useful evidence, and explain why neither guessing nor a new trial can establish the old trial’s outcome.</w:t>
+        <w:t>Keep incomplete evidence visible. Apply the supplied Prediction Is Not Fact facts and keep your reasoning.</w:t>
+      </w:r>
+    </w:p>
+    <w:p>
+      <w:pPr>
+        <w:spacing w:line="336" w:lineRule="auto" w:after="180"/>
+      </w:pPr>
+      <w:r>
+        <w:rPr>
+          <w:b w:val="0"/>
+        </w:rPr>
+        <w:t>D predicts near but has no distance record. E predicts far but its two distance records say 3 and 4 units.</w:t>
+      </w:r>
+    </w:p>
+    <w:p>
+      <w:pPr>
+        <w:spacing w:line="336" w:lineRule="auto" w:after="180"/>
+      </w:pPr>
+      <w:r>
+        <w:rPr>
+          <w:b w:val="0"/>
+        </w:rPr>
+        <w:t xml:space="preserve">State each comparison status, request useful </w:t>
+      </w:r>
+      <w:r>
+        <w:rPr>
+          <w:b/>
+        </w:rPr>
+        <w:t>evidence</w:t>
+      </w:r>
+      <w:r>
+        <w:rPr>
+          <w:b w:val="0"/>
+        </w:rPr>
+        <w:t>, and explain why neither guessing nor a new trial can establish the old trial’s outcome.</w:t>
       </w:r>
     </w:p>
     <w:p>
@@ -929,7 +1519,64 @@
     </w:p>
     <w:p>
       <w:r>
-        <w:t>In a fictional paper test, Dry1 predicts slow for a moisture score of at least 7, quick otherwise. Allowed scores are whole numbers 1 through 10. The observed outcome is slow if drying time is greater than 10 minutes, quick otherwise. Records are P: score 6, time 12; Q: score 7, time 10; R: score 9, time 14; S: score 5, time missing. Record all predictions, observed categories and comparison statuses. Summarise matches out of assessed cases, name the unassessed count, and limit the conclusion.</w:t>
+        <w:t>Attempt before feedback. If this repeats the selected independent case, reuse that first attempt; otherwise keep a separate record. Transfer the check to drying predictions. Apply the supplied Prediction Is Not Fact facts and keep your reasoning.</w:t>
+      </w:r>
+    </w:p>
+    <w:p>
+      <w:pPr>
+        <w:spacing w:line="336" w:lineRule="auto" w:after="180"/>
+      </w:pPr>
+      <w:r>
+        <w:rPr>
+          <w:b w:val="0"/>
+        </w:rPr>
+        <w:t>In a fictional paper test, Dry1 predicts slow for a moisture score of at least 7, quick otherwise. Allowed scores are whole numbers 1 through 10.</w:t>
+      </w:r>
+    </w:p>
+    <w:p>
+      <w:pPr>
+        <w:spacing w:line="336" w:lineRule="auto" w:after="180"/>
+      </w:pPr>
+      <w:r>
+        <w:rPr>
+          <w:b w:val="0"/>
+        </w:rPr>
+        <w:t>The observed outcome is slow if drying time is greater than 10 minutes, quick otherwise. Records are P: score 6, time 12; Q: score 7, time 10; R: score 9, time 14; S: score 5, time missing.</w:t>
+      </w:r>
+    </w:p>
+    <w:p>
+      <w:pPr>
+        <w:spacing w:line="336" w:lineRule="auto" w:after="180"/>
+      </w:pPr>
+      <w:r>
+        <w:rPr>
+          <w:b w:val="0"/>
+        </w:rPr>
+        <w:t xml:space="preserve">Record all </w:t>
+      </w:r>
+      <w:r>
+        <w:rPr>
+          <w:b/>
+        </w:rPr>
+        <w:t>prediction</w:t>
+      </w:r>
+      <w:r>
+        <w:rPr>
+          <w:b w:val="0"/>
+        </w:rPr>
+        <w:t xml:space="preserve">s, observed categories and comparison statuses. Summarise matches out of assessed cases, name the </w:t>
+      </w:r>
+      <w:r>
+        <w:rPr>
+          <w:b/>
+        </w:rPr>
+        <w:t>unassessed</w:t>
+      </w:r>
+      <w:r>
+        <w:rPr>
+          <w:b w:val="0"/>
+        </w:rPr>
+        <w:t xml:space="preserve"> count, and limit the conclusion.</w:t>
       </w:r>
     </w:p>
     <w:p>
@@ -990,7 +1637,53 @@
     </w:p>
     <w:p>
       <w:r>
-        <w:t>After seeing B’s observed near category, a learner replaces Ramp1’s far prediction with near. They call the new entry a corrected observation and report a perfect result for A through C. Explain the two record-keeping errors and write a defensible replacement report.</w:t>
+        <w:t>Correct a report without erasing evidence. Apply the supplied Prediction Is Not Fact facts and keep your reasoning.</w:t>
+      </w:r>
+    </w:p>
+    <w:p>
+      <w:pPr>
+        <w:spacing w:line="336" w:lineRule="auto" w:after="180"/>
+      </w:pPr>
+      <w:r>
+        <w:rPr>
+          <w:b w:val="0"/>
+        </w:rPr>
+        <w:t xml:space="preserve">After seeing B’s observed near category, a learner replaces Ramp1’s far </w:t>
+      </w:r>
+      <w:r>
+        <w:rPr>
+          <w:b/>
+        </w:rPr>
+        <w:t>prediction</w:t>
+      </w:r>
+      <w:r>
+        <w:rPr>
+          <w:b w:val="0"/>
+        </w:rPr>
+        <w:t xml:space="preserve"> with near. They call the new entry a corrected </w:t>
+      </w:r>
+      <w:r>
+        <w:rPr>
+          <w:b/>
+        </w:rPr>
+        <w:t>observation</w:t>
+      </w:r>
+      <w:r>
+        <w:rPr>
+          <w:b w:val="0"/>
+        </w:rPr>
+        <w:t xml:space="preserve"> and report a perfect result for A through C.</w:t>
+      </w:r>
+    </w:p>
+    <w:p>
+      <w:pPr>
+        <w:spacing w:line="336" w:lineRule="auto" w:after="180"/>
+      </w:pPr>
+      <w:r>
+        <w:rPr>
+          <w:b w:val="0"/>
+        </w:rPr>
+        <w:t>Explain the two record-keeping errors and write a defensible replacement report.</w:t>
       </w:r>
     </w:p>
     <w:p>
@@ -1037,6 +1730,11 @@
       </w:pPr>
       <w:r>
         <w:t>17. Feedback, return check and learning record</w:t>
+      </w:r>
+    </w:p>
+    <w:p>
+      <w:r>
+        <w:t>Record the first repaired step and a different case to revisit after a delay.</w:t>
       </w:r>
     </w:p>
     <w:tbl>
@@ -1176,7 +1874,13 @@
       </w:tr>
     </w:tbl>
     <w:p>
-      <w:r>
+      <w:pPr>
+        <w:spacing w:line="336" w:lineRule="auto" w:after="180"/>
+      </w:pPr>
+      <w:r>
+        <w:rPr>
+          <w:b w:val="0"/>
+        </w:rPr>
         <w:t>Revisit this idea with your teacher after a delay. Familiarity is different from explaining and using it on a changed case.</w:t>
       </w:r>
     </w:p>
@@ -1190,17 +1894,46 @@
     </w:p>
     <w:p>
       <w:r>
+        <w:t>A fictional drying trial uses a fixed rule and later measures what actually happened. Explain the labelled step before checking the changed condition.</w:t>
+      </w:r>
+    </w:p>
+    <w:p>
+      <w:pPr>
+        <w:spacing w:line="336" w:lineRule="auto" w:after="180"/>
+      </w:pPr>
+      <w:r>
+        <w:rPr>
+          <w:b w:val="0"/>
+        </w:rPr>
         <w:t>A fictional drying trial uses a fixed rule and later measures what actually happened.</w:t>
       </w:r>
     </w:p>
     <w:p>
-      <w:r>
+      <w:pPr>
+        <w:spacing w:line="336" w:lineRule="auto" w:after="180"/>
+      </w:pPr>
+      <w:r>
+        <w:rPr>
+          <w:b w:val="0"/>
+        </w:rPr>
         <w:t>Model D predicts slow when moisture score is at least 5; quick otherwise.</w:t>
       </w:r>
     </w:p>
     <w:p>
-      <w:r>
-        <w:t>Observation policy: slow if drying takes above 8 minutes; quick otherwise. Trial T has score 4 and measured time 9 minutes.</w:t>
+      <w:pPr>
+        <w:spacing w:line="336" w:lineRule="auto" w:after="180"/>
+      </w:pPr>
+      <w:r>
+        <w:rPr>
+          <w:b/>
+        </w:rPr>
+        <w:t>Observation</w:t>
+      </w:r>
+      <w:r>
+        <w:rPr>
+          <w:b w:val="0"/>
+        </w:rPr>
+        <w:t xml:space="preserve"> policy: slow if drying takes above 8 minutes; quick otherwise. Trial T has score 4 and measured time 9 minutes.</w:t>
       </w:r>
     </w:p>
     <w:p>
@@ -1240,8 +1973,39 @@
       </w:r>
     </w:p>
     <w:p>
-      <w:r>
-        <w:t>Which field changes the observation label, and which field changes the model prediction?</w:t>
+      <w:pPr>
+        <w:spacing w:line="336" w:lineRule="auto" w:after="180"/>
+        <w:shd w:fill="F5F1FB"/>
+      </w:pPr>
+      <w:r>
+        <w:rPr>
+          <w:b w:val="0"/>
+        </w:rPr>
+        <w:t xml:space="preserve">Which field changes the </w:t>
+      </w:r>
+      <w:r>
+        <w:rPr>
+          <w:b/>
+        </w:rPr>
+        <w:t>observation</w:t>
+      </w:r>
+      <w:r>
+        <w:rPr>
+          <w:b w:val="0"/>
+        </w:rPr>
+        <w:t xml:space="preserve"> label, and which field changes the model </w:t>
+      </w:r>
+      <w:r>
+        <w:rPr>
+          <w:b/>
+        </w:rPr>
+        <w:t>prediction</w:t>
+      </w:r>
+      <w:r>
+        <w:rPr>
+          <w:b w:val="0"/>
+        </w:rPr>
+        <w:t>?</w:t>
       </w:r>
     </w:p>
     <w:p>
@@ -1283,13 +2047,58 @@
       </w:r>
     </w:p>
     <w:p>
-      <w:r>
-        <w:t>Support used: alone / hint / worked example. This record is practice evidence.</w:t>
-      </w:r>
-    </w:p>
-    <w:p>
-      <w:r>
-        <w:t>Project connection: In sorter trials, record predicted categories before collecting reference evidence, then retain disagreements for investigation.</w:t>
+      <w:pPr>
+        <w:pStyle w:val="Heading3"/>
+      </w:pPr>
+      <w:r>
+        <w:t>Record the help used</w:t>
+      </w:r>
+    </w:p>
+    <w:p>
+      <w:pPr>
+        <w:spacing w:line="336" w:lineRule="auto" w:after="180"/>
+        <w:shd w:fill="F1F6F8"/>
+      </w:pPr>
+      <w:r>
+        <w:rPr>
+          <w:b w:val="0"/>
+        </w:rPr>
+        <w:t xml:space="preserve">Support used: alone / hint / worked example. This record is practice </w:t>
+      </w:r>
+      <w:r>
+        <w:rPr>
+          <w:b/>
+        </w:rPr>
+        <w:t>evidence</w:t>
+      </w:r>
+      <w:r>
+        <w:rPr>
+          <w:b w:val="0"/>
+        </w:rPr>
+        <w:t>.</w:t>
+      </w:r>
+    </w:p>
+    <w:p>
+      <w:pPr>
+        <w:spacing w:line="336" w:lineRule="auto" w:after="180"/>
+      </w:pPr>
+      <w:r>
+        <w:rPr>
+          <w:b w:val="0"/>
+        </w:rPr>
+        <w:t xml:space="preserve">Project connection: In sorter trials, record predicted categories before collecting reference </w:t>
+      </w:r>
+      <w:r>
+        <w:rPr>
+          <w:b/>
+        </w:rPr>
+        <w:t>evidence</w:t>
+      </w:r>
+      <w:r>
+        <w:rPr>
+          <w:b w:val="0"/>
+        </w:rPr>
+        <w:t>, then retain disagreements for investigation.</w:t>
       </w:r>
     </w:p>
     <w:p>
@@ -1302,17 +2111,52 @@
     </w:p>
     <w:p>
       <w:r>
+        <w:t>Keep this week’s input, deciding step, result and limit together in the Helpful Classroom Sorter record.</w:t>
+      </w:r>
+    </w:p>
+    <w:p>
+      <w:pPr>
+        <w:spacing w:line="336" w:lineRule="auto" w:after="180"/>
+      </w:pPr>
+      <w:r>
+        <w:rPr>
+          <w:b w:val="0"/>
+        </w:rPr>
         <w:t>Project: Helpful Classroom Sorter</w:t>
       </w:r>
     </w:p>
     <w:p>
-      <w:r>
+      <w:pPr>
+        <w:spacing w:line="336" w:lineRule="auto" w:after="180"/>
+      </w:pPr>
+      <w:r>
+        <w:rPr>
+          <w:b w:val="0"/>
+        </w:rPr>
         <w:t>Current milestone: Test changed cases. Keep normal, boundary and failure cases; compare expected and observed results.</w:t>
       </w:r>
     </w:p>
     <w:p>
-      <w:r>
-        <w:t>In sorter trials, record predicted categories before collecting reference evidence, then retain disagreements for investigation.</w:t>
+      <w:pPr>
+        <w:spacing w:line="336" w:lineRule="auto" w:after="180"/>
+      </w:pPr>
+      <w:r>
+        <w:rPr>
+          <w:b w:val="0"/>
+        </w:rPr>
+        <w:t xml:space="preserve">In sorter trials, record predicted categories before collecting reference </w:t>
+      </w:r>
+      <w:r>
+        <w:rPr>
+          <w:b/>
+        </w:rPr>
+        <w:t>evidence</w:t>
+      </w:r>
+      <w:r>
+        <w:rPr>
+          <w:b w:val="0"/>
+        </w:rPr>
+        <w:t>, then retain disagreements for investigation.</w:t>
       </w:r>
     </w:p>
     <w:tbl>
@@ -1474,11 +2318,28 @@
     </w:p>
     <w:p>
       <w:r>
+        <w:t>Try the supported questions before comparing with hints and feedback. Record what you repaired and the evidence you retained.</w:t>
+      </w:r>
+    </w:p>
+    <w:p>
+      <w:pPr>
+        <w:spacing w:line="336" w:lineRule="auto" w:after="180"/>
+      </w:pPr>
+      <w:r>
+        <w:rPr>
+          <w:b w:val="0"/>
+        </w:rPr>
         <w:t>Use this supported practice once, in the browser or on paper. Keep the reserved independent assessment for a separate first attempt before teacher feedback.</w:t>
       </w:r>
     </w:p>
     <w:p>
-      <w:r>
+      <w:pPr>
+        <w:spacing w:line="336" w:lineRule="auto" w:after="180"/>
+      </w:pPr>
+      <w:r>
+        <w:rPr>
+          <w:b w:val="0"/>
+        </w:rPr>
         <w:t>A fictional drying trial uses a fixed rule and later measures what actually happened.</w:t>
       </w:r>
     </w:p>
@@ -1491,28 +2352,110 @@
       </w:r>
     </w:p>
     <w:p>
-      <w:r>
-        <w:t>Which labelled step matches this detail? Prediction quick disagrees with observation slow.</w:t>
-      </w:r>
-    </w:p>
-    <w:p>
-      <w:r>
+      <w:pPr>
+        <w:spacing w:line="336" w:lineRule="auto" w:after="180"/>
+      </w:pPr>
+      <w:r>
+        <w:rPr>
+          <w:b w:val="0"/>
+        </w:rPr>
+        <w:t xml:space="preserve">Which labelled step matches this detail? </w:t>
+      </w:r>
+      <w:r>
+        <w:rPr>
+          <w:b/>
+        </w:rPr>
+        <w:t>Prediction</w:t>
+      </w:r>
+      <w:r>
+        <w:rPr>
+          <w:b w:val="0"/>
+        </w:rPr>
+        <w:t xml:space="preserve"> quick disagrees with </w:t>
+      </w:r>
+      <w:r>
+        <w:rPr>
+          <w:b/>
+        </w:rPr>
+        <w:t>observation</w:t>
+      </w:r>
+      <w:r>
+        <w:rPr>
+          <w:b w:val="0"/>
+        </w:rPr>
+        <w:t xml:space="preserve"> slow.</w:t>
+      </w:r>
+    </w:p>
+    <w:p>
+      <w:pPr>
+        <w:spacing w:line="336" w:lineRule="auto" w:after="180"/>
+        <w:shd w:fill="F4F9FC"/>
+      </w:pPr>
+      <w:r>
+        <w:rPr>
+          <w:b w:val="0"/>
+        </w:rPr>
         <w:t>1. Predict</w:t>
       </w:r>
     </w:p>
     <w:p>
-      <w:r>
-        <w:t>2. Compare evidence</w:t>
-      </w:r>
-    </w:p>
-    <w:p>
-      <w:r>
+      <w:pPr>
+        <w:spacing w:line="336" w:lineRule="auto" w:after="180"/>
+        <w:shd w:fill="F4F9FC"/>
+      </w:pPr>
+      <w:r>
+        <w:rPr>
+          <w:b w:val="0"/>
+        </w:rPr>
+        <w:t xml:space="preserve">2. Compare </w:t>
+      </w:r>
+      <w:r>
+        <w:rPr>
+          <w:b/>
+        </w:rPr>
+        <w:t>evidence</w:t>
+      </w:r>
+    </w:p>
+    <w:p>
+      <w:pPr>
+        <w:spacing w:line="336" w:lineRule="auto" w:after="180"/>
+        <w:shd w:fill="F4F9FC"/>
+      </w:pPr>
+      <w:r>
+        <w:rPr>
+          <w:b w:val="0"/>
+        </w:rPr>
         <w:t>3. Observe later</w:t>
       </w:r>
     </w:p>
     <w:p>
-      <w:r>
-        <w:t>4. Prediction input</w:t>
+      <w:pPr>
+        <w:spacing w:line="336" w:lineRule="auto" w:after="180"/>
+        <w:shd w:fill="F4F9FC"/>
+      </w:pPr>
+      <w:r>
+        <w:rPr>
+          <w:b w:val="0"/>
+        </w:rPr>
+        <w:t xml:space="preserve">4. </w:t>
+      </w:r>
+      <w:r>
+        <w:rPr>
+          <w:b/>
+        </w:rPr>
+        <w:t>Prediction</w:t>
+      </w:r>
+      <w:r>
+        <w:rPr>
+          <w:b w:val="0"/>
+        </w:rPr>
+        <w:t xml:space="preserve"> </w:t>
+      </w:r>
+      <w:r>
+        <w:rPr>
+          <w:b/>
+        </w:rPr>
+        <w:t>input</w:t>
       </w:r>
     </w:p>
     <w:p>
@@ -1549,48 +2492,246 @@
       </w:r>
     </w:p>
     <w:p>
-      <w:r>
+      <w:pPr>
+        <w:pStyle w:val="Heading3"/>
+      </w:pPr>
+      <w:r>
+        <w:t>Hint · try first</w:t>
+      </w:r>
+    </w:p>
+    <w:p>
+      <w:pPr>
+        <w:spacing w:line="336" w:lineRule="auto" w:after="180"/>
+        <w:shd w:fill="F1F6F8"/>
+      </w:pPr>
+      <w:r>
+        <w:rPr>
+          <w:b w:val="0"/>
+        </w:rPr>
         <w:t>Hint if needed: Read the steps in the pictorial case. Match the supplied detail to the stage that performs or records it.</w:t>
       </w:r>
     </w:p>
     <w:p>
-      <w:r>
-        <w:t>After your attempt, compare with the supported explanation: Compare evidence Prediction quick disagrees with observation slow. The moisture score generates a prediction; it is not the observed drying time. The later measurement supplies separate evidence under the stated observation policy. Save both values and their units. Altering the recorded time to match D would destroy the evaluation rather than repair the model.</w:t>
-      </w:r>
-    </w:p>
-    <w:p>
       <w:pPr>
         <w:pStyle w:val="Heading3"/>
       </w:pPr>
       <w:r>
+        <w:t>Feedback · compare after trying</w:t>
+      </w:r>
+    </w:p>
+    <w:p>
+      <w:pPr>
+        <w:spacing w:line="336" w:lineRule="auto" w:after="180"/>
+        <w:shd w:fill="F1F6FC"/>
+      </w:pPr>
+      <w:r>
+        <w:rPr>
+          <w:b w:val="0"/>
+        </w:rPr>
+        <w:t xml:space="preserve">After your attempt, compare with the supported explanation: Compare </w:t>
+      </w:r>
+      <w:r>
+        <w:rPr>
+          <w:b/>
+        </w:rPr>
+        <w:t>evidence</w:t>
+      </w:r>
+      <w:r>
+        <w:rPr>
+          <w:b w:val="0"/>
+        </w:rPr>
+        <w:t xml:space="preserve"> </w:t>
+      </w:r>
+      <w:r>
+        <w:rPr>
+          <w:b/>
+        </w:rPr>
+        <w:t>Prediction</w:t>
+      </w:r>
+      <w:r>
+        <w:rPr>
+          <w:b w:val="0"/>
+        </w:rPr>
+        <w:t xml:space="preserve"> quick disagrees with </w:t>
+      </w:r>
+      <w:r>
+        <w:rPr>
+          <w:b/>
+        </w:rPr>
+        <w:t>observation</w:t>
+      </w:r>
+      <w:r>
+        <w:rPr>
+          <w:b w:val="0"/>
+        </w:rPr>
+        <w:t xml:space="preserve"> slow. The moisture score generates a </w:t>
+      </w:r>
+      <w:r>
+        <w:rPr>
+          <w:b/>
+        </w:rPr>
+        <w:t>prediction</w:t>
+      </w:r>
+      <w:r>
+        <w:rPr>
+          <w:b w:val="0"/>
+        </w:rPr>
+        <w:t>; it is not the observed drying time.</w:t>
+      </w:r>
+    </w:p>
+    <w:p>
+      <w:pPr>
+        <w:spacing w:line="336" w:lineRule="auto" w:after="180"/>
+        <w:shd w:fill="F1F6FC"/>
+      </w:pPr>
+      <w:r>
+        <w:rPr>
+          <w:b w:val="0"/>
+        </w:rPr>
+        <w:t xml:space="preserve">The later measurement supplies separate </w:t>
+      </w:r>
+      <w:r>
+        <w:rPr>
+          <w:b/>
+        </w:rPr>
+        <w:t>evidence</w:t>
+      </w:r>
+      <w:r>
+        <w:rPr>
+          <w:b w:val="0"/>
+        </w:rPr>
+        <w:t xml:space="preserve"> under the stated </w:t>
+      </w:r>
+      <w:r>
+        <w:rPr>
+          <w:b/>
+        </w:rPr>
+        <w:t>observation</w:t>
+      </w:r>
+      <w:r>
+        <w:rPr>
+          <w:b w:val="0"/>
+        </w:rPr>
+        <w:t xml:space="preserve"> policy. Save both values and their units. Altering the recorded time to match D would destroy the evaluation rather than repair the model.</w:t>
+      </w:r>
+    </w:p>
+    <w:p>
+      <w:pPr>
+        <w:pStyle w:val="Heading3"/>
+      </w:pPr>
+      <w:r>
         <w:t>Practice 2: explain the deciding evidence</w:t>
       </w:r>
     </w:p>
     <w:p>
-      <w:r>
-        <w:t>Changed-case practice: Keep score 4 but measure exactly 8 minutes. Which conclusion is supported by the supplied facts?</w:t>
-      </w:r>
-    </w:p>
-    <w:p>
-      <w:r>
-        <w:t>1. The observed label becomes quick and agrees with the prediction.</w:t>
-      </w:r>
-    </w:p>
-    <w:p>
-      <w:r>
-        <w:t>2. We can decide the result without examining the changed input or the procedure.</w:t>
-      </w:r>
-    </w:p>
-    <w:p>
-      <w:r>
-        <w:t>3. This one example guarantees correct results for every future input.</w:t>
-      </w:r>
-    </w:p>
-    <w:p>
       <w:pPr>
         <w:pStyle w:val="Heading3"/>
       </w:pPr>
       <w:r>
+        <w:t>Changed case · predict first</w:t>
+      </w:r>
+    </w:p>
+    <w:p>
+      <w:pPr>
+        <w:spacing w:line="336" w:lineRule="auto" w:after="180"/>
+        <w:shd w:fill="F5F1FB"/>
+      </w:pPr>
+      <w:r>
+        <w:rPr>
+          <w:b w:val="0"/>
+        </w:rPr>
+        <w:t xml:space="preserve">Changed-case practice: Keep score 4 but measure exactly 8 minutes. Which conclusion is supported by the supplied </w:t>
+      </w:r>
+      <w:r>
+        <w:rPr>
+          <w:b/>
+        </w:rPr>
+        <w:t>fact</w:t>
+      </w:r>
+      <w:r>
+        <w:rPr>
+          <w:b w:val="0"/>
+        </w:rPr>
+        <w:t>s?</w:t>
+      </w:r>
+    </w:p>
+    <w:p>
+      <w:pPr>
+        <w:spacing w:line="336" w:lineRule="auto" w:after="180"/>
+        <w:shd w:fill="F4F9FC"/>
+      </w:pPr>
+      <w:r>
+        <w:rPr>
+          <w:b w:val="0"/>
+        </w:rPr>
+        <w:t xml:space="preserve">1. The observed label becomes quick and agrees with the </w:t>
+      </w:r>
+      <w:r>
+        <w:rPr>
+          <w:b/>
+        </w:rPr>
+        <w:t>prediction</w:t>
+      </w:r>
+      <w:r>
+        <w:rPr>
+          <w:b w:val="0"/>
+        </w:rPr>
+        <w:t>.</w:t>
+      </w:r>
+    </w:p>
+    <w:p>
+      <w:pPr>
+        <w:spacing w:line="336" w:lineRule="auto" w:after="180"/>
+        <w:shd w:fill="F4F9FC"/>
+      </w:pPr>
+      <w:r>
+        <w:rPr>
+          <w:b w:val="0"/>
+        </w:rPr>
+        <w:t xml:space="preserve">2. We can decide the result without examining the changed </w:t>
+      </w:r>
+      <w:r>
+        <w:rPr>
+          <w:b/>
+        </w:rPr>
+        <w:t>input</w:t>
+      </w:r>
+      <w:r>
+        <w:rPr>
+          <w:b w:val="0"/>
+        </w:rPr>
+        <w:t xml:space="preserve"> or the procedure.</w:t>
+      </w:r>
+    </w:p>
+    <w:p>
+      <w:pPr>
+        <w:spacing w:line="336" w:lineRule="auto" w:after="180"/>
+        <w:shd w:fill="F4F9FC"/>
+      </w:pPr>
+      <w:r>
+        <w:rPr>
+          <w:b w:val="0"/>
+        </w:rPr>
+        <w:t xml:space="preserve">3. This one example guarantees correct results for every future </w:t>
+      </w:r>
+      <w:r>
+        <w:rPr>
+          <w:b/>
+        </w:rPr>
+        <w:t>input</w:t>
+      </w:r>
+      <w:r>
+        <w:rPr>
+          <w:b w:val="0"/>
+        </w:rPr>
+        <w:t>.</w:t>
+      </w:r>
+    </w:p>
+    <w:p>
+      <w:pPr>
+        <w:pStyle w:val="Heading3"/>
+      </w:pPr>
+      <w:r>
         <w:t>My selected conclusion, deciding fact and explanation</w:t>
       </w:r>
     </w:p>
@@ -1620,36 +2761,177 @@
       </w:r>
     </w:p>
     <w:p>
-      <w:r>
-        <w:t>Hint if needed: Use the changed condition and the deciding step in the pictorial trace. The answer must say what follows from those facts.</w:t>
-      </w:r>
-    </w:p>
-    <w:p>
-      <w:r>
-        <w:t>After your attempt, compare with the supported explanation: The observed label becomes quick and agrees with the prediction. Above 8 is strict: equality is quick under this policy.</w:t>
-      </w:r>
-    </w:p>
-    <w:p>
       <w:pPr>
         <w:pStyle w:val="Heading3"/>
       </w:pPr>
       <w:r>
+        <w:t>Hint · try first</w:t>
+      </w:r>
+    </w:p>
+    <w:p>
+      <w:pPr>
+        <w:spacing w:line="336" w:lineRule="auto" w:after="180"/>
+        <w:shd w:fill="F1F6F8"/>
+      </w:pPr>
+      <w:r>
+        <w:rPr>
+          <w:b w:val="0"/>
+        </w:rPr>
+        <w:t xml:space="preserve">Hint if needed: Use the changed condition and the deciding step in the pictorial trace. The answer must say what follows from those </w:t>
+      </w:r>
+      <w:r>
+        <w:rPr>
+          <w:b/>
+        </w:rPr>
+        <w:t>fact</w:t>
+      </w:r>
+      <w:r>
+        <w:rPr>
+          <w:b w:val="0"/>
+        </w:rPr>
+        <w:t>s.</w:t>
+      </w:r>
+    </w:p>
+    <w:p>
+      <w:pPr>
+        <w:pStyle w:val="Heading3"/>
+      </w:pPr>
+      <w:r>
+        <w:t>Feedback · compare after trying</w:t>
+      </w:r>
+    </w:p>
+    <w:p>
+      <w:pPr>
+        <w:spacing w:line="336" w:lineRule="auto" w:after="180"/>
+        <w:shd w:fill="F1F6FC"/>
+      </w:pPr>
+      <w:r>
+        <w:rPr>
+          <w:b w:val="0"/>
+        </w:rPr>
+        <w:t xml:space="preserve">After your attempt, compare with the supported explanation: The observed label becomes quick and agrees with the </w:t>
+      </w:r>
+      <w:r>
+        <w:rPr>
+          <w:b/>
+        </w:rPr>
+        <w:t>prediction</w:t>
+      </w:r>
+      <w:r>
+        <w:rPr>
+          <w:b w:val="0"/>
+        </w:rPr>
+        <w:t>. Above 8 is strict: equality is quick under this policy.</w:t>
+      </w:r>
+    </w:p>
+    <w:p>
+      <w:pPr>
+        <w:pStyle w:val="Heading3"/>
+      </w:pPr>
+      <w:r>
         <w:t>Repair a missing building block</w:t>
       </w:r>
     </w:p>
     <w:p>
-      <w:r>
-        <w:t>Review Boundaries and 'Not Sure' (ai-1/16). Goal: Identify a specific source of uncertainty and explain how it affects a prediction. Short practice: Which original block needs a better width before accepting or rejecting it? What should the reviewer do?. Return to this week and explain what you changed.</w:t>
-      </w:r>
-    </w:p>
-    <w:p>
-      <w:r>
-        <w:t>Review Build a Human Classifier (ai-1/14). Goal: Construct a classifier with a stated input format, selected rule and recorded output. Short practice: Trace 0 cm and explain why clarification is different from predicting short.. Return to this week and explain what you changed.</w:t>
-      </w:r>
-    </w:p>
-    <w:p>
-      <w:r>
-        <w:t>Review Repeating Efficiently (ai-1/11). Goal: Trace a loop by testing its condition before every repetition. Short practice: Trace a fresh start of 9. How many additions occur, and must the report equal 10?. Return to this week and explain what you changed.</w:t>
+      <w:pPr>
+        <w:spacing w:line="336" w:lineRule="auto" w:after="180"/>
+      </w:pPr>
+      <w:r>
+        <w:rPr>
+          <w:b w:val="0"/>
+        </w:rPr>
+        <w:t xml:space="preserve">Review Boundaries and 'Not Sure' (ai-1/16). Goal: Identify a specific source of uncertainty and explain how it affects a </w:t>
+      </w:r>
+      <w:r>
+        <w:rPr>
+          <w:b/>
+        </w:rPr>
+        <w:t>prediction</w:t>
+      </w:r>
+      <w:r>
+        <w:rPr>
+          <w:b w:val="0"/>
+        </w:rPr>
+        <w:t>. Short practice: Which original block needs a better width before accepting or rejecting it?</w:t>
+      </w:r>
+    </w:p>
+    <w:p>
+      <w:pPr>
+        <w:spacing w:line="336" w:lineRule="auto" w:after="180"/>
+      </w:pPr>
+      <w:r>
+        <w:rPr>
+          <w:b w:val="0"/>
+        </w:rPr>
+        <w:t>What should the reviewer do?. Return to this week and explain what you changed.</w:t>
+      </w:r>
+    </w:p>
+    <w:p>
+      <w:pPr>
+        <w:spacing w:line="336" w:lineRule="auto" w:after="180"/>
+      </w:pPr>
+      <w:r>
+        <w:rPr>
+          <w:b w:val="0"/>
+        </w:rPr>
+        <w:t xml:space="preserve">Review Build a Human Classifier (ai-1/14). Goal: Construct a classifier with a stated </w:t>
+      </w:r>
+      <w:r>
+        <w:rPr>
+          <w:b/>
+        </w:rPr>
+        <w:t>input</w:t>
+      </w:r>
+      <w:r>
+        <w:rPr>
+          <w:b w:val="0"/>
+        </w:rPr>
+        <w:t xml:space="preserve"> format, selected rule and recorded </w:t>
+      </w:r>
+      <w:r>
+        <w:rPr>
+          <w:b/>
+        </w:rPr>
+        <w:t>output</w:t>
+      </w:r>
+      <w:r>
+        <w:rPr>
+          <w:b w:val="0"/>
+        </w:rPr>
+        <w:t>.</w:t>
+      </w:r>
+    </w:p>
+    <w:p>
+      <w:pPr>
+        <w:spacing w:line="336" w:lineRule="auto" w:after="180"/>
+      </w:pPr>
+      <w:r>
+        <w:rPr>
+          <w:b w:val="0"/>
+        </w:rPr>
+        <w:t>Short practice: Trace 0 cm and explain why clarification is different from predicting short.. Return to this week and explain what you changed.</w:t>
+      </w:r>
+    </w:p>
+    <w:p>
+      <w:pPr>
+        <w:spacing w:line="336" w:lineRule="auto" w:after="180"/>
+      </w:pPr>
+      <w:r>
+        <w:rPr>
+          <w:b w:val="0"/>
+        </w:rPr>
+        <w:t>Review Repeating Efficiently (ai-1/11). Goal: Trace a loop by testing its condition before every repetition. Short practice: Trace a fresh start of 9. How many additions occur, and must the report equal 10?.</w:t>
+      </w:r>
+    </w:p>
+    <w:p>
+      <w:pPr>
+        <w:spacing w:line="336" w:lineRule="auto" w:after="180"/>
+      </w:pPr>
+      <w:r>
+        <w:rPr>
+          <w:b w:val="0"/>
+        </w:rPr>
+        <w:t>Return to this week and explain what you changed.</w:t>
       </w:r>
     </w:p>
     <w:p>
@@ -1661,8 +2943,37 @@
       </w:r>
     </w:p>
     <w:p>
-      <w:r>
-        <w:t>Use Download completed work in the hosted lesson to export your answers, reflections, practice feedback and code-run evidence. Open the HTML copy to read or print it. Drafts stay in this browser when storage is available; clear drafts on a shared device.</w:t>
+      <w:pPr>
+        <w:spacing w:line="336" w:lineRule="auto" w:after="180"/>
+      </w:pPr>
+      <w:r>
+        <w:rPr>
+          <w:b w:val="0"/>
+        </w:rPr>
+        <w:t xml:space="preserve">Use Download completed work in the hosted lesson to export your answers, reflections, practice feedback and code-run </w:t>
+      </w:r>
+      <w:r>
+        <w:rPr>
+          <w:b/>
+        </w:rPr>
+        <w:t>evidence</w:t>
+      </w:r>
+      <w:r>
+        <w:rPr>
+          <w:b w:val="0"/>
+        </w:rPr>
+        <w:t>. Open the HTML copy to read or print it.</w:t>
+      </w:r>
+    </w:p>
+    <w:p>
+      <w:pPr>
+        <w:spacing w:line="336" w:lineRule="auto" w:after="180"/>
+      </w:pPr>
+      <w:r>
+        <w:rPr>
+          <w:b w:val="0"/>
+        </w:rPr>
+        <w:t>Drafts stay in this browser when storage is available; clear drafts on a shared device.</w:t>
       </w:r>
     </w:p>
     <w:p>
@@ -1676,6 +2987,885 @@
     <w:p>
       <w:r>
         <w:t>________________________________________________________________</w:t>
+      </w:r>
+    </w:p>
+    <w:p>
+      <w:r>
+        <w:t>________________________________________________________________</w:t>
+      </w:r>
+    </w:p>
+    <w:p>
+      <w:r>
+        <w:t>________________________________________________________________</w:t>
+      </w:r>
+    </w:p>
+    <w:p>
+      <w:r>
+        <w:t>________________________________________________________________</w:t>
+      </w:r>
+    </w:p>
+    <w:p>
+      <w:r>
+        <w:t>________________________________________________________________</w:t>
+      </w:r>
+    </w:p>
+    <w:p>
+      <w:pPr>
+        <w:pStyle w:val="Heading1"/>
+      </w:pPr>
+      <w:r>
+        <w:t>21. Visual concept journey</w:t>
+      </w:r>
+    </w:p>
+    <w:p>
+      <w:r>
+        <w:t>Explain each Prediction Is Not Fact picture from its labels, then record a relevant limit.</w:t>
+      </w:r>
+    </w:p>
+    <w:p>
+      <w:pPr>
+        <w:pStyle w:val="Heading3"/>
+      </w:pPr>
+      <w:r>
+        <w:t>01. Prediction Is Not Fact: the case</w:t>
+      </w:r>
+    </w:p>
+    <w:p>
+      <w:r>
+        <w:drawing>
+          <wp:inline xmlns:a="http://schemas.openxmlformats.org/drawingml/2006/main" xmlns:pic="http://schemas.openxmlformats.org/drawingml/2006/picture">
+            <wp:extent cx="5486400" cy="2840736"/>
+            <wp:docPr id="2" name="Picture 2" descr="A fictional drying trial uses a fixed rule and later measures what actually happened. Supplied facts: Model D predicts slow when moisture score is at least 5; quick otherwise. Observation policy: slow if drying takes above 8 minutes; quick otherwise. Trial T has score 4 and measured time 9 minutes."/>
+            <wp:cNvGraphicFramePr>
+              <a:graphicFrameLocks noChangeAspect="1"/>
+            </wp:cNvGraphicFramePr>
+            <a:graphic>
+              <a:graphicData uri="http://schemas.openxmlformats.org/drawingml/2006/picture">
+                <pic:pic>
+                  <pic:nvPicPr>
+                    <pic:cNvPr id="0" name="academy-story-ai-1-17-01.png"/>
+                    <pic:cNvPicPr/>
+                  </pic:nvPicPr>
+                  <pic:blipFill>
+                    <a:blip r:embed="rId10"/>
+                    <a:stretch>
+                      <a:fillRect/>
+                    </a:stretch>
+                  </pic:blipFill>
+                  <pic:spPr>
+                    <a:xfrm>
+                      <a:off x="0" y="0"/>
+                      <a:ext cx="5486400" cy="2840736"/>
+                    </a:xfrm>
+                    <a:prstGeom prst="rect"/>
+                  </pic:spPr>
+                </pic:pic>
+              </a:graphicData>
+            </a:graphic>
+          </wp:inline>
+        </w:drawing>
+      </w:r>
+    </w:p>
+    <w:p>
+      <w:pPr>
+        <w:spacing w:line="336" w:lineRule="auto" w:after="180"/>
+      </w:pPr>
+      <w:r>
+        <w:rPr>
+          <w:b w:val="0"/>
+        </w:rPr>
+        <w:t xml:space="preserve">A fictional drying trial uses a fixed rule and later measures what actually happened. Supplied </w:t>
+      </w:r>
+      <w:r>
+        <w:rPr>
+          <w:b/>
+        </w:rPr>
+        <w:t>fact</w:t>
+      </w:r>
+      <w:r>
+        <w:rPr>
+          <w:b w:val="0"/>
+        </w:rPr>
+        <w:t>s: Model D predicts slow when moisture score is at least 5; quick otherwise.</w:t>
+      </w:r>
+    </w:p>
+    <w:p>
+      <w:pPr>
+        <w:spacing w:line="336" w:lineRule="auto" w:after="180"/>
+      </w:pPr>
+      <w:r>
+        <w:rPr>
+          <w:b/>
+        </w:rPr>
+        <w:t>Observation</w:t>
+      </w:r>
+      <w:r>
+        <w:rPr>
+          <w:b w:val="0"/>
+        </w:rPr>
+        <w:t xml:space="preserve"> policy: slow if drying takes above 8 minutes; quick otherwise. Trial T has score 4 and measured time 9 minutes.</w:t>
+      </w:r>
+    </w:p>
+    <w:p>
+      <w:pPr>
+        <w:spacing w:line="336" w:lineRule="auto" w:after="180"/>
+        <w:shd w:fill="F5F1FB"/>
+      </w:pPr>
+      <w:r>
+        <w:rPr>
+          <w:b w:val="0"/>
+        </w:rPr>
+        <w:t xml:space="preserve">Point to the given </w:t>
+      </w:r>
+      <w:r>
+        <w:rPr>
+          <w:b/>
+        </w:rPr>
+        <w:t>fact</w:t>
+      </w:r>
+      <w:r>
+        <w:rPr>
+          <w:b w:val="0"/>
+        </w:rPr>
+        <w:t xml:space="preserve"> that matters most. Explain why it matters.</w:t>
+      </w:r>
+    </w:p>
+    <w:p>
+      <w:pPr>
+        <w:pStyle w:val="Heading3"/>
+      </w:pPr>
+      <w:r>
+        <w:t>My picture explanation, deciding evidence and one limit</w:t>
+      </w:r>
+    </w:p>
+    <w:p>
+      <w:r>
+        <w:t>________________________________________________________________</w:t>
+      </w:r>
+    </w:p>
+    <w:p>
+      <w:r>
+        <w:t>________________________________________________________________</w:t>
+      </w:r>
+    </w:p>
+    <w:p>
+      <w:r>
+        <w:t>________________________________________________________________</w:t>
+      </w:r>
+    </w:p>
+    <w:p>
+      <w:r>
+        <w:t>________________________________________________________________</w:t>
+      </w:r>
+    </w:p>
+    <w:p>
+      <w:pPr>
+        <w:pStyle w:val="Heading3"/>
+      </w:pPr>
+      <w:r>
+        <w:t>02. Follow the deciding steps</w:t>
+      </w:r>
+    </w:p>
+    <w:p>
+      <w:r>
+        <w:drawing>
+          <wp:inline xmlns:a="http://schemas.openxmlformats.org/drawingml/2006/main" xmlns:pic="http://schemas.openxmlformats.org/drawingml/2006/picture">
+            <wp:extent cx="5486400" cy="4005072"/>
+            <wp:docPr id="3" name="Picture 3" descr="Prediction input: T has moisture score 4. → Predict: 4 is below 5, so D predicts quick. → Observe later: Measured time is 9 minutes; above 8 means observed slow. → Compare evidence: Prediction quick disagrees with observation slow."/>
+            <wp:cNvGraphicFramePr>
+              <a:graphicFrameLocks noChangeAspect="1"/>
+            </wp:cNvGraphicFramePr>
+            <a:graphic>
+              <a:graphicData uri="http://schemas.openxmlformats.org/drawingml/2006/picture">
+                <pic:pic>
+                  <pic:nvPicPr>
+                    <pic:cNvPr id="0" name="academy-story-ai-1-17-02.png"/>
+                    <pic:cNvPicPr/>
+                  </pic:nvPicPr>
+                  <pic:blipFill>
+                    <a:blip r:embed="rId11"/>
+                    <a:stretch>
+                      <a:fillRect/>
+                    </a:stretch>
+                  </pic:blipFill>
+                  <pic:spPr>
+                    <a:xfrm>
+                      <a:off x="0" y="0"/>
+                      <a:ext cx="5486400" cy="4005072"/>
+                    </a:xfrm>
+                    <a:prstGeom prst="rect"/>
+                  </pic:spPr>
+                </pic:pic>
+              </a:graphicData>
+            </a:graphic>
+          </wp:inline>
+        </w:drawing>
+      </w:r>
+    </w:p>
+    <w:p>
+      <w:pPr>
+        <w:spacing w:line="336" w:lineRule="auto" w:after="180"/>
+      </w:pPr>
+      <w:r>
+        <w:rPr>
+          <w:b/>
+        </w:rPr>
+        <w:t>Prediction</w:t>
+      </w:r>
+      <w:r>
+        <w:rPr>
+          <w:b w:val="0"/>
+        </w:rPr>
+        <w:t xml:space="preserve"> </w:t>
+      </w:r>
+      <w:r>
+        <w:rPr>
+          <w:b/>
+        </w:rPr>
+        <w:t>input</w:t>
+      </w:r>
+      <w:r>
+        <w:rPr>
+          <w:b w:val="0"/>
+        </w:rPr>
+        <w:t xml:space="preserve">: T has moisture score 4. → Predict: 4 is below 5, so D predicts quick. → Observe later: Measured time is 9 minutes; above 8 means observed slow. → Compare </w:t>
+      </w:r>
+      <w:r>
+        <w:rPr>
+          <w:b/>
+        </w:rPr>
+        <w:t>evidence</w:t>
+      </w:r>
+      <w:r>
+        <w:rPr>
+          <w:b w:val="0"/>
+        </w:rPr>
+        <w:t xml:space="preserve">: </w:t>
+      </w:r>
+      <w:r>
+        <w:rPr>
+          <w:b/>
+        </w:rPr>
+        <w:t>Prediction</w:t>
+      </w:r>
+      <w:r>
+        <w:rPr>
+          <w:b w:val="0"/>
+        </w:rPr>
+        <w:t xml:space="preserve"> quick disagrees with </w:t>
+      </w:r>
+      <w:r>
+        <w:rPr>
+          <w:b/>
+        </w:rPr>
+        <w:t>observation</w:t>
+      </w:r>
+      <w:r>
+        <w:rPr>
+          <w:b w:val="0"/>
+        </w:rPr>
+        <w:t xml:space="preserve"> slow.</w:t>
+      </w:r>
+    </w:p>
+    <w:p>
+      <w:pPr>
+        <w:spacing w:line="336" w:lineRule="auto" w:after="180"/>
+        <w:shd w:fill="F5F1FB"/>
+      </w:pPr>
+      <w:r>
+        <w:rPr>
+          <w:b w:val="0"/>
+        </w:rPr>
+        <w:t xml:space="preserve">Point to each numbered stage and explain which recorded </w:t>
+      </w:r>
+      <w:r>
+        <w:rPr>
+          <w:b/>
+        </w:rPr>
+        <w:t>input</w:t>
+      </w:r>
+      <w:r>
+        <w:rPr>
+          <w:b w:val="0"/>
+        </w:rPr>
+        <w:t xml:space="preserve"> it uses.</w:t>
+      </w:r>
+    </w:p>
+    <w:p>
+      <w:pPr>
+        <w:pStyle w:val="Heading3"/>
+      </w:pPr>
+      <w:r>
+        <w:t>My picture explanation, deciding evidence and one limit</w:t>
+      </w:r>
+    </w:p>
+    <w:p>
+      <w:r>
+        <w:t>________________________________________________________________</w:t>
+      </w:r>
+    </w:p>
+    <w:p>
+      <w:r>
+        <w:t>________________________________________________________________</w:t>
+      </w:r>
+    </w:p>
+    <w:p>
+      <w:r>
+        <w:t>________________________________________________________________</w:t>
+      </w:r>
+    </w:p>
+    <w:p>
+      <w:r>
+        <w:t>________________________________________________________________</w:t>
+      </w:r>
+    </w:p>
+    <w:p>
+      <w:pPr>
+        <w:pStyle w:val="Heading3"/>
+      </w:pPr>
+      <w:r>
+        <w:t>03. Two records meet at a comparison</w:t>
+      </w:r>
+    </w:p>
+    <w:p>
+      <w:r>
+        <w:drawing>
+          <wp:inline xmlns:a="http://schemas.openxmlformats.org/drawingml/2006/main" xmlns:pic="http://schemas.openxmlformats.org/drawingml/2006/picture">
+            <wp:extent cx="5486400" cy="2834640"/>
+            <wp:docPr id="4" name="Picture 4" descr="Two records meet at a comparison. A: height 4 cm | Distance 3 units | Near matches near. B: height 6 cm | Distance 3 units | Far differs from near. C: height 8 cm | Distance 5 units | Far matches far"/>
+            <wp:cNvGraphicFramePr>
+              <a:graphicFrameLocks noChangeAspect="1"/>
+            </wp:cNvGraphicFramePr>
+            <a:graphic>
+              <a:graphicData uri="http://schemas.openxmlformats.org/drawingml/2006/picture">
+                <pic:pic>
+                  <pic:nvPicPr>
+                    <pic:cNvPr id="0" name="academy-story-ai-1-17-03.png"/>
+                    <pic:cNvPicPr/>
+                  </pic:nvPicPr>
+                  <pic:blipFill>
+                    <a:blip r:embed="rId12"/>
+                    <a:stretch>
+                      <a:fillRect/>
+                    </a:stretch>
+                  </pic:blipFill>
+                  <pic:spPr>
+                    <a:xfrm>
+                      <a:off x="0" y="0"/>
+                      <a:ext cx="5486400" cy="2834640"/>
+                    </a:xfrm>
+                    <a:prstGeom prst="rect"/>
+                  </pic:spPr>
+                </pic:pic>
+              </a:graphicData>
+            </a:graphic>
+          </wp:inline>
+        </w:drawing>
+      </w:r>
+    </w:p>
+    <w:p>
+      <w:pPr>
+        <w:spacing w:line="336" w:lineRule="auto" w:after="180"/>
+      </w:pPr>
+      <w:r>
+        <w:rPr>
+          <w:b w:val="0"/>
+        </w:rPr>
+        <w:t>Two records meet at a comparison. A: height 4 cm | Distance 3 units | Near matches near. B: height 6 cm | Distance 3 units | Far differs from near. C: height 8 cm | Distance 5 units | Far matches far</w:t>
+      </w:r>
+    </w:p>
+    <w:p>
+      <w:pPr>
+        <w:spacing w:line="336" w:lineRule="auto" w:after="180"/>
+        <w:shd w:fill="F5F1FB"/>
+      </w:pPr>
+      <w:r>
+        <w:rPr>
+          <w:b w:val="0"/>
+        </w:rPr>
+        <w:t>Read the labels and values. Explain the relationship the model shows.</w:t>
+      </w:r>
+    </w:p>
+    <w:p>
+      <w:pPr>
+        <w:pStyle w:val="Heading3"/>
+      </w:pPr>
+      <w:r>
+        <w:t>My picture explanation, deciding evidence and one limit</w:t>
+      </w:r>
+    </w:p>
+    <w:p>
+      <w:r>
+        <w:t>________________________________________________________________</w:t>
+      </w:r>
+    </w:p>
+    <w:p>
+      <w:r>
+        <w:t>________________________________________________________________</w:t>
+      </w:r>
+    </w:p>
+    <w:p>
+      <w:r>
+        <w:t>________________________________________________________________</w:t>
+      </w:r>
+    </w:p>
+    <w:p>
+      <w:r>
+        <w:t>________________________________________________________________</w:t>
+      </w:r>
+    </w:p>
+    <w:p>
+      <w:pPr>
+        <w:pStyle w:val="Heading3"/>
+      </w:pPr>
+      <w:r>
+        <w:t>04. Change one thing. Trace what follows.</w:t>
+      </w:r>
+    </w:p>
+    <w:p>
+      <w:r>
+        <w:drawing>
+          <wp:inline xmlns:a="http://schemas.openxmlformats.org/drawingml/2006/main" xmlns:pic="http://schemas.openxmlformats.org/drawingml/2006/picture">
+            <wp:extent cx="5486400" cy="3026664"/>
+            <wp:docPr id="5" name="Picture 5" descr="Original case: Prediction quick disagrees with observation slow. Changed condition: Keep score 4 but measure exactly 8 minutes. Expected result: The observed label becomes quick and agrees with the prediction. Reason: Above 8 is strict: equality is quick under this policy."/>
+            <wp:cNvGraphicFramePr>
+              <a:graphicFrameLocks noChangeAspect="1"/>
+            </wp:cNvGraphicFramePr>
+            <a:graphic>
+              <a:graphicData uri="http://schemas.openxmlformats.org/drawingml/2006/picture">
+                <pic:pic>
+                  <pic:nvPicPr>
+                    <pic:cNvPr id="0" name="academy-story-ai-1-17-04.png"/>
+                    <pic:cNvPicPr/>
+                  </pic:nvPicPr>
+                  <pic:blipFill>
+                    <a:blip r:embed="rId13"/>
+                    <a:stretch>
+                      <a:fillRect/>
+                    </a:stretch>
+                  </pic:blipFill>
+                  <pic:spPr>
+                    <a:xfrm>
+                      <a:off x="0" y="0"/>
+                      <a:ext cx="5486400" cy="3026664"/>
+                    </a:xfrm>
+                    <a:prstGeom prst="rect"/>
+                  </pic:spPr>
+                </pic:pic>
+              </a:graphicData>
+            </a:graphic>
+          </wp:inline>
+        </w:drawing>
+      </w:r>
+    </w:p>
+    <w:p>
+      <w:pPr>
+        <w:spacing w:line="336" w:lineRule="auto" w:after="180"/>
+      </w:pPr>
+      <w:r>
+        <w:rPr>
+          <w:b w:val="0"/>
+        </w:rPr>
+        <w:t xml:space="preserve">Original case: </w:t>
+      </w:r>
+      <w:r>
+        <w:rPr>
+          <w:b/>
+        </w:rPr>
+        <w:t>Prediction</w:t>
+      </w:r>
+      <w:r>
+        <w:rPr>
+          <w:b w:val="0"/>
+        </w:rPr>
+        <w:t xml:space="preserve"> quick disagrees with </w:t>
+      </w:r>
+      <w:r>
+        <w:rPr>
+          <w:b/>
+        </w:rPr>
+        <w:t>observation</w:t>
+      </w:r>
+      <w:r>
+        <w:rPr>
+          <w:b w:val="0"/>
+        </w:rPr>
+        <w:t xml:space="preserve"> slow. Changed condition: Keep score 4 but measure exactly 8 minutes. Expected result: The observed label becomes quick and agrees with the </w:t>
+      </w:r>
+      <w:r>
+        <w:rPr>
+          <w:b/>
+        </w:rPr>
+        <w:t>prediction</w:t>
+      </w:r>
+      <w:r>
+        <w:rPr>
+          <w:b w:val="0"/>
+        </w:rPr>
+        <w:t>.</w:t>
+      </w:r>
+    </w:p>
+    <w:p>
+      <w:pPr>
+        <w:spacing w:line="336" w:lineRule="auto" w:after="180"/>
+      </w:pPr>
+      <w:r>
+        <w:rPr>
+          <w:b w:val="0"/>
+        </w:rPr>
+        <w:t>Reason: Above 8 is strict: equality is quick under this policy.</w:t>
+      </w:r>
+    </w:p>
+    <w:p>
+      <w:pPr>
+        <w:spacing w:line="336" w:lineRule="auto" w:after="180"/>
+        <w:shd w:fill="F5F1FB"/>
+      </w:pPr>
+      <w:r>
+        <w:rPr>
+          <w:b w:val="0"/>
+        </w:rPr>
+        <w:t xml:space="preserve">Predict before checking the worked changed-case result. Name what changed and what the supplied </w:t>
+      </w:r>
+      <w:r>
+        <w:rPr>
+          <w:b/>
+        </w:rPr>
+        <w:t>fact</w:t>
+      </w:r>
+      <w:r>
+        <w:rPr>
+          <w:b w:val="0"/>
+        </w:rPr>
+        <w:t>s allow you to conclude.</w:t>
+      </w:r>
+    </w:p>
+    <w:p>
+      <w:pPr>
+        <w:pStyle w:val="Heading3"/>
+      </w:pPr>
+      <w:r>
+        <w:t>My picture explanation, deciding evidence and one limit</w:t>
+      </w:r>
+    </w:p>
+    <w:p>
+      <w:r>
+        <w:t>________________________________________________________________</w:t>
+      </w:r>
+    </w:p>
+    <w:p>
+      <w:r>
+        <w:t>________________________________________________________________</w:t>
+      </w:r>
+    </w:p>
+    <w:p>
+      <w:r>
+        <w:t>________________________________________________________________</w:t>
+      </w:r>
+    </w:p>
+    <w:p>
+      <w:r>
+        <w:t>________________________________________________________________</w:t>
+      </w:r>
+    </w:p>
+    <w:p>
+      <w:pPr>
+        <w:pStyle w:val="Heading3"/>
+      </w:pPr>
+      <w:r>
+        <w:t>05. Connect the explanation to its limit</w:t>
+      </w:r>
+    </w:p>
+    <w:p>
+      <w:r>
+        <w:drawing>
+          <wp:inline xmlns:a="http://schemas.openxmlformats.org/drawingml/2006/main" xmlns:pic="http://schemas.openxmlformats.org/drawingml/2006/picture">
+            <wp:extent cx="5486400" cy="2834640"/>
+            <wp:docPr id="6" name="Picture 6" descr="The moisture score generates a prediction; it is not the observed drying time. The later measurement supplies separate evidence under the stated observation policy. Save both values and their units. Altering the recorded time to match D would destroy the evaluation rather than repair the model. Limit: One failure does not prove every prediction is wrong; one agreement does not establish reliability on future trials."/>
+            <wp:cNvGraphicFramePr>
+              <a:graphicFrameLocks noChangeAspect="1"/>
+            </wp:cNvGraphicFramePr>
+            <a:graphic>
+              <a:graphicData uri="http://schemas.openxmlformats.org/drawingml/2006/picture">
+                <pic:pic>
+                  <pic:nvPicPr>
+                    <pic:cNvPr id="0" name="academy-story-ai-1-17-05.png"/>
+                    <pic:cNvPicPr/>
+                  </pic:nvPicPr>
+                  <pic:blipFill>
+                    <a:blip r:embed="rId14"/>
+                    <a:stretch>
+                      <a:fillRect/>
+                    </a:stretch>
+                  </pic:blipFill>
+                  <pic:spPr>
+                    <a:xfrm>
+                      <a:off x="0" y="0"/>
+                      <a:ext cx="5486400" cy="2834640"/>
+                    </a:xfrm>
+                    <a:prstGeom prst="rect"/>
+                  </pic:spPr>
+                </pic:pic>
+              </a:graphicData>
+            </a:graphic>
+          </wp:inline>
+        </w:drawing>
+      </w:r>
+    </w:p>
+    <w:p>
+      <w:pPr>
+        <w:spacing w:line="336" w:lineRule="auto" w:after="180"/>
+      </w:pPr>
+      <w:r>
+        <w:rPr>
+          <w:b w:val="0"/>
+        </w:rPr>
+        <w:t xml:space="preserve">The moisture score generates a </w:t>
+      </w:r>
+      <w:r>
+        <w:rPr>
+          <w:b/>
+        </w:rPr>
+        <w:t>prediction</w:t>
+      </w:r>
+      <w:r>
+        <w:rPr>
+          <w:b w:val="0"/>
+        </w:rPr>
+        <w:t xml:space="preserve">; it is not the observed drying time. The later measurement supplies separate </w:t>
+      </w:r>
+      <w:r>
+        <w:rPr>
+          <w:b/>
+        </w:rPr>
+        <w:t>evidence</w:t>
+      </w:r>
+      <w:r>
+        <w:rPr>
+          <w:b w:val="0"/>
+        </w:rPr>
+        <w:t xml:space="preserve"> under the stated </w:t>
+      </w:r>
+      <w:r>
+        <w:rPr>
+          <w:b/>
+        </w:rPr>
+        <w:t>observation</w:t>
+      </w:r>
+      <w:r>
+        <w:rPr>
+          <w:b w:val="0"/>
+        </w:rPr>
+        <w:t xml:space="preserve"> policy. Save both values and their units.</w:t>
+      </w:r>
+    </w:p>
+    <w:p>
+      <w:pPr>
+        <w:spacing w:line="336" w:lineRule="auto" w:after="180"/>
+      </w:pPr>
+      <w:r>
+        <w:rPr>
+          <w:b w:val="0"/>
+        </w:rPr>
+        <w:t xml:space="preserve">Altering the recorded time to match D would destroy the evaluation rather than repair the model. Limit: One failure does not prove every </w:t>
+      </w:r>
+      <w:r>
+        <w:rPr>
+          <w:b/>
+        </w:rPr>
+        <w:t>prediction</w:t>
+      </w:r>
+      <w:r>
+        <w:rPr>
+          <w:b w:val="0"/>
+        </w:rPr>
+        <w:t xml:space="preserve"> is wrong; one agreement does not establish reliability on future trials.</w:t>
+      </w:r>
+    </w:p>
+    <w:p>
+      <w:pPr>
+        <w:spacing w:line="336" w:lineRule="auto" w:after="180"/>
+        <w:shd w:fill="F5F1FB"/>
+      </w:pPr>
+      <w:r>
+        <w:rPr>
+          <w:b w:val="0"/>
+        </w:rPr>
+        <w:t>Explain the case, then point to a limit on the claim.</w:t>
+      </w:r>
+    </w:p>
+    <w:p>
+      <w:pPr>
+        <w:pStyle w:val="Heading3"/>
+      </w:pPr>
+      <w:r>
+        <w:t>My picture explanation, deciding evidence and one limit</w:t>
+      </w:r>
+    </w:p>
+    <w:p>
+      <w:r>
+        <w:t>________________________________________________________________</w:t>
+      </w:r>
+    </w:p>
+    <w:p>
+      <w:r>
+        <w:t>________________________________________________________________</w:t>
+      </w:r>
+    </w:p>
+    <w:p>
+      <w:r>
+        <w:t>________________________________________________________________</w:t>
+      </w:r>
+    </w:p>
+    <w:p>
+      <w:r>
+        <w:t>________________________________________________________________</w:t>
+      </w:r>
+    </w:p>
+    <w:p>
+      <w:pPr>
+        <w:pStyle w:val="Heading3"/>
+      </w:pPr>
+      <w:r>
+        <w:t>06. Make the idea visible in your project</w:t>
+      </w:r>
+    </w:p>
+    <w:p>
+      <w:r>
+        <w:drawing>
+          <wp:inline xmlns:a="http://schemas.openxmlformats.org/drawingml/2006/main" xmlns:pic="http://schemas.openxmlformats.org/drawingml/2006/picture">
+            <wp:extent cx="5486400" cy="3380232"/>
+            <wp:docPr id="7" name="Picture 7" descr="In sorter trials, record predicted categories before collecting reference evidence, then retain disagreements for investigation. Draw your input, deciding step, result and limit. Supported question: Which field changes the observation label, and which field changes the model prediction?"/>
+            <wp:cNvGraphicFramePr>
+              <a:graphicFrameLocks noChangeAspect="1"/>
+            </wp:cNvGraphicFramePr>
+            <a:graphic>
+              <a:graphicData uri="http://schemas.openxmlformats.org/drawingml/2006/picture">
+                <pic:pic>
+                  <pic:nvPicPr>
+                    <pic:cNvPr id="0" name="academy-story-ai-1-17-06.png"/>
+                    <pic:cNvPicPr/>
+                  </pic:nvPicPr>
+                  <pic:blipFill>
+                    <a:blip r:embed="rId15"/>
+                    <a:stretch>
+                      <a:fillRect/>
+                    </a:stretch>
+                  </pic:blipFill>
+                  <pic:spPr>
+                    <a:xfrm>
+                      <a:off x="0" y="0"/>
+                      <a:ext cx="5486400" cy="3380232"/>
+                    </a:xfrm>
+                    <a:prstGeom prst="rect"/>
+                  </pic:spPr>
+                </pic:pic>
+              </a:graphicData>
+            </a:graphic>
+          </wp:inline>
+        </w:drawing>
+      </w:r>
+    </w:p>
+    <w:p>
+      <w:pPr>
+        <w:spacing w:line="336" w:lineRule="auto" w:after="180"/>
+      </w:pPr>
+      <w:r>
+        <w:rPr>
+          <w:b w:val="0"/>
+        </w:rPr>
+        <w:t xml:space="preserve">In sorter trials, record predicted categories before collecting reference </w:t>
+      </w:r>
+      <w:r>
+        <w:rPr>
+          <w:b/>
+        </w:rPr>
+        <w:t>evidence</w:t>
+      </w:r>
+      <w:r>
+        <w:rPr>
+          <w:b w:val="0"/>
+        </w:rPr>
+        <w:t xml:space="preserve">, then retain disagreements for investigation. Draw your </w:t>
+      </w:r>
+      <w:r>
+        <w:rPr>
+          <w:b/>
+        </w:rPr>
+        <w:t>input</w:t>
+      </w:r>
+      <w:r>
+        <w:rPr>
+          <w:b w:val="0"/>
+        </w:rPr>
+        <w:t>, deciding step, result and limit.</w:t>
+      </w:r>
+    </w:p>
+    <w:p>
+      <w:pPr>
+        <w:spacing w:line="336" w:lineRule="auto" w:after="180"/>
+      </w:pPr>
+      <w:r>
+        <w:rPr>
+          <w:b w:val="0"/>
+        </w:rPr>
+        <w:t xml:space="preserve">Supported question: Which field changes the </w:t>
+      </w:r>
+      <w:r>
+        <w:rPr>
+          <w:b/>
+        </w:rPr>
+        <w:t>observation</w:t>
+      </w:r>
+      <w:r>
+        <w:rPr>
+          <w:b w:val="0"/>
+        </w:rPr>
+        <w:t xml:space="preserve"> label, and which field changes the model </w:t>
+      </w:r>
+      <w:r>
+        <w:rPr>
+          <w:b/>
+        </w:rPr>
+        <w:t>prediction</w:t>
+      </w:r>
+      <w:r>
+        <w:rPr>
+          <w:b w:val="0"/>
+        </w:rPr>
+        <w:t>?</w:t>
+      </w:r>
+    </w:p>
+    <w:p>
+      <w:pPr>
+        <w:spacing w:line="336" w:lineRule="auto" w:after="180"/>
+        <w:shd w:fill="F5F1FB"/>
+      </w:pPr>
+      <w:r>
+        <w:rPr>
+          <w:b w:val="0"/>
+        </w:rPr>
+        <w:t xml:space="preserve">Draw your project trace and justify the deciding step using </w:t>
+      </w:r>
+      <w:r>
+        <w:rPr>
+          <w:b/>
+        </w:rPr>
+        <w:t>evidence</w:t>
+      </w:r>
+      <w:r>
+        <w:rPr>
+          <w:b w:val="0"/>
+        </w:rPr>
+        <w:t>.</w:t>
+      </w:r>
+    </w:p>
+    <w:p>
+      <w:pPr>
+        <w:pStyle w:val="Heading3"/>
+      </w:pPr>
+      <w:r>
+        <w:t>My picture explanation, deciding evidence and one limit</w:t>
       </w:r>
     </w:p>
     <w:p>

--- a/downloads/workbook/ai-1-week-17.docx
+++ b/downloads/workbook/ai-1-week-17.docx
@@ -25,12 +25,468 @@
         <w:pStyle w:val="Heading1"/>
       </w:pPr>
       <w:r>
-        <w:t>01. Recall and choose your starting point</w:t>
-      </w:r>
-    </w:p>
-    <w:p>
-      <w:r>
-        <w:t>Record your starting explanation for Prediction Is Not Fact before opening notes. Show any later correction separately.</w:t>
+        <w:t>One connected prediction-checking record.</w:t>
+      </w:r>
+    </w:p>
+    <w:p>
+      <w:r>
+        <w:t>Identify the two quantities, test equality, preserve unresolved observations and audit a rewritten score.</w:t>
+      </w:r>
+    </w:p>
+    <w:p>
+      <w:r>
+        <w:t>Keep prediction, observation evidence and comparison status in separate fields.</w:t>
+      </w:r>
+    </w:p>
+    <w:p>
+      <w:pPr>
+        <w:pStyle w:val="Heading1"/>
+      </w:pPr>
+      <w:r>
+        <w:t>01. Recall: reconnect earlier ideas</w:t>
+      </w:r>
+    </w:p>
+    <w:p>
+      <w:r>
+        <w:t>Retrieve before opening notes.</w:t>
+      </w:r>
+    </w:p>
+    <w:p>
+      <w:pPr>
+        <w:pStyle w:val="Heading2"/>
+      </w:pPr>
+      <w:r>
+        <w:t>Retrieve and explain</w:t>
+      </w:r>
+    </w:p>
+    <w:p>
+      <w:pPr>
+        <w:pStyle w:val="ListBullet"/>
+      </w:pPr>
+      <w:r>
+        <w:t>Try the recall before opening notes. Then use a different colour or a labelled second line to correct your explanation.</w:t>
+      </w:r>
+    </w:p>
+    <w:p>
+      <w:pPr>
+        <w:pStyle w:val="ListBullet"/>
+      </w:pPr>
+      <w:r>
+        <w:t>Without opening the old lesson, explain one key idea from Boundaries and 'Not Sure'. Give an example and a mistake that the idea helps you avoid.</w:t>
+      </w:r>
+    </w:p>
+    <w:p>
+      <w:pPr>
+        <w:pStyle w:val="Heading3"/>
+      </w:pPr>
+      <w:r>
+        <w:t>My remembered idea, example and correction</w:t>
+      </w:r>
+    </w:p>
+    <w:p>
+      <w:r>
+        <w:t>________________________________________________________________</w:t>
+      </w:r>
+    </w:p>
+    <w:p>
+      <w:r>
+        <w:t>________________________________________________________________</w:t>
+      </w:r>
+    </w:p>
+    <w:p>
+      <w:r>
+        <w:t>________________________________________________________________</w:t>
+      </w:r>
+    </w:p>
+    <w:p>
+      <w:pPr>
+        <w:pStyle w:val="ListBullet"/>
+      </w:pPr>
+      <w:r>
+        <w:t>Without opening the old lesson, explain one key idea from Build a Human Classifier. Give an example and a mistake that the idea helps you avoid.</w:t>
+      </w:r>
+    </w:p>
+    <w:p>
+      <w:pPr>
+        <w:pStyle w:val="Heading3"/>
+      </w:pPr>
+      <w:r>
+        <w:t>My remembered idea, example and correction</w:t>
+      </w:r>
+    </w:p>
+    <w:p>
+      <w:r>
+        <w:t>________________________________________________________________</w:t>
+      </w:r>
+    </w:p>
+    <w:p>
+      <w:r>
+        <w:t>________________________________________________________________</w:t>
+      </w:r>
+    </w:p>
+    <w:p>
+      <w:r>
+        <w:t>________________________________________________________________</w:t>
+      </w:r>
+    </w:p>
+    <w:p>
+      <w:pPr>
+        <w:pStyle w:val="ListBullet"/>
+      </w:pPr>
+      <w:r>
+        <w:t>Without opening the old lesson, explain one key idea from Repeating Efficiently. Give an example and a mistake that the idea helps you avoid.</w:t>
+      </w:r>
+    </w:p>
+    <w:p>
+      <w:pPr>
+        <w:pStyle w:val="Heading3"/>
+      </w:pPr>
+      <w:r>
+        <w:t>My remembered idea, example and correction</w:t>
+      </w:r>
+    </w:p>
+    <w:p>
+      <w:r>
+        <w:t>________________________________________________________________</w:t>
+      </w:r>
+    </w:p>
+    <w:p>
+      <w:r>
+        <w:t>________________________________________________________________</w:t>
+      </w:r>
+    </w:p>
+    <w:p>
+      <w:r>
+        <w:t>________________________________________________________________</w:t>
+      </w:r>
+    </w:p>
+    <w:p>
+      <w:pPr>
+        <w:pStyle w:val="Heading2"/>
+      </w:pPr>
+      <w:r>
+        <w:t>Earlier wording, alternatives and picture transcripts · reference / check after trying</w:t>
+      </w:r>
+    </w:p>
+    <w:p>
+      <w:pPr>
+        <w:pStyle w:val="Heading3"/>
+      </w:pPr>
+      <w:r>
+        <w:t>Boundaries and 'Not Sure'</w:t>
+      </w:r>
+    </w:p>
+    <w:p>
+      <w:pPr>
+        <w:pStyle w:val="Heading3"/>
+      </w:pPr>
+      <w:r>
+        <w:t>Build a Human Classifier</w:t>
+      </w:r>
+    </w:p>
+    <w:p>
+      <w:pPr>
+        <w:pStyle w:val="Heading3"/>
+      </w:pPr>
+      <w:r>
+        <w:t>Repeating Efficiently</w:t>
+      </w:r>
+    </w:p>
+    <w:p>
+      <w:pPr>
+        <w:pStyle w:val="Heading1"/>
+      </w:pPr>
+      <w:r>
+        <w:t>12. W1 · Separate input, prediction and observation</w:t>
+      </w:r>
+    </w:p>
+    <w:p>
+      <w:r>
+        <w:t>Use the supplied Ramp1 reference and keep the two measured quantities distinct.</w:t>
+      </w:r>
+    </w:p>
+    <w:p>
+      <w:pPr>
+        <w:pStyle w:val="Heading2"/>
+      </w:pPr>
+      <w:r>
+        <w:t>Your evidence record</w:t>
+      </w:r>
+    </w:p>
+    <w:p>
+      <w:pPr>
+        <w:pStyle w:val="ListBullet"/>
+      </w:pPr>
+      <w:r>
+        <w:t>Ramp1 reference: allowed ramp heights are whole centimetres 1–10; predict far at height 6 cm or more and near otherwise. The separate observation policy is far at travel distance 4 floor units or more, near otherwise. Worked records A=(height 4 cm,distance 3 units), B=(6 cm,3 units), C=(8 cm,5 units). Keep each input and later observation linked by its trial ID.</w:t>
+      </w:r>
+    </w:p>
+    <w:p>
+      <w:pPr>
+        <w:pStyle w:val="ListBullet"/>
+      </w:pPr>
+      <w:r>
+        <w:t>For Ramp1 trial B, height is 6 cm and the later travel distance is 3 units. State the input, prediction, observation, observed category and comparison status. Explain why the prediction rule and outcome rule use different measurements.</w:t>
+      </w:r>
+    </w:p>
+    <w:p>
+      <w:pPr>
+        <w:pStyle w:val="Heading3"/>
+      </w:pPr>
+      <w:r>
+        <w:t>My reasoning and evidence</w:t>
+      </w:r>
+    </w:p>
+    <w:p>
+      <w:r>
+        <w:t>________________________________________________________________</w:t>
+      </w:r>
+    </w:p>
+    <w:p>
+      <w:r>
+        <w:t>________________________________________________________________</w:t>
+      </w:r>
+    </w:p>
+    <w:p>
+      <w:r>
+        <w:t>________________________________________________________________</w:t>
+      </w:r>
+    </w:p>
+    <w:p>
+      <w:r>
+        <w:t>________________________________________________________________</w:t>
+      </w:r>
+    </w:p>
+    <w:p>
+      <w:r>
+        <w:t>________________________________________________________________</w:t>
+      </w:r>
+    </w:p>
+    <w:p>
+      <w:r>
+        <w:t>________________________________________________________________</w:t>
+      </w:r>
+    </w:p>
+    <w:p>
+      <w:pPr>
+        <w:pStyle w:val="Heading1"/>
+      </w:pPr>
+      <w:r>
+        <w:t>13. W2 · Check the observation boundary</w:t>
+      </w:r>
+    </w:p>
+    <w:p>
+      <w:r>
+        <w:t>Apply the stated inclusive travel-distance rule.</w:t>
+      </w:r>
+    </w:p>
+    <w:p>
+      <w:pPr>
+        <w:pStyle w:val="Heading2"/>
+      </w:pPr>
+      <w:r>
+        <w:t>Your evidence record</w:t>
+      </w:r>
+    </w:p>
+    <w:p>
+      <w:pPr>
+        <w:pStyle w:val="ListBullet"/>
+      </w:pPr>
+      <w:r>
+        <w:t>Trial F has height 6 cm and verified travel distance exactly 4 units. Apply Ramp1 and the outcome rule. A partner says exactly 4 is near because far means greater than 4. Use the stated rule to resolve the disagreement.</w:t>
+      </w:r>
+    </w:p>
+    <w:p>
+      <w:pPr>
+        <w:pStyle w:val="Heading3"/>
+      </w:pPr>
+      <w:r>
+        <w:t>My reasoning and evidence</w:t>
+      </w:r>
+    </w:p>
+    <w:p>
+      <w:r>
+        <w:t>________________________________________________________________</w:t>
+      </w:r>
+    </w:p>
+    <w:p>
+      <w:r>
+        <w:t>________________________________________________________________</w:t>
+      </w:r>
+    </w:p>
+    <w:p>
+      <w:r>
+        <w:t>________________________________________________________________</w:t>
+      </w:r>
+    </w:p>
+    <w:p>
+      <w:r>
+        <w:t>________________________________________________________________</w:t>
+      </w:r>
+    </w:p>
+    <w:p>
+      <w:r>
+        <w:t>________________________________________________________________</w:t>
+      </w:r>
+    </w:p>
+    <w:p>
+      <w:r>
+        <w:t>________________________________________________________________</w:t>
+      </w:r>
+    </w:p>
+    <w:p>
+      <w:pPr>
+        <w:pStyle w:val="Heading1"/>
+      </w:pPr>
+      <w:r>
+        <w:t>14. W3 · Preserve missing and conflicting evidence</w:t>
+      </w:r>
+    </w:p>
+    <w:p>
+      <w:r>
+        <w:t>Request the original trial record before judging the prediction.</w:t>
+      </w:r>
+    </w:p>
+    <w:p>
+      <w:pPr>
+        <w:pStyle w:val="Heading2"/>
+      </w:pPr>
+      <w:r>
+        <w:t>Your evidence record</w:t>
+      </w:r>
+    </w:p>
+    <w:p>
+      <w:pPr>
+        <w:pStyle w:val="ListBullet"/>
+      </w:pPr>
+      <w:r>
+        <w:t>D predicts near but has no distance record. E predicts far but its two distance records say 3 and 4 units. State each comparison status, request useful evidence, and explain why neither guessing nor a new trial can establish the old trial’s outcome.</w:t>
+      </w:r>
+    </w:p>
+    <w:p>
+      <w:pPr>
+        <w:pStyle w:val="Heading3"/>
+      </w:pPr>
+      <w:r>
+        <w:t>My reasoning and evidence</w:t>
+      </w:r>
+    </w:p>
+    <w:p>
+      <w:r>
+        <w:t>________________________________________________________________</w:t>
+      </w:r>
+    </w:p>
+    <w:p>
+      <w:r>
+        <w:t>________________________________________________________________</w:t>
+      </w:r>
+    </w:p>
+    <w:p>
+      <w:r>
+        <w:t>________________________________________________________________</w:t>
+      </w:r>
+    </w:p>
+    <w:p>
+      <w:r>
+        <w:t>________________________________________________________________</w:t>
+      </w:r>
+    </w:p>
+    <w:p>
+      <w:r>
+        <w:t>________________________________________________________________</w:t>
+      </w:r>
+    </w:p>
+    <w:p>
+      <w:r>
+        <w:t>________________________________________________________________</w:t>
+      </w:r>
+    </w:p>
+    <w:p>
+      <w:pPr>
+        <w:pStyle w:val="Heading1"/>
+      </w:pPr>
+      <w:r>
+        <w:t>16. W5 · Audit a rewritten prediction record</w:t>
+      </w:r>
+    </w:p>
+    <w:p>
+      <w:r>
+        <w:t>Retain the original model output and report only established comparisons.</w:t>
+      </w:r>
+    </w:p>
+    <w:p>
+      <w:pPr>
+        <w:pStyle w:val="Heading2"/>
+      </w:pPr>
+      <w:r>
+        <w:t>Your evidence record</w:t>
+      </w:r>
+    </w:p>
+    <w:p>
+      <w:pPr>
+        <w:pStyle w:val="ListBullet"/>
+      </w:pPr>
+      <w:r>
+        <w:t>After seeing B’s observed near category, a learner replaces Ramp1’s far prediction with near. They call the new entry a corrected observation and report a perfect result for A through C. Explain the two record-keeping errors and write a defensible replacement report.</w:t>
+      </w:r>
+    </w:p>
+    <w:p>
+      <w:pPr>
+        <w:pStyle w:val="Heading3"/>
+      </w:pPr>
+      <w:r>
+        <w:t>My reasoning and evidence</w:t>
+      </w:r>
+    </w:p>
+    <w:p>
+      <w:r>
+        <w:t>________________________________________________________________</w:t>
+      </w:r>
+    </w:p>
+    <w:p>
+      <w:r>
+        <w:t>________________________________________________________________</w:t>
+      </w:r>
+    </w:p>
+    <w:p>
+      <w:r>
+        <w:t>________________________________________________________________</w:t>
+      </w:r>
+    </w:p>
+    <w:p>
+      <w:r>
+        <w:t>________________________________________________________________</w:t>
+      </w:r>
+    </w:p>
+    <w:p>
+      <w:r>
+        <w:t>________________________________________________________________</w:t>
+      </w:r>
+    </w:p>
+    <w:p>
+      <w:r>
+        <w:t>________________________________________________________________</w:t>
+      </w:r>
+    </w:p>
+    <w:p>
+      <w:pPr>
+        <w:pStyle w:val="Heading1"/>
+      </w:pPr>
+      <w:r>
+        <w:t>04. W4 · Transfer the check to drying predictions</w:t>
+      </w:r>
+    </w:p>
+    <w:p>
+      <w:r>
+        <w:t>Keep one first attempt before hints or feedback.</w:t>
+      </w:r>
+    </w:p>
+    <w:p>
+      <w:pPr>
+        <w:pStyle w:val="Heading2"/>
+      </w:pPr>
+      <w:r>
+        <w:t>Read and explain independently</w:t>
       </w:r>
     </w:p>
     <w:p>
@@ -41,15 +497,7 @@
         <w:rPr>
           <w:b w:val="0"/>
         </w:rPr>
-        <w:t>Try the recall before opening notes. Then use a different colour or a labelled second line to correct your explanation.</w:t>
-      </w:r>
-    </w:p>
-    <w:p>
-      <w:pPr>
-        <w:pStyle w:val="Heading3"/>
-      </w:pPr>
-      <w:r>
-        <w:t>Boundaries and 'Not Sure'</w:t>
+        <w:t>In a fictional paper test, Dry1 predicts slow for a moisture score of at least 7, quick otherwise. Allowed scores are whole numbers 1 through 10.</w:t>
       </w:r>
     </w:p>
     <w:p>
@@ -60,38 +508,7 @@
         <w:rPr>
           <w:b w:val="0"/>
         </w:rPr>
-        <w:t>Without opening the old lesson, explain one key idea from Boundaries and 'Not Sure'. Give an example and a mistake that the idea helps you avoid.</w:t>
-      </w:r>
-    </w:p>
-    <w:p>
-      <w:pPr>
-        <w:pStyle w:val="Heading3"/>
-      </w:pPr>
-      <w:r>
-        <w:t>My remembered idea, example and correction</w:t>
-      </w:r>
-    </w:p>
-    <w:p>
-      <w:r>
-        <w:t>________________________________________________________________</w:t>
-      </w:r>
-    </w:p>
-    <w:p>
-      <w:r>
-        <w:t>________________________________________________________________</w:t>
-      </w:r>
-    </w:p>
-    <w:p>
-      <w:r>
-        <w:t>________________________________________________________________</w:t>
-      </w:r>
-    </w:p>
-    <w:p>
-      <w:pPr>
-        <w:pStyle w:val="Heading3"/>
-      </w:pPr>
-      <w:r>
-        <w:t>Build a Human Classifier</w:t>
+        <w:t>The observed outcome is slow if drying time is greater than 10 minutes, quick otherwise. Records are P: score 6, time 12; Q: score 7, time 10; R: score 9, time 14; S: score 5, time missing.</w:t>
       </w:r>
     </w:p>
     <w:p>
@@ -102,283 +519,7 @@
         <w:rPr>
           <w:b w:val="0"/>
         </w:rPr>
-        <w:t>Without opening the old lesson, explain one key idea from Build a Human Classifier. Give an example and a mistake that the idea helps you avoid.</w:t>
-      </w:r>
-    </w:p>
-    <w:p>
-      <w:pPr>
-        <w:pStyle w:val="Heading3"/>
-      </w:pPr>
-      <w:r>
-        <w:t>My remembered idea, example and correction</w:t>
-      </w:r>
-    </w:p>
-    <w:p>
-      <w:r>
-        <w:t>________________________________________________________________</w:t>
-      </w:r>
-    </w:p>
-    <w:p>
-      <w:r>
-        <w:t>________________________________________________________________</w:t>
-      </w:r>
-    </w:p>
-    <w:p>
-      <w:r>
-        <w:t>________________________________________________________________</w:t>
-      </w:r>
-    </w:p>
-    <w:p>
-      <w:pPr>
-        <w:pStyle w:val="Heading3"/>
-      </w:pPr>
-      <w:r>
-        <w:t>Repeating Efficiently</w:t>
-      </w:r>
-    </w:p>
-    <w:p>
-      <w:pPr>
-        <w:spacing w:line="336" w:lineRule="auto" w:after="180"/>
-      </w:pPr>
-      <w:r>
-        <w:rPr>
-          <w:b w:val="0"/>
-        </w:rPr>
-        <w:t>Without opening the old lesson, explain one key idea from Repeating Efficiently. Give an example and a mistake that the idea helps you avoid.</w:t>
-      </w:r>
-    </w:p>
-    <w:p>
-      <w:pPr>
-        <w:pStyle w:val="Heading3"/>
-      </w:pPr>
-      <w:r>
-        <w:t>My remembered idea, example and correction</w:t>
-      </w:r>
-    </w:p>
-    <w:p>
-      <w:r>
-        <w:t>________________________________________________________________</w:t>
-      </w:r>
-    </w:p>
-    <w:p>
-      <w:r>
-        <w:t>________________________________________________________________</w:t>
-      </w:r>
-    </w:p>
-    <w:p>
-      <w:r>
-        <w:t>________________________________________________________________</w:t>
-      </w:r>
-    </w:p>
-    <w:p>
-      <w:pPr>
-        <w:pStyle w:val="Heading1"/>
-      </w:pPr>
-      <w:r>
-        <w:t>02. Practise with fading help</w:t>
-      </w:r>
-    </w:p>
-    <w:p>
-      <w:r>
-        <w:t>Complete the supported Prediction Is Not Fact trace and record the first step you can explain without help.</w:t>
-      </w:r>
-    </w:p>
-    <w:p>
-      <w:pPr>
-        <w:spacing w:line="336" w:lineRule="auto" w:after="180"/>
-      </w:pPr>
-      <w:r>
-        <w:rPr>
-          <w:b w:val="0"/>
-        </w:rPr>
-        <w:t xml:space="preserve">Use W2: Check a boundary without changing the rule for </w:t>
-      </w:r>
-      <w:r>
-        <w:rPr>
-          <w:b/>
-        </w:rPr>
-        <w:t>Prediction</w:t>
-      </w:r>
-      <w:r>
-        <w:rPr>
-          <w:b w:val="0"/>
-        </w:rPr>
-        <w:t xml:space="preserve">s and </w:t>
-      </w:r>
-      <w:r>
-        <w:rPr>
-          <w:b/>
-        </w:rPr>
-        <w:t>observation</w:t>
-      </w:r>
-      <w:r>
-        <w:rPr>
-          <w:b w:val="0"/>
-        </w:rPr>
-        <w:t>s. Record the answer once; the lesson and workbook refer to the same attempt.</w:t>
-      </w:r>
-    </w:p>
-    <w:tbl>
-      <w:tblPr>
-        <w:tblStyle w:val="LightShading-Accent1"/>
-        <w:tblW w:type="auto" w:w="0"/>
-        <w:tblLook w:firstColumn="1" w:firstRow="1" w:lastColumn="0" w:lastRow="0" w:noHBand="0" w:noVBand="1" w:val="04A0"/>
-      </w:tblPr>
-      <w:tblGrid>
-        <w:gridCol w:w="2556"/>
-        <w:gridCol w:w="2556"/>
-        <w:gridCol w:w="2556"/>
-        <w:gridCol w:w="2556"/>
-      </w:tblGrid>
-      <w:tr>
-        <w:trPr>
-          <w:tblHeader/>
-        </w:trPr>
-        <w:tc>
-          <w:tcPr>
-            <w:tcW w:type="dxa" w:w="2556"/>
-          </w:tcPr>
-          <w:p>
-            <w:r>
-              <w:t>Given inputs</w:t>
-            </w:r>
-          </w:p>
-        </w:tc>
-        <w:tc>
-          <w:tcPr>
-            <w:tcW w:type="dxa" w:w="2556"/>
-          </w:tcPr>
-          <w:p>
-            <w:r>
-              <w:t>Procedure I chose</w:t>
-            </w:r>
-          </w:p>
-        </w:tc>
-        <w:tc>
-          <w:tcPr>
-            <w:tcW w:type="dxa" w:w="2556"/>
-          </w:tcPr>
-          <w:p>
-            <w:r>
-              <w:t>Middle steps</w:t>
-            </w:r>
-          </w:p>
-        </w:tc>
-        <w:tc>
-          <w:tcPr>
-            <w:tcW w:type="dxa" w:w="2556"/>
-          </w:tcPr>
-          <w:p>
-            <w:r>
-              <w:t>Result and check</w:t>
-            </w:r>
-          </w:p>
-        </w:tc>
-      </w:tr>
-      <w:tr>
-        <w:tc>
-          <w:tcPr>
-            <w:tcW w:type="dxa" w:w="2556"/>
-          </w:tcPr>
-          <w:p>
-            <w:r/>
-          </w:p>
-        </w:tc>
-        <w:tc>
-          <w:tcPr>
-            <w:tcW w:type="dxa" w:w="2556"/>
-          </w:tcPr>
-          <w:p>
-            <w:r/>
-          </w:p>
-        </w:tc>
-        <w:tc>
-          <w:tcPr>
-            <w:tcW w:type="dxa" w:w="2556"/>
-          </w:tcPr>
-          <w:p>
-            <w:r/>
-          </w:p>
-        </w:tc>
-        <w:tc>
-          <w:tcPr>
-            <w:tcW w:type="dxa" w:w="2556"/>
-          </w:tcPr>
-          <w:p>
-            <w:r/>
-          </w:p>
-        </w:tc>
-      </w:tr>
-    </w:tbl>
-    <w:p>
-      <w:pPr>
-        <w:pStyle w:val="Heading3"/>
-      </w:pPr>
-      <w:r>
-        <w:t>The step I completed without help, and the hint I needed</w:t>
-      </w:r>
-    </w:p>
-    <w:p>
-      <w:r>
-        <w:t>________________________________________________________________</w:t>
-      </w:r>
-    </w:p>
-    <w:p>
-      <w:r>
-        <w:t>________________________________________________________________</w:t>
-      </w:r>
-    </w:p>
-    <w:p>
-      <w:r>
-        <w:t>________________________________________________________________</w:t>
-      </w:r>
-    </w:p>
-    <w:p>
-      <w:pPr>
-        <w:pStyle w:val="Heading1"/>
-      </w:pPr>
-      <w:r>
-        <w:t>03. Individual reasoning check</w:t>
-      </w:r>
-    </w:p>
-    <w:p>
-      <w:r>
-        <w:t>Check the proposed Prediction Is Not Fact explanation against the supplied facts before discussing it.</w:t>
-      </w:r>
-    </w:p>
-    <w:p>
-      <w:pPr>
-        <w:spacing w:line="336" w:lineRule="auto" w:after="180"/>
-      </w:pPr>
-      <w:r>
-        <w:rPr>
-          <w:b w:val="0"/>
-        </w:rPr>
-        <w:t xml:space="preserve">Use the worked case for </w:t>
-      </w:r>
-      <w:r>
-        <w:rPr>
-          <w:b/>
-        </w:rPr>
-        <w:t>Prediction</w:t>
-      </w:r>
-      <w:r>
-        <w:rPr>
-          <w:b w:val="0"/>
-        </w:rPr>
-        <w:t xml:space="preserve">s and </w:t>
-      </w:r>
-      <w:r>
-        <w:rPr>
-          <w:b/>
-        </w:rPr>
-        <w:t>observation</w:t>
-      </w:r>
-      <w:r>
-        <w:rPr>
-          <w:b w:val="0"/>
-        </w:rPr>
-        <w:t xml:space="preserve">s. Proposed explanation: “Running the rule correctly proves the </w:t>
+        <w:t xml:space="preserve">Record all </w:t>
       </w:r>
       <w:r>
         <w:rPr>
@@ -390,30 +531,89 @@
         <w:rPr>
           <w:b w:val="0"/>
         </w:rPr>
-        <w:t xml:space="preserve"> correct”. Decide whether this explanation is supported.</w:t>
-      </w:r>
-    </w:p>
-    <w:p>
-      <w:pPr>
-        <w:spacing w:line="336" w:lineRule="auto" w:after="180"/>
-      </w:pPr>
+        <w:t xml:space="preserve">s, observed categories and comparison statuses. Summarise matches out of assessed cases, name the </w:t>
+      </w:r>
+      <w:r>
+        <w:rPr>
+          <w:b/>
+        </w:rPr>
+        <w:t>unassessed</w:t>
+      </w:r>
       <w:r>
         <w:rPr>
           <w:b w:val="0"/>
         </w:rPr>
-        <w:t xml:space="preserve">Point to the step or supplied </w:t>
-      </w:r>
-      <w:r>
-        <w:rPr>
-          <w:b/>
-        </w:rPr>
-        <w:t>fact</w:t>
-      </w:r>
+        <w:t xml:space="preserve"> count, and limit the conclusion.</w:t>
+      </w:r>
+    </w:p>
+    <w:p>
+      <w:pPr>
+        <w:pStyle w:val="Heading3"/>
+      </w:pPr>
+      <w:r>
+        <w:t>My independent explanation, trace and limits</w:t>
+      </w:r>
+    </w:p>
+    <w:p>
+      <w:r>
+        <w:t>________________________________________________________________</w:t>
+      </w:r>
+    </w:p>
+    <w:p>
+      <w:r>
+        <w:t>________________________________________________________________</w:t>
+      </w:r>
+    </w:p>
+    <w:p>
+      <w:r>
+        <w:t>________________________________________________________________</w:t>
+      </w:r>
+    </w:p>
+    <w:p>
+      <w:r>
+        <w:t>________________________________________________________________</w:t>
+      </w:r>
+    </w:p>
+    <w:p>
+      <w:r>
+        <w:t>________________________________________________________________</w:t>
+      </w:r>
+    </w:p>
+    <w:p>
+      <w:r>
+        <w:t>________________________________________________________________</w:t>
+      </w:r>
+    </w:p>
+    <w:p>
+      <w:r>
+        <w:t>________________________________________________________________</w:t>
+      </w:r>
+    </w:p>
+    <w:p>
+      <w:pPr>
+        <w:pStyle w:val="Heading2"/>
+      </w:pPr>
+      <w:r>
+        <w:t>Keep a fair record</w:t>
+      </w:r>
+    </w:p>
+    <w:p>
+      <w:pPr>
+        <w:spacing w:line="336" w:lineRule="auto" w:after="180"/>
+      </w:pPr>
       <w:r>
         <w:rPr>
           <w:b w:val="0"/>
         </w:rPr>
-        <w:t xml:space="preserve"> that decides; explain your repair if needed.</w:t>
+        <w:t>Attempt this case before feedback. Record any help. Earlier examples below are further practice; a case already practised with feedback cannot establish fresh transfer.</w:t>
+      </w:r>
+    </w:p>
+    <w:p>
+      <w:pPr>
+        <w:pStyle w:val="Heading2"/>
+      </w:pPr>
+      <w:r>
+        <w:t>Earlier wording, alternatives and picture transcripts · reference / check after trying</w:t>
       </w:r>
     </w:p>
     <w:p>
@@ -421,27 +621,7 @@
         <w:pStyle w:val="Heading3"/>
       </w:pPr>
       <w:r>
-        <w:t>My explanation before partner discussion</w:t>
-      </w:r>
-    </w:p>
-    <w:p>
-      <w:r>
-        <w:t>________________________________________________________________</w:t>
-      </w:r>
-    </w:p>
-    <w:p>
-      <w:r>
-        <w:t>________________________________________________________________</w:t>
-      </w:r>
-    </w:p>
-    <w:p>
-      <w:r>
-        <w:t>________________________________________________________________</w:t>
-      </w:r>
-    </w:p>
-    <w:p>
-      <w:r>
-        <w:t>________________________________________________________________</w:t>
+        <w:t>Independent case: Transfer the check to drying predictions</w:t>
       </w:r>
     </w:p>
     <w:p>
@@ -449,20 +629,20 @@
         <w:pStyle w:val="Heading1"/>
       </w:pPr>
       <w:r>
-        <w:t>04. Independent transfer case</w:t>
-      </w:r>
-    </w:p>
-    <w:p>
-      <w:r>
-        <w:t>Write one first attempt at the reserved independent case before feedback. Repeated copies of that case refer to the same recorded attempt.</w:t>
-      </w:r>
-    </w:p>
-    <w:p>
-      <w:pPr>
-        <w:pStyle w:val="Heading3"/>
-      </w:pPr>
-      <w:r>
-        <w:t>Independent case: Transfer the check to drying predictions</w:t>
+        <w:t>09. Project · Keep the decision and its evidence</w:t>
+      </w:r>
+    </w:p>
+    <w:p>
+      <w:r>
+        <w:t>Add this week’s change to your existing project record.</w:t>
+      </w:r>
+    </w:p>
+    <w:p>
+      <w:pPr>
+        <w:pStyle w:val="Heading2"/>
+      </w:pPr>
+      <w:r>
+        <w:t>Your evidence record</w:t>
       </w:r>
     </w:p>
     <w:p>
@@ -473,29 +653,7 @@
         <w:rPr>
           <w:b w:val="0"/>
         </w:rPr>
-        <w:t>In a fictional paper test, Dry1 predicts slow for a moisture score of at least 7, quick otherwise. Allowed scores are whole numbers 1 through 10.</w:t>
-      </w:r>
-    </w:p>
-    <w:p>
-      <w:pPr>
-        <w:spacing w:line="336" w:lineRule="auto" w:after="180"/>
-      </w:pPr>
-      <w:r>
-        <w:rPr>
-          <w:b w:val="0"/>
-        </w:rPr>
-        <w:t>The observed outcome is slow if drying time is greater than 10 minutes, quick otherwise. Records are P: score 6, time 12; Q: score 7, time 10; R: score 9, time 14; S: score 5, time missing.</w:t>
-      </w:r>
-    </w:p>
-    <w:p>
-      <w:pPr>
-        <w:spacing w:line="336" w:lineRule="auto" w:after="180"/>
-      </w:pPr>
-      <w:r>
-        <w:rPr>
-          <w:b w:val="0"/>
-        </w:rPr>
-        <w:t xml:space="preserve">Record all </w:t>
+        <w:t xml:space="preserve">Label the sorter's suggested bin as a </w:t>
       </w:r>
       <w:r>
         <w:rPr>
@@ -507,168 +665,18 @@
         <w:rPr>
           <w:b w:val="0"/>
         </w:rPr>
-        <w:t xml:space="preserve">s, observed categories and comparison statuses. Summarise matches out of assessed cases, name the </w:t>
-      </w:r>
-      <w:r>
-        <w:rPr>
-          <w:b/>
-        </w:rPr>
-        <w:t>unassessed</w:t>
-      </w:r>
+        <w:t xml:space="preserve"> until a human confirms the final placement.</w:t>
+      </w:r>
+    </w:p>
+    <w:p>
+      <w:pPr>
+        <w:spacing w:line="336" w:lineRule="auto" w:after="180"/>
+      </w:pPr>
       <w:r>
         <w:rPr>
           <w:b w:val="0"/>
         </w:rPr>
-        <w:t xml:space="preserve"> count, and limit the conclusion.</w:t>
-      </w:r>
-    </w:p>
-    <w:p>
-      <w:pPr>
-        <w:pStyle w:val="Heading3"/>
-      </w:pPr>
-      <w:r>
-        <w:t>My independent explanation, trace and limits</w:t>
-      </w:r>
-    </w:p>
-    <w:p>
-      <w:r>
-        <w:t>________________________________________________________________</w:t>
-      </w:r>
-    </w:p>
-    <w:p>
-      <w:r>
-        <w:t>________________________________________________________________</w:t>
-      </w:r>
-    </w:p>
-    <w:p>
-      <w:r>
-        <w:t>________________________________________________________________</w:t>
-      </w:r>
-    </w:p>
-    <w:p>
-      <w:r>
-        <w:t>________________________________________________________________</w:t>
-      </w:r>
-    </w:p>
-    <w:p>
-      <w:r>
-        <w:t>________________________________________________________________</w:t>
-      </w:r>
-    </w:p>
-    <w:p>
-      <w:r>
-        <w:t>________________________________________________________________</w:t>
-      </w:r>
-    </w:p>
-    <w:p>
-      <w:r>
-        <w:t>________________________________________________________________</w:t>
-      </w:r>
-    </w:p>
-    <w:p>
-      <w:pPr>
-        <w:spacing w:line="336" w:lineRule="auto" w:after="180"/>
-      </w:pPr>
-      <w:r>
-        <w:rPr>
-          <w:b w:val="0"/>
-        </w:rPr>
-        <w:t>Attempt this case before feedback. Record any help. Earlier examples below are further practice; a case already practised with feedback cannot establish fresh transfer.</w:t>
-      </w:r>
-    </w:p>
-    <w:p>
-      <w:pPr>
-        <w:pStyle w:val="Heading1"/>
-      </w:pPr>
-      <w:r>
-        <w:t>05. Your learning target</w:t>
-      </w:r>
-    </w:p>
-    <w:p>
-      <w:r>
-        <w:t>Connect the Prediction Is Not Fact target to a trace and a justified conclusion.</w:t>
-      </w:r>
-    </w:p>
-    <w:p>
-      <w:pPr>
-        <w:spacing w:line="336" w:lineRule="auto" w:after="180"/>
-      </w:pPr>
-      <w:r>
-        <w:rPr>
-          <w:b w:val="0"/>
-        </w:rPr>
-        <w:t xml:space="preserve">On Monday a team predicts 'rain on Tuesday'. On Tuesday they count a damp playground as success, although sprinklers ran. Write an </w:t>
-      </w:r>
-      <w:r>
-        <w:rPr>
-          <w:b/>
-        </w:rPr>
-        <w:t>observation</w:t>
-      </w:r>
-      <w:r>
-        <w:rPr>
-          <w:b w:val="0"/>
-        </w:rPr>
-        <w:t xml:space="preserve"> rule that could have been agreed before Tuesday.</w:t>
-      </w:r>
-    </w:p>
-    <w:p>
-      <w:pPr>
-        <w:pStyle w:val="Heading1"/>
-      </w:pPr>
-      <w:r>
-        <w:t>06. Solve the given case</w:t>
-      </w:r>
-    </w:p>
-    <w:p>
-      <w:r>
-        <w:t>Solve the supplied Prediction Is Not Fact case and show the deciding evidence.</w:t>
-      </w:r>
-    </w:p>
-    <w:p>
-      <w:pPr>
-        <w:spacing w:line="336" w:lineRule="auto" w:after="180"/>
-      </w:pPr>
-      <w:r>
-        <w:rPr>
-          <w:b w:val="0"/>
-        </w:rPr>
-        <w:t>A weather helper predicts tomorrow's rain.</w:t>
-      </w:r>
-    </w:p>
-    <w:p>
-      <w:pPr>
-        <w:spacing w:line="336" w:lineRule="auto" w:after="180"/>
-        <w:shd w:fill="F5F1FB"/>
-      </w:pPr>
-      <w:r>
-        <w:rPr>
-          <w:b w:val="0"/>
-        </w:rPr>
-        <w:t xml:space="preserve">Is this a </w:t>
-      </w:r>
-      <w:r>
-        <w:rPr>
-          <w:b/>
-        </w:rPr>
-        <w:t>fact</w:t>
-      </w:r>
-      <w:r>
-        <w:rPr>
-          <w:b w:val="0"/>
-        </w:rPr>
-        <w:t xml:space="preserve"> about tomorrow? How can it be checked?</w:t>
-      </w:r>
-    </w:p>
-    <w:p>
-      <w:pPr>
-        <w:spacing w:line="336" w:lineRule="auto" w:after="180"/>
-      </w:pPr>
-      <w:r>
-        <w:rPr>
-          <w:b w:val="0"/>
-        </w:rPr>
-        <w:t xml:space="preserve">Show your trace, calculation or </w:t>
+        <w:t xml:space="preserve">The project change and </w:t>
       </w:r>
       <w:r>
         <w:rPr>
@@ -676,356 +684,6 @@
         </w:rPr>
         <w:t>evidence</w:t>
       </w:r>
-    </w:p>
-    <w:p>
-      <w:pPr>
-        <w:pStyle w:val="Heading3"/>
-      </w:pPr>
-      <w:r>
-        <w:t>Write or draw your reasoning and evidence.</w:t>
-      </w:r>
-    </w:p>
-    <w:p>
-      <w:r>
-        <w:t>________________________________________________________________</w:t>
-      </w:r>
-    </w:p>
-    <w:p>
-      <w:r>
-        <w:t>________________________________________________________________</w:t>
-      </w:r>
-    </w:p>
-    <w:p>
-      <w:r>
-        <w:t>________________________________________________________________</w:t>
-      </w:r>
-    </w:p>
-    <w:p>
-      <w:r>
-        <w:t>________________________________________________________________</w:t>
-      </w:r>
-    </w:p>
-    <w:p>
-      <w:r>
-        <w:t>________________________________________________________________</w:t>
-      </w:r>
-    </w:p>
-    <w:p>
-      <w:pPr>
-        <w:pStyle w:val="Heading1"/>
-      </w:pPr>
-      <w:r>
-        <w:t>07. Check a changed case</w:t>
-      </w:r>
-    </w:p>
-    <w:p>
-      <w:r>
-        <w:t>Apply the procedure to the changed case and record why the conclusion follows.</w:t>
-      </w:r>
-    </w:p>
-    <w:p>
-      <w:pPr>
-        <w:spacing w:line="336" w:lineRule="auto" w:after="180"/>
-      </w:pPr>
-      <w:r>
-        <w:rPr>
-          <w:b w:val="0"/>
-        </w:rPr>
-        <w:t xml:space="preserve">A model predicts rain tomorrow. Tomorrow is dry. Was the </w:t>
-      </w:r>
-      <w:r>
-        <w:rPr>
-          <w:b/>
-        </w:rPr>
-        <w:t>prediction</w:t>
-      </w:r>
-      <w:r>
-        <w:rPr>
-          <w:b w:val="0"/>
-        </w:rPr>
-        <w:t xml:space="preserve"> an </w:t>
-      </w:r>
-      <w:r>
-        <w:rPr>
-          <w:b/>
-        </w:rPr>
-        <w:t>observation</w:t>
-      </w:r>
-      <w:r>
-        <w:rPr>
-          <w:b w:val="0"/>
-        </w:rPr>
-        <w:t xml:space="preserve"> of tomorrow? Explain what new </w:t>
-      </w:r>
-      <w:r>
-        <w:rPr>
-          <w:b/>
-        </w:rPr>
-        <w:t>evidence</w:t>
-      </w:r>
-      <w:r>
-        <w:rPr>
-          <w:b w:val="0"/>
-        </w:rPr>
-        <w:t xml:space="preserve"> settles the result.</w:t>
-      </w:r>
-    </w:p>
-    <w:p>
-      <w:pPr>
-        <w:spacing w:line="336" w:lineRule="auto" w:after="180"/>
-      </w:pPr>
-      <w:r>
-        <w:rPr>
-          <w:b w:val="0"/>
-        </w:rPr>
-        <w:t>My independent answer and reason</w:t>
-      </w:r>
-    </w:p>
-    <w:p>
-      <w:pPr>
-        <w:pStyle w:val="Heading3"/>
-      </w:pPr>
-      <w:r>
-        <w:t>Write or draw your reasoning and evidence.</w:t>
-      </w:r>
-    </w:p>
-    <w:p>
-      <w:r>
-        <w:t>________________________________________________________________</w:t>
-      </w:r>
-    </w:p>
-    <w:p>
-      <w:r>
-        <w:t>________________________________________________________________</w:t>
-      </w:r>
-    </w:p>
-    <w:p>
-      <w:r>
-        <w:t>________________________________________________________________</w:t>
-      </w:r>
-    </w:p>
-    <w:p>
-      <w:r>
-        <w:t>________________________________________________________________</w:t>
-      </w:r>
-    </w:p>
-    <w:p>
-      <w:r>
-        <w:t>________________________________________________________________</w:t>
-      </w:r>
-    </w:p>
-    <w:p>
-      <w:pPr>
-        <w:pStyle w:val="Heading3"/>
-      </w:pPr>
-      <w:r>
-        <w:t>Week 17 Test and reflect</w:t>
-      </w:r>
-    </w:p>
-    <w:p>
-      <w:pPr>
-        <w:pStyle w:val="Heading1"/>
-      </w:pPr>
-      <w:r>
-        <w:t>08. Design a revealing test</w:t>
-      </w:r>
-    </w:p>
-    <w:p>
-      <w:r>
-        <w:t>Specify a changed input, expected result and observation separately.</w:t>
-      </w:r>
-    </w:p>
-    <w:p>
-      <w:pPr>
-        <w:spacing w:line="336" w:lineRule="auto" w:after="180"/>
-      </w:pPr>
-      <w:r>
-        <w:rPr>
-          <w:b w:val="0"/>
-        </w:rPr>
-        <w:t xml:space="preserve">Create a changed </w:t>
-      </w:r>
-      <w:r>
-        <w:rPr>
-          <w:b/>
-        </w:rPr>
-        <w:t>input</w:t>
-      </w:r>
-      <w:r>
-        <w:rPr>
-          <w:b w:val="0"/>
-        </w:rPr>
-        <w:t>, boundary case or missing-information case. Write the expected answer or safe response before testing.</w:t>
-      </w:r>
-    </w:p>
-    <w:tbl>
-      <w:tblPr>
-        <w:tblStyle w:val="LightShading-Accent1"/>
-        <w:tblW w:type="auto" w:w="0"/>
-        <w:tblLook w:firstColumn="1" w:firstRow="1" w:lastColumn="0" w:lastRow="0" w:noHBand="0" w:noVBand="1" w:val="04A0"/>
-      </w:tblPr>
-      <w:tblGrid>
-        <w:gridCol w:w="5112"/>
-        <w:gridCol w:w="5112"/>
-      </w:tblGrid>
-      <w:tr>
-        <w:trPr>
-          <w:tblHeader/>
-        </w:trPr>
-        <w:tc>
-          <w:tcPr>
-            <w:tcW w:type="dxa" w:w="5112"/>
-          </w:tcPr>
-          <w:p>
-            <w:r>
-              <w:t>Test record</w:t>
-            </w:r>
-          </w:p>
-        </w:tc>
-        <w:tc>
-          <w:tcPr>
-            <w:tcW w:type="dxa" w:w="5112"/>
-          </w:tcPr>
-          <w:p>
-            <w:r>
-              <w:t>My evidence</w:t>
-            </w:r>
-          </w:p>
-        </w:tc>
-      </w:tr>
-      <w:tr>
-        <w:tc>
-          <w:tcPr>
-            <w:tcW w:type="dxa" w:w="5112"/>
-          </w:tcPr>
-          <w:p>
-            <w:r>
-              <w:t>Changed input or condition</w:t>
-            </w:r>
-          </w:p>
-        </w:tc>
-        <w:tc>
-          <w:tcPr>
-            <w:tcW w:type="dxa" w:w="5112"/>
-          </w:tcPr>
-          <w:p>
-            <w:r/>
-          </w:p>
-        </w:tc>
-      </w:tr>
-      <w:tr>
-        <w:tc>
-          <w:tcPr>
-            <w:tcW w:type="dxa" w:w="5112"/>
-          </w:tcPr>
-          <w:p>
-            <w:r>
-              <w:t>Expected answer or fallback</w:t>
-            </w:r>
-          </w:p>
-        </w:tc>
-        <w:tc>
-          <w:tcPr>
-            <w:tcW w:type="dxa" w:w="5112"/>
-          </w:tcPr>
-          <w:p>
-            <w:r/>
-          </w:p>
-        </w:tc>
-      </w:tr>
-      <w:tr>
-        <w:tc>
-          <w:tcPr>
-            <w:tcW w:type="dxa" w:w="5112"/>
-          </w:tcPr>
-          <w:p>
-            <w:r>
-              <w:t>Observed result</w:t>
-            </w:r>
-          </w:p>
-        </w:tc>
-        <w:tc>
-          <w:tcPr>
-            <w:tcW w:type="dxa" w:w="5112"/>
-          </w:tcPr>
-          <w:p>
-            <w:r/>
-          </w:p>
-        </w:tc>
-      </w:tr>
-      <w:tr>
-        <w:tc>
-          <w:tcPr>
-            <w:tcW w:type="dxa" w:w="5112"/>
-          </w:tcPr>
-          <w:p>
-            <w:r>
-              <w:t>Why the result occurred</w:t>
-            </w:r>
-          </w:p>
-        </w:tc>
-        <w:tc>
-          <w:tcPr>
-            <w:tcW w:type="dxa" w:w="5112"/>
-          </w:tcPr>
-          <w:p>
-            <w:r/>
-          </w:p>
-        </w:tc>
-      </w:tr>
-    </w:tbl>
-    <w:p>
-      <w:pPr>
-        <w:pStyle w:val="Heading1"/>
-      </w:pPr>
-      <w:r>
-        <w:t>09. Project checkpoint</w:t>
-      </w:r>
-    </w:p>
-    <w:p>
-      <w:r>
-        <w:t>Justify what Prediction Is Not Fact adds to Helpful Classroom Sorter and keep the evidence.</w:t>
-      </w:r>
-    </w:p>
-    <w:p>
-      <w:pPr>
-        <w:spacing w:line="336" w:lineRule="auto" w:after="180"/>
-      </w:pPr>
-      <w:r>
-        <w:rPr>
-          <w:b w:val="0"/>
-        </w:rPr>
-        <w:t xml:space="preserve">Label the sorter's suggested bin as a </w:t>
-      </w:r>
-      <w:r>
-        <w:rPr>
-          <w:b/>
-        </w:rPr>
-        <w:t>prediction</w:t>
-      </w:r>
-      <w:r>
-        <w:rPr>
-          <w:b w:val="0"/>
-        </w:rPr>
-        <w:t xml:space="preserve"> until a human confirms the final placement.</w:t>
-      </w:r>
-    </w:p>
-    <w:p>
-      <w:pPr>
-        <w:spacing w:line="336" w:lineRule="auto" w:after="180"/>
-      </w:pPr>
-      <w:r>
-        <w:rPr>
-          <w:b w:val="0"/>
-        </w:rPr>
-        <w:t xml:space="preserve">The project change and </w:t>
-      </w:r>
-      <w:r>
-        <w:rPr>
-          <w:b/>
-        </w:rPr>
-        <w:t>evidence</w:t>
-      </w:r>
       <w:r>
         <w:rPr>
           <w:b w:val="0"/>
@@ -1071,670 +729,20 @@
         <w:pStyle w:val="Heading1"/>
       </w:pPr>
       <w:r>
-        <w:t>10. Self check</w:t>
-      </w:r>
-    </w:p>
-    <w:p>
-      <w:r>
-        <w:t>Judge explanation, evidence, transfer and limits separately; attach the work behind your judgement.</w:t>
-      </w:r>
-    </w:p>
-    <w:p>
-      <w:pPr>
-        <w:pStyle w:val="ListBullet"/>
-      </w:pPr>
-      <w:r>
-        <w:t>I can explain the mechanism.</w:t>
-      </w:r>
-    </w:p>
-    <w:p>
-      <w:pPr>
-        <w:pStyle w:val="ListBullet"/>
-      </w:pPr>
-      <w:r>
-        <w:t>I can show evidence.</w:t>
-      </w:r>
-    </w:p>
-    <w:p>
-      <w:pPr>
-        <w:pStyle w:val="ListBullet"/>
-      </w:pPr>
-      <w:r>
-        <w:t>I can handle a changed case.</w:t>
-      </w:r>
-    </w:p>
-    <w:p>
-      <w:pPr>
-        <w:pStyle w:val="ListBullet"/>
-      </w:pPr>
-      <w:r>
-        <w:t>I can name a limit.</w:t>
-      </w:r>
-    </w:p>
-    <w:p>
-      <w:r>
-        <w:t>Mark each as not yet, with help or independently, and attach supporting work.</w:t>
-      </w:r>
-    </w:p>
-    <w:p>
-      <w:pPr>
-        <w:spacing w:line="336" w:lineRule="auto" w:after="180"/>
-      </w:pPr>
-      <w:r>
-        <w:rPr>
-          <w:b w:val="0"/>
-        </w:rPr>
-        <w:t>Teacher review ____________________  Next step ____________________</w:t>
-      </w:r>
-    </w:p>
-    <w:p>
-      <w:pPr>
-        <w:pStyle w:val="Heading1"/>
-      </w:pPr>
-      <w:r>
-        <w:t>11. Transfer practice from the original programme</w:t>
-      </w:r>
-    </w:p>
-    <w:p>
-      <w:r>
-        <w:t>Use this earlier case as transfer practice. A case already discussed with feedback is not fresh assessment evidence.</w:t>
-      </w:r>
-    </w:p>
-    <w:p>
-      <w:pPr>
-        <w:spacing w:line="336" w:lineRule="auto" w:after="180"/>
-      </w:pPr>
-      <w:r>
-        <w:rPr>
-          <w:b w:val="0"/>
-        </w:rPr>
-        <w:t xml:space="preserve">On Monday a team predicts 'rain on Tuesday'. On Tuesday they count a damp playground as success, although sprinklers ran. Write an </w:t>
-      </w:r>
-      <w:r>
-        <w:rPr>
-          <w:b/>
-        </w:rPr>
-        <w:t>observation</w:t>
-      </w:r>
-      <w:r>
-        <w:rPr>
-          <w:b w:val="0"/>
-        </w:rPr>
-        <w:t xml:space="preserve"> rule that could have been agreed before Tuesday.</w:t>
-      </w:r>
-    </w:p>
-    <w:p>
-      <w:pPr>
-        <w:pStyle w:val="Heading3"/>
-      </w:pPr>
-      <w:r>
-        <w:t>My independently reasoned answer</w:t>
-      </w:r>
-    </w:p>
-    <w:p>
-      <w:r>
-        <w:t>________________________________________________________________</w:t>
-      </w:r>
-    </w:p>
-    <w:p>
-      <w:r>
-        <w:t>________________________________________________________________</w:t>
-      </w:r>
-    </w:p>
-    <w:p>
-      <w:r>
-        <w:t>________________________________________________________________</w:t>
-      </w:r>
-    </w:p>
-    <w:p>
-      <w:r>
-        <w:t>________________________________________________________________</w:t>
-      </w:r>
-    </w:p>
-    <w:p>
-      <w:r>
-        <w:t>________________________________________________________________</w:t>
-      </w:r>
-    </w:p>
-    <w:p>
-      <w:r>
-        <w:t>________________________________________________________________</w:t>
-      </w:r>
-    </w:p>
-    <w:p>
-      <w:r>
-        <w:t>________________________________________________________________</w:t>
-      </w:r>
-    </w:p>
-    <w:p>
-      <w:pPr>
-        <w:spacing w:line="336" w:lineRule="auto" w:after="180"/>
-      </w:pPr>
-      <w:r>
-        <w:rPr>
-          <w:b w:val="0"/>
-        </w:rPr>
-        <w:t>Record support used: none, hint or teacher explanation.</w:t>
-      </w:r>
-    </w:p>
-    <w:p>
-      <w:pPr>
-        <w:pStyle w:val="Heading1"/>
-      </w:pPr>
-      <w:r>
-        <w:t>12. W1 Separate inputs from observed outcomes</w:t>
-      </w:r>
-    </w:p>
-    <w:p>
-      <w:r>
-        <w:t>Separate inputs from observed outcomes. Apply the supplied Prediction Is Not Fact facts and keep your reasoning.</w:t>
-      </w:r>
-    </w:p>
-    <w:p>
-      <w:pPr>
-        <w:spacing w:line="336" w:lineRule="auto" w:after="180"/>
-      </w:pPr>
-      <w:r>
-        <w:rPr>
-          <w:b w:val="0"/>
-        </w:rPr>
-        <w:t xml:space="preserve">For Ramp1 trial B, height is 6 cm and the later travel distance is 3 units. State the </w:t>
-      </w:r>
-      <w:r>
-        <w:rPr>
-          <w:b/>
-        </w:rPr>
-        <w:t>input</w:t>
-      </w:r>
-      <w:r>
-        <w:rPr>
-          <w:b w:val="0"/>
-        </w:rPr>
-        <w:t xml:space="preserve">, </w:t>
-      </w:r>
-      <w:r>
-        <w:rPr>
-          <w:b/>
-        </w:rPr>
-        <w:t>prediction</w:t>
-      </w:r>
-      <w:r>
-        <w:rPr>
-          <w:b w:val="0"/>
-        </w:rPr>
-        <w:t xml:space="preserve">, </w:t>
-      </w:r>
-      <w:r>
-        <w:rPr>
-          <w:b/>
-        </w:rPr>
-        <w:t>observation</w:t>
-      </w:r>
-      <w:r>
-        <w:rPr>
-          <w:b w:val="0"/>
-        </w:rPr>
-        <w:t>, observed category and comparison status.</w:t>
-      </w:r>
-    </w:p>
-    <w:p>
-      <w:pPr>
-        <w:spacing w:line="336" w:lineRule="auto" w:after="180"/>
-      </w:pPr>
-      <w:r>
-        <w:rPr>
-          <w:b w:val="0"/>
-        </w:rPr>
-        <w:t xml:space="preserve">Explain why the </w:t>
-      </w:r>
-      <w:r>
-        <w:rPr>
-          <w:b/>
-        </w:rPr>
-        <w:t>prediction</w:t>
-      </w:r>
-      <w:r>
-        <w:rPr>
-          <w:b w:val="0"/>
-        </w:rPr>
-        <w:t xml:space="preserve"> rule and </w:t>
-      </w:r>
-      <w:r>
-        <w:rPr>
-          <w:b/>
-        </w:rPr>
-        <w:t>outcome rule</w:t>
-      </w:r>
-      <w:r>
-        <w:rPr>
-          <w:b w:val="0"/>
-        </w:rPr>
-        <w:t xml:space="preserve"> use different measurements.</w:t>
-      </w:r>
-    </w:p>
-    <w:p>
-      <w:pPr>
-        <w:pStyle w:val="Heading3"/>
-      </w:pPr>
-      <w:r>
-        <w:t>My reasoning and evidence</w:t>
-      </w:r>
-    </w:p>
-    <w:p>
-      <w:r>
-        <w:t>________________________________________________________________</w:t>
-      </w:r>
-    </w:p>
-    <w:p>
-      <w:r>
-        <w:t>________________________________________________________________</w:t>
-      </w:r>
-    </w:p>
-    <w:p>
-      <w:r>
-        <w:t>________________________________________________________________</w:t>
-      </w:r>
-    </w:p>
-    <w:p>
-      <w:r>
-        <w:t>________________________________________________________________</w:t>
-      </w:r>
-    </w:p>
-    <w:p>
-      <w:r>
-        <w:t>________________________________________________________________</w:t>
-      </w:r>
-    </w:p>
-    <w:p>
-      <w:r>
-        <w:t>________________________________________________________________</w:t>
-      </w:r>
-    </w:p>
-    <w:p>
-      <w:pPr>
-        <w:pStyle w:val="Heading1"/>
-      </w:pPr>
-      <w:r>
-        <w:t>13. W2 Check a boundary without changing the rule</w:t>
-      </w:r>
-    </w:p>
-    <w:p>
-      <w:r>
-        <w:t>Check a boundary without changing the rule. Apply the supplied Prediction Is Not Fact facts and keep your reasoning.</w:t>
-      </w:r>
-    </w:p>
-    <w:p>
-      <w:pPr>
-        <w:spacing w:line="336" w:lineRule="auto" w:after="180"/>
-      </w:pPr>
-      <w:r>
-        <w:rPr>
-          <w:b w:val="0"/>
-        </w:rPr>
-        <w:t xml:space="preserve">Trial F has height 6 cm and verified travel distance exactly 4 units. Apply Ramp1 and the </w:t>
-      </w:r>
-      <w:r>
-        <w:rPr>
-          <w:b/>
-        </w:rPr>
-        <w:t>outcome rule</w:t>
-      </w:r>
-      <w:r>
-        <w:rPr>
-          <w:b w:val="0"/>
-        </w:rPr>
-        <w:t>. A partner says exactly 4 is near because far means greater than 4. Use the stated rule to resolve the disagreement.</w:t>
-      </w:r>
-    </w:p>
-    <w:p>
-      <w:pPr>
-        <w:pStyle w:val="Heading3"/>
-      </w:pPr>
-      <w:r>
-        <w:t>My reasoning and evidence</w:t>
-      </w:r>
-    </w:p>
-    <w:p>
-      <w:r>
-        <w:t>________________________________________________________________</w:t>
-      </w:r>
-    </w:p>
-    <w:p>
-      <w:r>
-        <w:t>________________________________________________________________</w:t>
-      </w:r>
-    </w:p>
-    <w:p>
-      <w:r>
-        <w:t>________________________________________________________________</w:t>
-      </w:r>
-    </w:p>
-    <w:p>
-      <w:r>
-        <w:t>________________________________________________________________</w:t>
-      </w:r>
-    </w:p>
-    <w:p>
-      <w:r>
-        <w:t>________________________________________________________________</w:t>
-      </w:r>
-    </w:p>
-    <w:p>
-      <w:r>
-        <w:t>________________________________________________________________</w:t>
-      </w:r>
-    </w:p>
-    <w:p>
-      <w:pPr>
-        <w:pStyle w:val="Heading1"/>
-      </w:pPr>
-      <w:r>
-        <w:t>14. W3 Keep incomplete evidence visible</w:t>
-      </w:r>
-    </w:p>
-    <w:p>
-      <w:r>
-        <w:t>Keep incomplete evidence visible. Apply the supplied Prediction Is Not Fact facts and keep your reasoning.</w:t>
-      </w:r>
-    </w:p>
-    <w:p>
-      <w:pPr>
-        <w:spacing w:line="336" w:lineRule="auto" w:after="180"/>
-      </w:pPr>
-      <w:r>
-        <w:rPr>
-          <w:b w:val="0"/>
-        </w:rPr>
-        <w:t>D predicts near but has no distance record. E predicts far but its two distance records say 3 and 4 units.</w:t>
-      </w:r>
-    </w:p>
-    <w:p>
-      <w:pPr>
-        <w:spacing w:line="336" w:lineRule="auto" w:after="180"/>
-      </w:pPr>
-      <w:r>
-        <w:rPr>
-          <w:b w:val="0"/>
-        </w:rPr>
-        <w:t xml:space="preserve">State each comparison status, request useful </w:t>
-      </w:r>
-      <w:r>
-        <w:rPr>
-          <w:b/>
-        </w:rPr>
-        <w:t>evidence</w:t>
-      </w:r>
-      <w:r>
-        <w:rPr>
-          <w:b w:val="0"/>
-        </w:rPr>
-        <w:t>, and explain why neither guessing nor a new trial can establish the old trial’s outcome.</w:t>
-      </w:r>
-    </w:p>
-    <w:p>
-      <w:pPr>
-        <w:pStyle w:val="Heading3"/>
-      </w:pPr>
-      <w:r>
-        <w:t>My reasoning and evidence</w:t>
-      </w:r>
-    </w:p>
-    <w:p>
-      <w:r>
-        <w:t>________________________________________________________________</w:t>
-      </w:r>
-    </w:p>
-    <w:p>
-      <w:r>
-        <w:t>________________________________________________________________</w:t>
-      </w:r>
-    </w:p>
-    <w:p>
-      <w:r>
-        <w:t>________________________________________________________________</w:t>
-      </w:r>
-    </w:p>
-    <w:p>
-      <w:r>
-        <w:t>________________________________________________________________</w:t>
-      </w:r>
-    </w:p>
-    <w:p>
-      <w:r>
-        <w:t>________________________________________________________________</w:t>
-      </w:r>
-    </w:p>
-    <w:p>
-      <w:r>
-        <w:t>________________________________________________________________</w:t>
-      </w:r>
-    </w:p>
-    <w:p>
-      <w:pPr>
-        <w:pStyle w:val="Heading1"/>
-      </w:pPr>
-      <w:r>
-        <w:t>15. W4 Transfer the check to drying predictions</w:t>
-      </w:r>
-    </w:p>
-    <w:p>
-      <w:r>
-        <w:t>Attempt before feedback. If this repeats the selected independent case, reuse that first attempt; otherwise keep a separate record. Transfer the check to drying predictions. Apply the supplied Prediction Is Not Fact facts and keep your reasoning.</w:t>
-      </w:r>
-    </w:p>
-    <w:p>
-      <w:pPr>
-        <w:spacing w:line="336" w:lineRule="auto" w:after="180"/>
-      </w:pPr>
-      <w:r>
-        <w:rPr>
-          <w:b w:val="0"/>
-        </w:rPr>
-        <w:t>In a fictional paper test, Dry1 predicts slow for a moisture score of at least 7, quick otherwise. Allowed scores are whole numbers 1 through 10.</w:t>
-      </w:r>
-    </w:p>
-    <w:p>
-      <w:pPr>
-        <w:spacing w:line="336" w:lineRule="auto" w:after="180"/>
-      </w:pPr>
-      <w:r>
-        <w:rPr>
-          <w:b w:val="0"/>
-        </w:rPr>
-        <w:t>The observed outcome is slow if drying time is greater than 10 minutes, quick otherwise. Records are P: score 6, time 12; Q: score 7, time 10; R: score 9, time 14; S: score 5, time missing.</w:t>
-      </w:r>
-    </w:p>
-    <w:p>
-      <w:pPr>
-        <w:spacing w:line="336" w:lineRule="auto" w:after="180"/>
-      </w:pPr>
-      <w:r>
-        <w:rPr>
-          <w:b w:val="0"/>
-        </w:rPr>
-        <w:t xml:space="preserve">Record all </w:t>
-      </w:r>
-      <w:r>
-        <w:rPr>
-          <w:b/>
-        </w:rPr>
-        <w:t>prediction</w:t>
-      </w:r>
-      <w:r>
-        <w:rPr>
-          <w:b w:val="0"/>
-        </w:rPr>
-        <w:t xml:space="preserve">s, observed categories and comparison statuses. Summarise matches out of assessed cases, name the </w:t>
-      </w:r>
-      <w:r>
-        <w:rPr>
-          <w:b/>
-        </w:rPr>
-        <w:t>unassessed</w:t>
-      </w:r>
-      <w:r>
-        <w:rPr>
-          <w:b w:val="0"/>
-        </w:rPr>
-        <w:t xml:space="preserve"> count, and limit the conclusion.</w:t>
-      </w:r>
-    </w:p>
-    <w:p>
-      <w:pPr>
-        <w:pStyle w:val="Heading3"/>
-      </w:pPr>
-      <w:r>
-        <w:t>My reasoning and evidence</w:t>
-      </w:r>
-    </w:p>
-    <w:p>
-      <w:r>
-        <w:t>________________________________________________________________</w:t>
-      </w:r>
-    </w:p>
-    <w:p>
-      <w:r>
-        <w:t>________________________________________________________________</w:t>
-      </w:r>
-    </w:p>
-    <w:p>
-      <w:r>
-        <w:t>________________________________________________________________</w:t>
-      </w:r>
-    </w:p>
-    <w:p>
-      <w:r>
-        <w:t>________________________________________________________________</w:t>
-      </w:r>
-    </w:p>
-    <w:p>
-      <w:r>
-        <w:t>________________________________________________________________</w:t>
-      </w:r>
-    </w:p>
-    <w:p>
-      <w:r>
-        <w:t>________________________________________________________________</w:t>
-      </w:r>
-    </w:p>
-    <w:p>
-      <w:r>
-        <w:t>________________________________________________________________</w:t>
-      </w:r>
-    </w:p>
-    <w:p>
-      <w:r>
-        <w:t>________________________________________________________________</w:t>
-      </w:r>
-    </w:p>
-    <w:p>
-      <w:pPr>
-        <w:pStyle w:val="Heading1"/>
-      </w:pPr>
-      <w:r>
-        <w:t>16. W5 Correct a report without erasing evidence</w:t>
-      </w:r>
-    </w:p>
-    <w:p>
-      <w:r>
-        <w:t>Correct a report without erasing evidence. Apply the supplied Prediction Is Not Fact facts and keep your reasoning.</w:t>
-      </w:r>
-    </w:p>
-    <w:p>
-      <w:pPr>
-        <w:spacing w:line="336" w:lineRule="auto" w:after="180"/>
-      </w:pPr>
-      <w:r>
-        <w:rPr>
-          <w:b w:val="0"/>
-        </w:rPr>
-        <w:t xml:space="preserve">After seeing B’s observed near category, a learner replaces Ramp1’s far </w:t>
-      </w:r>
-      <w:r>
-        <w:rPr>
-          <w:b/>
-        </w:rPr>
-        <w:t>prediction</w:t>
-      </w:r>
-      <w:r>
-        <w:rPr>
-          <w:b w:val="0"/>
-        </w:rPr>
-        <w:t xml:space="preserve"> with near. They call the new entry a corrected </w:t>
-      </w:r>
-      <w:r>
-        <w:rPr>
-          <w:b/>
-        </w:rPr>
-        <w:t>observation</w:t>
-      </w:r>
-      <w:r>
-        <w:rPr>
-          <w:b w:val="0"/>
-        </w:rPr>
-        <w:t xml:space="preserve"> and report a perfect result for A through C.</w:t>
-      </w:r>
-    </w:p>
-    <w:p>
-      <w:pPr>
-        <w:spacing w:line="336" w:lineRule="auto" w:after="180"/>
-      </w:pPr>
-      <w:r>
-        <w:rPr>
-          <w:b w:val="0"/>
-        </w:rPr>
-        <w:t>Explain the two record-keeping errors and write a defensible replacement report.</w:t>
-      </w:r>
-    </w:p>
-    <w:p>
-      <w:pPr>
-        <w:pStyle w:val="Heading3"/>
-      </w:pPr>
-      <w:r>
-        <w:t>My reasoning and evidence</w:t>
-      </w:r>
-    </w:p>
-    <w:p>
-      <w:r>
-        <w:t>________________________________________________________________</w:t>
-      </w:r>
-    </w:p>
-    <w:p>
-      <w:r>
-        <w:t>________________________________________________________________</w:t>
-      </w:r>
-    </w:p>
-    <w:p>
-      <w:r>
-        <w:t>________________________________________________________________</w:t>
-      </w:r>
-    </w:p>
-    <w:p>
-      <w:r>
-        <w:t>________________________________________________________________</w:t>
-      </w:r>
-    </w:p>
-    <w:p>
-      <w:r>
-        <w:t>________________________________________________________________</w:t>
-      </w:r>
-    </w:p>
-    <w:p>
-      <w:r>
-        <w:t>________________________________________________________________</w:t>
-      </w:r>
-    </w:p>
-    <w:p>
-      <w:pPr>
-        <w:pStyle w:val="Heading1"/>
-      </w:pPr>
-      <w:r>
-        <w:t>17. Feedback, return check and learning record</w:t>
-      </w:r>
-    </w:p>
-    <w:p>
-      <w:r>
-        <w:t>Record the first repaired step and a different case to revisit after a delay.</w:t>
+        <w:t>17. Feedback · Repair and return</w:t>
+      </w:r>
+    </w:p>
+    <w:p>
+      <w:r>
+        <w:t>Keep the first attempt, the repair and a changed-case return.</w:t>
+      </w:r>
+    </w:p>
+    <w:p>
+      <w:pPr>
+        <w:pStyle w:val="Heading2"/>
+      </w:pPr>
+      <w:r>
+        <w:t>Your evidence record</w:t>
       </w:r>
     </w:p>
     <w:tbl>
@@ -1889,12 +897,1040 @@
         <w:pStyle w:val="Heading1"/>
       </w:pPr>
       <w:r>
-        <w:t>18. Pictorial case practice: Prediction Is Not Fact</w:t>
-      </w:r>
-    </w:p>
-    <w:p>
-      <w:r>
-        <w:t>A fictional drying trial uses a fixed rule and later measures what actually happened. Explain the labelled step before checking the changed condition.</w:t>
+        <w:t>10. Finish · Judge the evidence in your work</w:t>
+      </w:r>
+    </w:p>
+    <w:p>
+      <w:r>
+        <w:t>Point to work that supports your confidence level.</w:t>
+      </w:r>
+    </w:p>
+    <w:p>
+      <w:pPr>
+        <w:pStyle w:val="Heading2"/>
+      </w:pPr>
+      <w:r>
+        <w:t>Your evidence record</w:t>
+      </w:r>
+    </w:p>
+    <w:p>
+      <w:pPr>
+        <w:pStyle w:val="ListBullet"/>
+      </w:pPr>
+      <w:r>
+        <w:t>I can explain the mechanism.</w:t>
+      </w:r>
+    </w:p>
+    <w:p>
+      <w:pPr>
+        <w:pStyle w:val="ListBullet"/>
+      </w:pPr>
+      <w:r>
+        <w:t>I can show evidence.</w:t>
+      </w:r>
+    </w:p>
+    <w:p>
+      <w:pPr>
+        <w:pStyle w:val="ListBullet"/>
+      </w:pPr>
+      <w:r>
+        <w:t>I can handle a changed case.</w:t>
+      </w:r>
+    </w:p>
+    <w:p>
+      <w:pPr>
+        <w:pStyle w:val="ListBullet"/>
+      </w:pPr>
+      <w:r>
+        <w:t>I can name a limit.</w:t>
+      </w:r>
+    </w:p>
+    <w:p>
+      <w:r>
+        <w:t>Mark each as not yet, with help or independently, and attach supporting work.</w:t>
+      </w:r>
+    </w:p>
+    <w:p>
+      <w:pPr>
+        <w:spacing w:line="336" w:lineRule="auto" w:after="180"/>
+      </w:pPr>
+      <w:r>
+        <w:rPr>
+          <w:b w:val="0"/>
+        </w:rPr>
+        <w:t>Teacher review ____________________  Next step ____________________</w:t>
+      </w:r>
+    </w:p>
+    <w:p>
+      <w:pPr>
+        <w:pStyle w:val="Heading1"/>
+      </w:pPr>
+      <w:r>
+        <w:t>Reference bank and extra practice</w:t>
+      </w:r>
+    </w:p>
+    <w:p>
+      <w:pPr>
+        <w:pStyle w:val="Heading1"/>
+      </w:pPr>
+      <w:r>
+        <w:t>02. Reference · Supported W2 record</w:t>
+      </w:r>
+    </w:p>
+    <w:p>
+      <w:r>
+        <w:t>This is the same W2 attempt. Keep one response record.</w:t>
+      </w:r>
+    </w:p>
+    <w:p>
+      <w:pPr>
+        <w:pStyle w:val="Heading2"/>
+      </w:pPr>
+      <w:r>
+        <w:t>Use this when helpful</w:t>
+      </w:r>
+    </w:p>
+    <w:p>
+      <w:pPr>
+        <w:spacing w:line="336" w:lineRule="auto" w:after="180"/>
+      </w:pPr>
+      <w:r>
+        <w:rPr>
+          <w:b w:val="0"/>
+        </w:rPr>
+        <w:t xml:space="preserve">Use W2: Check a boundary without changing the rule for </w:t>
+      </w:r>
+      <w:r>
+        <w:rPr>
+          <w:b/>
+        </w:rPr>
+        <w:t>Prediction</w:t>
+      </w:r>
+      <w:r>
+        <w:rPr>
+          <w:b w:val="0"/>
+        </w:rPr>
+        <w:t xml:space="preserve">s and </w:t>
+      </w:r>
+      <w:r>
+        <w:rPr>
+          <w:b/>
+        </w:rPr>
+        <w:t>observation</w:t>
+      </w:r>
+      <w:r>
+        <w:rPr>
+          <w:b w:val="0"/>
+        </w:rPr>
+        <w:t>s. Record the answer once; the lesson and workbook refer to the same attempt.</w:t>
+      </w:r>
+    </w:p>
+    <w:tbl>
+      <w:tblPr>
+        <w:tblStyle w:val="LightShading-Accent1"/>
+        <w:tblW w:type="auto" w:w="0"/>
+        <w:tblLook w:firstColumn="1" w:firstRow="1" w:lastColumn="0" w:lastRow="0" w:noHBand="0" w:noVBand="1" w:val="04A0"/>
+      </w:tblPr>
+      <w:tblGrid>
+        <w:gridCol w:w="2556"/>
+        <w:gridCol w:w="2556"/>
+        <w:gridCol w:w="2556"/>
+        <w:gridCol w:w="2556"/>
+      </w:tblGrid>
+      <w:tr>
+        <w:trPr>
+          <w:tblHeader/>
+        </w:trPr>
+        <w:tc>
+          <w:tcPr>
+            <w:tcW w:type="dxa" w:w="2556"/>
+          </w:tcPr>
+          <w:p>
+            <w:r>
+              <w:t>Given inputs</w:t>
+            </w:r>
+          </w:p>
+        </w:tc>
+        <w:tc>
+          <w:tcPr>
+            <w:tcW w:type="dxa" w:w="2556"/>
+          </w:tcPr>
+          <w:p>
+            <w:r>
+              <w:t>Procedure I chose</w:t>
+            </w:r>
+          </w:p>
+        </w:tc>
+        <w:tc>
+          <w:tcPr>
+            <w:tcW w:type="dxa" w:w="2556"/>
+          </w:tcPr>
+          <w:p>
+            <w:r>
+              <w:t>Middle steps</w:t>
+            </w:r>
+          </w:p>
+        </w:tc>
+        <w:tc>
+          <w:tcPr>
+            <w:tcW w:type="dxa" w:w="2556"/>
+          </w:tcPr>
+          <w:p>
+            <w:r>
+              <w:t>Result and check</w:t>
+            </w:r>
+          </w:p>
+        </w:tc>
+      </w:tr>
+      <w:tr>
+        <w:tc>
+          <w:tcPr>
+            <w:tcW w:type="dxa" w:w="2556"/>
+          </w:tcPr>
+          <w:p>
+            <w:r/>
+          </w:p>
+        </w:tc>
+        <w:tc>
+          <w:tcPr>
+            <w:tcW w:type="dxa" w:w="2556"/>
+          </w:tcPr>
+          <w:p>
+            <w:r/>
+          </w:p>
+        </w:tc>
+        <w:tc>
+          <w:tcPr>
+            <w:tcW w:type="dxa" w:w="2556"/>
+          </w:tcPr>
+          <w:p>
+            <w:r/>
+          </w:p>
+        </w:tc>
+        <w:tc>
+          <w:tcPr>
+            <w:tcW w:type="dxa" w:w="2556"/>
+          </w:tcPr>
+          <w:p>
+            <w:r/>
+          </w:p>
+        </w:tc>
+      </w:tr>
+    </w:tbl>
+    <w:p>
+      <w:pPr>
+        <w:pStyle w:val="Heading3"/>
+      </w:pPr>
+      <w:r>
+        <w:t>The step I completed without help, and the hint I needed</w:t>
+      </w:r>
+    </w:p>
+    <w:p>
+      <w:r>
+        <w:t>________________________________________________________________</w:t>
+      </w:r>
+    </w:p>
+    <w:p>
+      <w:r>
+        <w:t>________________________________________________________________</w:t>
+      </w:r>
+    </w:p>
+    <w:p>
+      <w:r>
+        <w:t>________________________________________________________________</w:t>
+      </w:r>
+    </w:p>
+    <w:p>
+      <w:pPr>
+        <w:pStyle w:val="Heading1"/>
+      </w:pPr>
+      <w:r>
+        <w:t>03. Extra practice · Repair the explanation</w:t>
+      </w:r>
+    </w:p>
+    <w:p>
+      <w:r>
+        <w:t>Explain the deciding fact before discussing the answer.</w:t>
+      </w:r>
+    </w:p>
+    <w:p>
+      <w:pPr>
+        <w:pStyle w:val="Heading2"/>
+      </w:pPr>
+      <w:r>
+        <w:t>Use this when helpful</w:t>
+      </w:r>
+    </w:p>
+    <w:p>
+      <w:pPr>
+        <w:spacing w:line="336" w:lineRule="auto" w:after="180"/>
+      </w:pPr>
+      <w:r>
+        <w:rPr>
+          <w:b w:val="0"/>
+        </w:rPr>
+        <w:t xml:space="preserve">Use the worked case for </w:t>
+      </w:r>
+      <w:r>
+        <w:rPr>
+          <w:b/>
+        </w:rPr>
+        <w:t>Prediction</w:t>
+      </w:r>
+      <w:r>
+        <w:rPr>
+          <w:b w:val="0"/>
+        </w:rPr>
+        <w:t xml:space="preserve">s and </w:t>
+      </w:r>
+      <w:r>
+        <w:rPr>
+          <w:b/>
+        </w:rPr>
+        <w:t>observation</w:t>
+      </w:r>
+      <w:r>
+        <w:rPr>
+          <w:b w:val="0"/>
+        </w:rPr>
+        <w:t xml:space="preserve">s. Proposed explanation: “Running the rule correctly proves the </w:t>
+      </w:r>
+      <w:r>
+        <w:rPr>
+          <w:b/>
+        </w:rPr>
+        <w:t>prediction</w:t>
+      </w:r>
+      <w:r>
+        <w:rPr>
+          <w:b w:val="0"/>
+        </w:rPr>
+        <w:t xml:space="preserve"> correct”. Decide whether this explanation is supported.</w:t>
+      </w:r>
+    </w:p>
+    <w:p>
+      <w:pPr>
+        <w:spacing w:line="336" w:lineRule="auto" w:after="180"/>
+      </w:pPr>
+      <w:r>
+        <w:rPr>
+          <w:b w:val="0"/>
+        </w:rPr>
+        <w:t xml:space="preserve">Point to the step or supplied </w:t>
+      </w:r>
+      <w:r>
+        <w:rPr>
+          <w:b/>
+        </w:rPr>
+        <w:t>fact</w:t>
+      </w:r>
+      <w:r>
+        <w:rPr>
+          <w:b w:val="0"/>
+        </w:rPr>
+        <w:t xml:space="preserve"> that decides; explain your repair if needed.</w:t>
+      </w:r>
+    </w:p>
+    <w:p>
+      <w:pPr>
+        <w:pStyle w:val="Heading3"/>
+      </w:pPr>
+      <w:r>
+        <w:t>My explanation before partner discussion</w:t>
+      </w:r>
+    </w:p>
+    <w:p>
+      <w:r>
+        <w:t>________________________________________________________________</w:t>
+      </w:r>
+    </w:p>
+    <w:p>
+      <w:r>
+        <w:t>________________________________________________________________</w:t>
+      </w:r>
+    </w:p>
+    <w:p>
+      <w:r>
+        <w:t>________________________________________________________________</w:t>
+      </w:r>
+    </w:p>
+    <w:p>
+      <w:r>
+        <w:t>________________________________________________________________</w:t>
+      </w:r>
+    </w:p>
+    <w:p>
+      <w:pPr>
+        <w:pStyle w:val="Heading1"/>
+      </w:pPr>
+      <w:r>
+        <w:t>05. Reference · Original learning target</w:t>
+      </w:r>
+    </w:p>
+    <w:p>
+      <w:r>
+        <w:t>Use this target to inspect an explanation.</w:t>
+      </w:r>
+    </w:p>
+    <w:p>
+      <w:pPr>
+        <w:pStyle w:val="Heading2"/>
+      </w:pPr>
+      <w:r>
+        <w:t>Use this when helpful</w:t>
+      </w:r>
+    </w:p>
+    <w:p>
+      <w:pPr>
+        <w:spacing w:line="336" w:lineRule="auto" w:after="180"/>
+      </w:pPr>
+      <w:r>
+        <w:rPr>
+          <w:b w:val="0"/>
+        </w:rPr>
+        <w:t xml:space="preserve">On Monday a team predicts 'rain on Tuesday'. On Tuesday they count a damp playground as success, although sprinklers ran. Write an </w:t>
+      </w:r>
+      <w:r>
+        <w:rPr>
+          <w:b/>
+        </w:rPr>
+        <w:t>observation</w:t>
+      </w:r>
+      <w:r>
+        <w:rPr>
+          <w:b w:val="0"/>
+        </w:rPr>
+        <w:t xml:space="preserve"> rule that could have been agreed before Tuesday.</w:t>
+      </w:r>
+    </w:p>
+    <w:p>
+      <w:pPr>
+        <w:pStyle w:val="Heading1"/>
+      </w:pPr>
+      <w:r>
+        <w:t>06. Extra practice · A complete case</w:t>
+      </w:r>
+    </w:p>
+    <w:p>
+      <w:r>
+        <w:t>Try the question before checking the worked explanation.</w:t>
+      </w:r>
+    </w:p>
+    <w:p>
+      <w:pPr>
+        <w:pStyle w:val="Heading2"/>
+      </w:pPr>
+      <w:r>
+        <w:t>Use this when helpful</w:t>
+      </w:r>
+    </w:p>
+    <w:p>
+      <w:pPr>
+        <w:spacing w:line="336" w:lineRule="auto" w:after="180"/>
+      </w:pPr>
+      <w:r>
+        <w:rPr>
+          <w:b w:val="0"/>
+        </w:rPr>
+        <w:t>A weather helper predicts tomorrow's rain.</w:t>
+      </w:r>
+    </w:p>
+    <w:p>
+      <w:pPr>
+        <w:spacing w:line="336" w:lineRule="auto" w:after="180"/>
+      </w:pPr>
+      <w:r>
+        <w:rPr>
+          <w:b w:val="0"/>
+        </w:rPr>
+        <w:t xml:space="preserve">Is this a </w:t>
+      </w:r>
+      <w:r>
+        <w:rPr>
+          <w:b/>
+        </w:rPr>
+        <w:t>fact</w:t>
+      </w:r>
+      <w:r>
+        <w:rPr>
+          <w:b w:val="0"/>
+        </w:rPr>
+        <w:t xml:space="preserve"> about tomorrow? How can it be checked?</w:t>
+      </w:r>
+    </w:p>
+    <w:p>
+      <w:pPr>
+        <w:spacing w:line="336" w:lineRule="auto" w:after="180"/>
+      </w:pPr>
+      <w:r>
+        <w:rPr>
+          <w:b w:val="0"/>
+        </w:rPr>
+        <w:t xml:space="preserve">Show your trace, calculation or </w:t>
+      </w:r>
+      <w:r>
+        <w:rPr>
+          <w:b/>
+        </w:rPr>
+        <w:t>evidence</w:t>
+      </w:r>
+    </w:p>
+    <w:p>
+      <w:pPr>
+        <w:pStyle w:val="Heading3"/>
+      </w:pPr>
+      <w:r>
+        <w:t>Write or draw your reasoning and evidence.</w:t>
+      </w:r>
+    </w:p>
+    <w:p>
+      <w:r>
+        <w:t>________________________________________________________________</w:t>
+      </w:r>
+    </w:p>
+    <w:p>
+      <w:r>
+        <w:t>________________________________________________________________</w:t>
+      </w:r>
+    </w:p>
+    <w:p>
+      <w:r>
+        <w:t>________________________________________________________________</w:t>
+      </w:r>
+    </w:p>
+    <w:p>
+      <w:r>
+        <w:t>________________________________________________________________</w:t>
+      </w:r>
+    </w:p>
+    <w:p>
+      <w:r>
+        <w:t>________________________________________________________________</w:t>
+      </w:r>
+    </w:p>
+    <w:p>
+      <w:pPr>
+        <w:pStyle w:val="Heading1"/>
+      </w:pPr>
+      <w:r>
+        <w:t>07. Extra practice · A changed case</w:t>
+      </w:r>
+    </w:p>
+    <w:p>
+      <w:r>
+        <w:t>Keep this practice separate from the reserved independent attempt.</w:t>
+      </w:r>
+    </w:p>
+    <w:p>
+      <w:pPr>
+        <w:pStyle w:val="Heading2"/>
+      </w:pPr>
+      <w:r>
+        <w:t>Use this when helpful</w:t>
+      </w:r>
+    </w:p>
+    <w:p>
+      <w:pPr>
+        <w:spacing w:line="336" w:lineRule="auto" w:after="180"/>
+      </w:pPr>
+      <w:r>
+        <w:rPr>
+          <w:b w:val="0"/>
+        </w:rPr>
+        <w:t xml:space="preserve">A model predicts rain tomorrow. Tomorrow is dry. Was the </w:t>
+      </w:r>
+      <w:r>
+        <w:rPr>
+          <w:b/>
+        </w:rPr>
+        <w:t>prediction</w:t>
+      </w:r>
+      <w:r>
+        <w:rPr>
+          <w:b w:val="0"/>
+        </w:rPr>
+        <w:t xml:space="preserve"> an </w:t>
+      </w:r>
+      <w:r>
+        <w:rPr>
+          <w:b/>
+        </w:rPr>
+        <w:t>observation</w:t>
+      </w:r>
+      <w:r>
+        <w:rPr>
+          <w:b w:val="0"/>
+        </w:rPr>
+        <w:t xml:space="preserve"> of tomorrow? Explain what new </w:t>
+      </w:r>
+      <w:r>
+        <w:rPr>
+          <w:b/>
+        </w:rPr>
+        <w:t>evidence</w:t>
+      </w:r>
+      <w:r>
+        <w:rPr>
+          <w:b w:val="0"/>
+        </w:rPr>
+        <w:t xml:space="preserve"> settles the result.</w:t>
+      </w:r>
+    </w:p>
+    <w:p>
+      <w:pPr>
+        <w:spacing w:line="336" w:lineRule="auto" w:after="180"/>
+      </w:pPr>
+      <w:r>
+        <w:rPr>
+          <w:b w:val="0"/>
+        </w:rPr>
+        <w:t>My practice answer and reason</w:t>
+      </w:r>
+    </w:p>
+    <w:p>
+      <w:pPr>
+        <w:pStyle w:val="Heading3"/>
+      </w:pPr>
+      <w:r>
+        <w:t>Write or draw your reasoning and evidence.</w:t>
+      </w:r>
+    </w:p>
+    <w:p>
+      <w:r>
+        <w:t>________________________________________________________________</w:t>
+      </w:r>
+    </w:p>
+    <w:p>
+      <w:r>
+        <w:t>________________________________________________________________</w:t>
+      </w:r>
+    </w:p>
+    <w:p>
+      <w:r>
+        <w:t>________________________________________________________________</w:t>
+      </w:r>
+    </w:p>
+    <w:p>
+      <w:r>
+        <w:t>________________________________________________________________</w:t>
+      </w:r>
+    </w:p>
+    <w:p>
+      <w:r>
+        <w:t>________________________________________________________________</w:t>
+      </w:r>
+    </w:p>
+    <w:p>
+      <w:pPr>
+        <w:pStyle w:val="Heading3"/>
+      </w:pPr>
+      <w:r>
+        <w:t>Week 17 Test and reflect</w:t>
+      </w:r>
+    </w:p>
+    <w:p>
+      <w:pPr>
+        <w:pStyle w:val="Heading1"/>
+      </w:pPr>
+      <w:r>
+        <w:t>08. Extra practice · Design a revealing test</w:t>
+      </w:r>
+    </w:p>
+    <w:p>
+      <w:r>
+        <w:t>Predict before tracing or testing.</w:t>
+      </w:r>
+    </w:p>
+    <w:p>
+      <w:pPr>
+        <w:pStyle w:val="Heading2"/>
+      </w:pPr>
+      <w:r>
+        <w:t>Use this when helpful</w:t>
+      </w:r>
+    </w:p>
+    <w:p>
+      <w:pPr>
+        <w:spacing w:line="336" w:lineRule="auto" w:after="180"/>
+      </w:pPr>
+      <w:r>
+        <w:rPr>
+          <w:b w:val="0"/>
+        </w:rPr>
+        <w:t xml:space="preserve">Create a changed </w:t>
+      </w:r>
+      <w:r>
+        <w:rPr>
+          <w:b/>
+        </w:rPr>
+        <w:t>input</w:t>
+      </w:r>
+      <w:r>
+        <w:rPr>
+          <w:b w:val="0"/>
+        </w:rPr>
+        <w:t>, boundary case or missing-information case. Write the expected answer or safe response before testing.</w:t>
+      </w:r>
+    </w:p>
+    <w:tbl>
+      <w:tblPr>
+        <w:tblStyle w:val="LightShading-Accent1"/>
+        <w:tblW w:type="auto" w:w="0"/>
+        <w:tblLook w:firstColumn="1" w:firstRow="1" w:lastColumn="0" w:lastRow="0" w:noHBand="0" w:noVBand="1" w:val="04A0"/>
+      </w:tblPr>
+      <w:tblGrid>
+        <w:gridCol w:w="5112"/>
+        <w:gridCol w:w="5112"/>
+      </w:tblGrid>
+      <w:tr>
+        <w:trPr>
+          <w:tblHeader/>
+        </w:trPr>
+        <w:tc>
+          <w:tcPr>
+            <w:tcW w:type="dxa" w:w="5112"/>
+          </w:tcPr>
+          <w:p>
+            <w:r>
+              <w:t>Test record</w:t>
+            </w:r>
+          </w:p>
+        </w:tc>
+        <w:tc>
+          <w:tcPr>
+            <w:tcW w:type="dxa" w:w="5112"/>
+          </w:tcPr>
+          <w:p>
+            <w:r>
+              <w:t>My evidence</w:t>
+            </w:r>
+          </w:p>
+        </w:tc>
+      </w:tr>
+      <w:tr>
+        <w:tc>
+          <w:tcPr>
+            <w:tcW w:type="dxa" w:w="5112"/>
+          </w:tcPr>
+          <w:p>
+            <w:r>
+              <w:t>Changed input or condition</w:t>
+            </w:r>
+          </w:p>
+        </w:tc>
+        <w:tc>
+          <w:tcPr>
+            <w:tcW w:type="dxa" w:w="5112"/>
+          </w:tcPr>
+          <w:p>
+            <w:r/>
+          </w:p>
+        </w:tc>
+      </w:tr>
+      <w:tr>
+        <w:tc>
+          <w:tcPr>
+            <w:tcW w:type="dxa" w:w="5112"/>
+          </w:tcPr>
+          <w:p>
+            <w:r>
+              <w:t>Expected answer or fallback</w:t>
+            </w:r>
+          </w:p>
+        </w:tc>
+        <w:tc>
+          <w:tcPr>
+            <w:tcW w:type="dxa" w:w="5112"/>
+          </w:tcPr>
+          <w:p>
+            <w:r/>
+          </w:p>
+        </w:tc>
+      </w:tr>
+      <w:tr>
+        <w:tc>
+          <w:tcPr>
+            <w:tcW w:type="dxa" w:w="5112"/>
+          </w:tcPr>
+          <w:p>
+            <w:r>
+              <w:t>Observed result</w:t>
+            </w:r>
+          </w:p>
+        </w:tc>
+        <w:tc>
+          <w:tcPr>
+            <w:tcW w:type="dxa" w:w="5112"/>
+          </w:tcPr>
+          <w:p>
+            <w:r/>
+          </w:p>
+        </w:tc>
+      </w:tr>
+      <w:tr>
+        <w:tc>
+          <w:tcPr>
+            <w:tcW w:type="dxa" w:w="5112"/>
+          </w:tcPr>
+          <w:p>
+            <w:r>
+              <w:t>Why the result occurred</w:t>
+            </w:r>
+          </w:p>
+        </w:tc>
+        <w:tc>
+          <w:tcPr>
+            <w:tcW w:type="dxa" w:w="5112"/>
+          </w:tcPr>
+          <w:p>
+            <w:r/>
+          </w:p>
+        </w:tc>
+      </w:tr>
+    </w:tbl>
+    <w:p>
+      <w:pPr>
+        <w:pStyle w:val="Heading1"/>
+      </w:pPr>
+      <w:r>
+        <w:t>11. Reference · Original target response space</w:t>
+      </w:r>
+    </w:p>
+    <w:p>
+      <w:r>
+        <w:t>This teaching case is practice rather than a fresh assessment.</w:t>
+      </w:r>
+    </w:p>
+    <w:p>
+      <w:pPr>
+        <w:pStyle w:val="Heading2"/>
+      </w:pPr>
+      <w:r>
+        <w:t>Use this when helpful</w:t>
+      </w:r>
+    </w:p>
+    <w:p>
+      <w:pPr>
+        <w:spacing w:line="336" w:lineRule="auto" w:after="180"/>
+      </w:pPr>
+      <w:r>
+        <w:rPr>
+          <w:b w:val="0"/>
+        </w:rPr>
+        <w:t xml:space="preserve">On Monday a team predicts 'rain on Tuesday'. On Tuesday they count a damp playground as success, although sprinklers ran. Write an </w:t>
+      </w:r>
+      <w:r>
+        <w:rPr>
+          <w:b/>
+        </w:rPr>
+        <w:t>observation</w:t>
+      </w:r>
+      <w:r>
+        <w:rPr>
+          <w:b w:val="0"/>
+        </w:rPr>
+        <w:t xml:space="preserve"> rule that could have been agreed before Tuesday.</w:t>
+      </w:r>
+    </w:p>
+    <w:p>
+      <w:pPr>
+        <w:pStyle w:val="Heading3"/>
+      </w:pPr>
+      <w:r>
+        <w:t>My explanation after practice</w:t>
+      </w:r>
+    </w:p>
+    <w:p>
+      <w:r>
+        <w:t>________________________________________________________________</w:t>
+      </w:r>
+    </w:p>
+    <w:p>
+      <w:r>
+        <w:t>________________________________________________________________</w:t>
+      </w:r>
+    </w:p>
+    <w:p>
+      <w:r>
+        <w:t>________________________________________________________________</w:t>
+      </w:r>
+    </w:p>
+    <w:p>
+      <w:r>
+        <w:t>________________________________________________________________</w:t>
+      </w:r>
+    </w:p>
+    <w:p>
+      <w:r>
+        <w:t>________________________________________________________________</w:t>
+      </w:r>
+    </w:p>
+    <w:p>
+      <w:r>
+        <w:t>________________________________________________________________</w:t>
+      </w:r>
+    </w:p>
+    <w:p>
+      <w:r>
+        <w:t>________________________________________________________________</w:t>
+      </w:r>
+    </w:p>
+    <w:p>
+      <w:pPr>
+        <w:spacing w:line="336" w:lineRule="auto" w:after="180"/>
+      </w:pPr>
+      <w:r>
+        <w:rPr>
+          <w:b w:val="0"/>
+        </w:rPr>
+        <w:t>Record support used: none, hint or teacher explanation.</w:t>
+      </w:r>
+    </w:p>
+    <w:p>
+      <w:pPr>
+        <w:pStyle w:val="Heading1"/>
+      </w:pPr>
+      <w:r>
+        <w:t>15. Reference · Independent-case response copy</w:t>
+      </w:r>
+    </w:p>
+    <w:p>
+      <w:r>
+        <w:t>This duplicates W4. Reuse the same first-attempt record.</w:t>
+      </w:r>
+    </w:p>
+    <w:p>
+      <w:pPr>
+        <w:pStyle w:val="Heading2"/>
+      </w:pPr>
+      <w:r>
+        <w:t>Use this when helpful</w:t>
+      </w:r>
+    </w:p>
+    <w:p>
+      <w:pPr>
+        <w:spacing w:line="336" w:lineRule="auto" w:after="180"/>
+      </w:pPr>
+      <w:r>
+        <w:rPr>
+          <w:b w:val="0"/>
+        </w:rPr>
+        <w:t>In a fictional paper test, Dry1 predicts slow for a moisture score of at least 7, quick otherwise. Allowed scores are whole numbers 1 through 10.</w:t>
+      </w:r>
+    </w:p>
+    <w:p>
+      <w:pPr>
+        <w:spacing w:line="336" w:lineRule="auto" w:after="180"/>
+      </w:pPr>
+      <w:r>
+        <w:rPr>
+          <w:b w:val="0"/>
+        </w:rPr>
+        <w:t>The observed outcome is slow if drying time is greater than 10 minutes, quick otherwise. Records are P: score 6, time 12; Q: score 7, time 10; R: score 9, time 14; S: score 5, time missing.</w:t>
+      </w:r>
+    </w:p>
+    <w:p>
+      <w:pPr>
+        <w:spacing w:line="336" w:lineRule="auto" w:after="180"/>
+      </w:pPr>
+      <w:r>
+        <w:rPr>
+          <w:b w:val="0"/>
+        </w:rPr>
+        <w:t xml:space="preserve">Record all </w:t>
+      </w:r>
+      <w:r>
+        <w:rPr>
+          <w:b/>
+        </w:rPr>
+        <w:t>prediction</w:t>
+      </w:r>
+      <w:r>
+        <w:rPr>
+          <w:b w:val="0"/>
+        </w:rPr>
+        <w:t xml:space="preserve">s, observed categories and comparison statuses. Summarise matches out of assessed cases, name the </w:t>
+      </w:r>
+      <w:r>
+        <w:rPr>
+          <w:b/>
+        </w:rPr>
+        <w:t>unassessed</w:t>
+      </w:r>
+      <w:r>
+        <w:rPr>
+          <w:b w:val="0"/>
+        </w:rPr>
+        <w:t xml:space="preserve"> count, and limit the conclusion.</w:t>
+      </w:r>
+    </w:p>
+    <w:p>
+      <w:pPr>
+        <w:pStyle w:val="Heading3"/>
+      </w:pPr>
+      <w:r>
+        <w:t>My reasoning and evidence</w:t>
+      </w:r>
+    </w:p>
+    <w:p>
+      <w:r>
+        <w:t>________________________________________________________________</w:t>
+      </w:r>
+    </w:p>
+    <w:p>
+      <w:r>
+        <w:t>________________________________________________________________</w:t>
+      </w:r>
+    </w:p>
+    <w:p>
+      <w:r>
+        <w:t>________________________________________________________________</w:t>
+      </w:r>
+    </w:p>
+    <w:p>
+      <w:r>
+        <w:t>________________________________________________________________</w:t>
+      </w:r>
+    </w:p>
+    <w:p>
+      <w:r>
+        <w:t>________________________________________________________________</w:t>
+      </w:r>
+    </w:p>
+    <w:p>
+      <w:r>
+        <w:t>________________________________________________________________</w:t>
+      </w:r>
+    </w:p>
+    <w:p>
+      <w:r>
+        <w:t>________________________________________________________________</w:t>
+      </w:r>
+    </w:p>
+    <w:p>
+      <w:r>
+        <w:t>________________________________________________________________</w:t>
+      </w:r>
+    </w:p>
+    <w:p>
+      <w:pPr>
+        <w:pStyle w:val="Heading1"/>
+      </w:pPr>
+      <w:r>
+        <w:t>18. Extra practice · Use the worked picture</w:t>
+      </w:r>
+    </w:p>
+    <w:p>
+      <w:r>
+        <w:t>Keep the explanation and the support you used.</w:t>
+      </w:r>
+    </w:p>
+    <w:p>
+      <w:pPr>
+        <w:pStyle w:val="Heading2"/>
+      </w:pPr>
+      <w:r>
+        <w:t>Use this when helpful</w:t>
       </w:r>
     </w:p>
     <w:p>
@@ -1975,7 +2011,6 @@
     <w:p>
       <w:pPr>
         <w:spacing w:line="336" w:lineRule="auto" w:after="180"/>
-        <w:shd w:fill="F5F1FB"/>
       </w:pPr>
       <w:r>
         <w:rPr>
@@ -2048,16 +2083,7 @@
     </w:p>
     <w:p>
       <w:pPr>
-        <w:pStyle w:val="Heading3"/>
-      </w:pPr>
-      <w:r>
-        <w:t>Record the help used</w:t>
-      </w:r>
-    </w:p>
-    <w:p>
-      <w:pPr>
         <w:spacing w:line="336" w:lineRule="auto" w:after="180"/>
-        <w:shd w:fill="F1F6F8"/>
       </w:pPr>
       <w:r>
         <w:rPr>
@@ -2106,12 +2132,20 @@
         <w:pStyle w:val="Heading1"/>
       </w:pPr>
       <w:r>
-        <w:t>19. Project portfolio milestone</w:t>
-      </w:r>
-    </w:p>
-    <w:p>
-      <w:r>
-        <w:t>Keep this week’s input, deciding step, result and limit together in the Helpful Classroom Sorter record.</w:t>
+        <w:t>19. Reference · Project portfolio record</w:t>
+      </w:r>
+    </w:p>
+    <w:p>
+      <w:r>
+        <w:t>Extend your main project response when helpful.</w:t>
+      </w:r>
+    </w:p>
+    <w:p>
+      <w:pPr>
+        <w:pStyle w:val="Heading2"/>
+      </w:pPr>
+      <w:r>
+        <w:t>Use this when helpful</w:t>
       </w:r>
     </w:p>
     <w:p>
@@ -2313,12 +2347,524 @@
         <w:pStyle w:val="Heading1"/>
       </w:pPr>
       <w:r>
-        <w:t>20. Supported practice and learning evidence</w:t>
-      </w:r>
-    </w:p>
-    <w:p>
-      <w:r>
-        <w:t>Try the supported questions before comparing with hints and feedback. Record what you repaired and the evidence you retained.</w:t>
+        <w:t>20. Extra practice: pictures, repair and feedback</w:t>
+      </w:r>
+    </w:p>
+    <w:p>
+      <w:r>
+        <w:t>Attempt each question before opening its explanation. Use one browser or paper copy.</w:t>
+      </w:r>
+    </w:p>
+    <w:p>
+      <w:pPr>
+        <w:pStyle w:val="Heading2"/>
+      </w:pPr>
+      <w:r>
+        <w:t>First supported question</w:t>
+      </w:r>
+    </w:p>
+    <w:p>
+      <w:pPr>
+        <w:pStyle w:val="ListBullet"/>
+      </w:pPr>
+      <w:r>
+        <w:t>A fictional drying trial uses a fixed rule and later measures what actually happened.</w:t>
+      </w:r>
+    </w:p>
+    <w:p>
+      <w:pPr>
+        <w:pStyle w:val="Heading3"/>
+      </w:pPr>
+      <w:r>
+        <w:t>Practice 1: explain the deciding evidence</w:t>
+      </w:r>
+    </w:p>
+    <w:p>
+      <w:pPr>
+        <w:pStyle w:val="ListBullet"/>
+      </w:pPr>
+      <w:r>
+        <w:t>Which labelled step matches this detail? Prediction quick disagrees with observation slow.</w:t>
+      </w:r>
+    </w:p>
+    <w:p>
+      <w:pPr>
+        <w:pStyle w:val="ListBullet"/>
+      </w:pPr>
+      <w:r>
+        <w:t>1. Predict</w:t>
+      </w:r>
+    </w:p>
+    <w:p>
+      <w:pPr>
+        <w:pStyle w:val="ListBullet"/>
+      </w:pPr>
+      <w:r>
+        <w:t>2. Compare evidence</w:t>
+      </w:r>
+    </w:p>
+    <w:p>
+      <w:pPr>
+        <w:pStyle w:val="ListBullet"/>
+      </w:pPr>
+      <w:r>
+        <w:t>3. Observe later</w:t>
+      </w:r>
+    </w:p>
+    <w:p>
+      <w:pPr>
+        <w:pStyle w:val="ListBullet"/>
+      </w:pPr>
+      <w:r>
+        <w:t>4. Prediction input</w:t>
+      </w:r>
+    </w:p>
+    <w:p>
+      <w:pPr>
+        <w:pStyle w:val="Heading3"/>
+      </w:pPr>
+      <w:r>
+        <w:t>My selected conclusion, deciding fact and explanation</w:t>
+      </w:r>
+    </w:p>
+    <w:p>
+      <w:r>
+        <w:t>________________________________________________________________</w:t>
+      </w:r>
+    </w:p>
+    <w:p>
+      <w:r>
+        <w:t>________________________________________________________________</w:t>
+      </w:r>
+    </w:p>
+    <w:p>
+      <w:r>
+        <w:t>________________________________________________________________</w:t>
+      </w:r>
+    </w:p>
+    <w:p>
+      <w:r>
+        <w:t>________________________________________________________________</w:t>
+      </w:r>
+    </w:p>
+    <w:p>
+      <w:r>
+        <w:t>________________________________________________________________</w:t>
+      </w:r>
+    </w:p>
+    <w:p>
+      <w:pPr>
+        <w:pStyle w:val="ListBullet"/>
+      </w:pPr>
+      <w:r>
+        <w:t>Hint if needed: Read the steps in the pictorial case. Match the supplied detail to the stage that performs or records it.</w:t>
+      </w:r>
+    </w:p>
+    <w:p>
+      <w:pPr>
+        <w:pStyle w:val="Heading2"/>
+      </w:pPr>
+      <w:r>
+        <w:t>Check the first explanation · reference / check after trying</w:t>
+      </w:r>
+    </w:p>
+    <w:p>
+      <w:pPr>
+        <w:spacing w:line="336" w:lineRule="auto" w:after="180"/>
+      </w:pPr>
+      <w:r>
+        <w:rPr>
+          <w:b w:val="0"/>
+        </w:rPr>
+        <w:t xml:space="preserve">After your attempt, compare with the supported explanation: Compare </w:t>
+      </w:r>
+      <w:r>
+        <w:rPr>
+          <w:b/>
+        </w:rPr>
+        <w:t>evidence</w:t>
+      </w:r>
+      <w:r>
+        <w:rPr>
+          <w:b w:val="0"/>
+        </w:rPr>
+        <w:t xml:space="preserve"> </w:t>
+      </w:r>
+      <w:r>
+        <w:rPr>
+          <w:b/>
+        </w:rPr>
+        <w:t>Prediction</w:t>
+      </w:r>
+      <w:r>
+        <w:rPr>
+          <w:b w:val="0"/>
+        </w:rPr>
+        <w:t xml:space="preserve"> quick disagrees with </w:t>
+      </w:r>
+      <w:r>
+        <w:rPr>
+          <w:b/>
+        </w:rPr>
+        <w:t>observation</w:t>
+      </w:r>
+      <w:r>
+        <w:rPr>
+          <w:b w:val="0"/>
+        </w:rPr>
+        <w:t xml:space="preserve"> slow. The moisture score generates a </w:t>
+      </w:r>
+      <w:r>
+        <w:rPr>
+          <w:b/>
+        </w:rPr>
+        <w:t>prediction</w:t>
+      </w:r>
+      <w:r>
+        <w:rPr>
+          <w:b w:val="0"/>
+        </w:rPr>
+        <w:t>; it is not the observed drying time.</w:t>
+      </w:r>
+    </w:p>
+    <w:p>
+      <w:pPr>
+        <w:spacing w:line="336" w:lineRule="auto" w:after="180"/>
+      </w:pPr>
+      <w:r>
+        <w:rPr>
+          <w:b w:val="0"/>
+        </w:rPr>
+        <w:t xml:space="preserve">The later measurement supplies separate </w:t>
+      </w:r>
+      <w:r>
+        <w:rPr>
+          <w:b/>
+        </w:rPr>
+        <w:t>evidence</w:t>
+      </w:r>
+      <w:r>
+        <w:rPr>
+          <w:b w:val="0"/>
+        </w:rPr>
+        <w:t xml:space="preserve"> under the stated </w:t>
+      </w:r>
+      <w:r>
+        <w:rPr>
+          <w:b/>
+        </w:rPr>
+        <w:t>observation</w:t>
+      </w:r>
+      <w:r>
+        <w:rPr>
+          <w:b w:val="0"/>
+        </w:rPr>
+        <w:t xml:space="preserve"> policy. Save both values and their units. Altering the recorded time to match D would destroy the evaluation rather than repair the model.</w:t>
+      </w:r>
+    </w:p>
+    <w:p>
+      <w:pPr>
+        <w:pStyle w:val="Heading2"/>
+      </w:pPr>
+      <w:r>
+        <w:t>Changed-case question</w:t>
+      </w:r>
+    </w:p>
+    <w:p>
+      <w:pPr>
+        <w:pStyle w:val="Heading3"/>
+      </w:pPr>
+      <w:r>
+        <w:t>Practice 2: explain the deciding evidence</w:t>
+      </w:r>
+    </w:p>
+    <w:p>
+      <w:pPr>
+        <w:pStyle w:val="ListBullet"/>
+      </w:pPr>
+      <w:r>
+        <w:t>Changed-case practice: Keep score 4 but measure exactly 8 minutes. Which conclusion is supported by the supplied facts?</w:t>
+      </w:r>
+    </w:p>
+    <w:p>
+      <w:pPr>
+        <w:pStyle w:val="ListBullet"/>
+      </w:pPr>
+      <w:r>
+        <w:t>1. The observed label becomes quick and agrees with the prediction.</w:t>
+      </w:r>
+    </w:p>
+    <w:p>
+      <w:pPr>
+        <w:pStyle w:val="ListBullet"/>
+      </w:pPr>
+      <w:r>
+        <w:t>2. We can decide the result without examining the changed input or the procedure.</w:t>
+      </w:r>
+    </w:p>
+    <w:p>
+      <w:pPr>
+        <w:pStyle w:val="ListBullet"/>
+      </w:pPr>
+      <w:r>
+        <w:t>3. This one example guarantees correct results for every future input.</w:t>
+      </w:r>
+    </w:p>
+    <w:p>
+      <w:pPr>
+        <w:pStyle w:val="Heading3"/>
+      </w:pPr>
+      <w:r>
+        <w:t>My selected conclusion, deciding fact and explanation</w:t>
+      </w:r>
+    </w:p>
+    <w:p>
+      <w:r>
+        <w:t>________________________________________________________________</w:t>
+      </w:r>
+    </w:p>
+    <w:p>
+      <w:r>
+        <w:t>________________________________________________________________</w:t>
+      </w:r>
+    </w:p>
+    <w:p>
+      <w:r>
+        <w:t>________________________________________________________________</w:t>
+      </w:r>
+    </w:p>
+    <w:p>
+      <w:r>
+        <w:t>________________________________________________________________</w:t>
+      </w:r>
+    </w:p>
+    <w:p>
+      <w:r>
+        <w:t>________________________________________________________________</w:t>
+      </w:r>
+    </w:p>
+    <w:p>
+      <w:pPr>
+        <w:pStyle w:val="ListBullet"/>
+      </w:pPr>
+      <w:r>
+        <w:t>Hint if needed: Use the changed condition and the deciding step in the pictorial trace. The answer must say what follows from those facts.</w:t>
+      </w:r>
+    </w:p>
+    <w:p>
+      <w:pPr>
+        <w:pStyle w:val="Heading2"/>
+      </w:pPr>
+      <w:r>
+        <w:t>Check the changed case · reference / check after trying</w:t>
+      </w:r>
+    </w:p>
+    <w:p>
+      <w:pPr>
+        <w:spacing w:line="336" w:lineRule="auto" w:after="180"/>
+      </w:pPr>
+      <w:r>
+        <w:rPr>
+          <w:b w:val="0"/>
+        </w:rPr>
+        <w:t xml:space="preserve">After your attempt, compare with the supported explanation: The observed label becomes quick and agrees with the </w:t>
+      </w:r>
+      <w:r>
+        <w:rPr>
+          <w:b/>
+        </w:rPr>
+        <w:t>prediction</w:t>
+      </w:r>
+      <w:r>
+        <w:rPr>
+          <w:b w:val="0"/>
+        </w:rPr>
+        <w:t>. Above 8 is strict: equality is quick under this policy.</w:t>
+      </w:r>
+    </w:p>
+    <w:p>
+      <w:pPr>
+        <w:pStyle w:val="Heading2"/>
+      </w:pPr>
+      <w:r>
+        <w:t>Repair and save your work</w:t>
+      </w:r>
+    </w:p>
+    <w:p>
+      <w:pPr>
+        <w:spacing w:line="336" w:lineRule="auto" w:after="180"/>
+      </w:pPr>
+      <w:r>
+        <w:rPr>
+          <w:b w:val="0"/>
+        </w:rPr>
+        <w:t xml:space="preserve">Review Boundaries and 'Not Sure' (ai-1/16). Goal: Identify a specific source of uncertainty and explain how it affects a </w:t>
+      </w:r>
+      <w:r>
+        <w:rPr>
+          <w:b/>
+        </w:rPr>
+        <w:t>prediction</w:t>
+      </w:r>
+      <w:r>
+        <w:rPr>
+          <w:b w:val="0"/>
+        </w:rPr>
+        <w:t>. Short practice: Which original block needs a better width before accepting or rejecting it?</w:t>
+      </w:r>
+    </w:p>
+    <w:p>
+      <w:pPr>
+        <w:spacing w:line="336" w:lineRule="auto" w:after="180"/>
+      </w:pPr>
+      <w:r>
+        <w:rPr>
+          <w:b w:val="0"/>
+        </w:rPr>
+        <w:t>What should the reviewer do?. Return to this week and explain what you changed.</w:t>
+      </w:r>
+    </w:p>
+    <w:p>
+      <w:pPr>
+        <w:spacing w:line="336" w:lineRule="auto" w:after="180"/>
+      </w:pPr>
+      <w:r>
+        <w:rPr>
+          <w:b w:val="0"/>
+        </w:rPr>
+        <w:t xml:space="preserve">Review Build a Human Classifier (ai-1/14). Goal: Construct a classifier with a stated </w:t>
+      </w:r>
+      <w:r>
+        <w:rPr>
+          <w:b/>
+        </w:rPr>
+        <w:t>input</w:t>
+      </w:r>
+      <w:r>
+        <w:rPr>
+          <w:b w:val="0"/>
+        </w:rPr>
+        <w:t xml:space="preserve"> format, selected rule and recorded </w:t>
+      </w:r>
+      <w:r>
+        <w:rPr>
+          <w:b/>
+        </w:rPr>
+        <w:t>output</w:t>
+      </w:r>
+      <w:r>
+        <w:rPr>
+          <w:b w:val="0"/>
+        </w:rPr>
+        <w:t>.</w:t>
+      </w:r>
+    </w:p>
+    <w:p>
+      <w:pPr>
+        <w:spacing w:line="336" w:lineRule="auto" w:after="180"/>
+      </w:pPr>
+      <w:r>
+        <w:rPr>
+          <w:b w:val="0"/>
+        </w:rPr>
+        <w:t>Short practice: Trace 0 cm and explain why clarification is different from predicting short.. Return to this week and explain what you changed.</w:t>
+      </w:r>
+    </w:p>
+    <w:p>
+      <w:pPr>
+        <w:spacing w:line="336" w:lineRule="auto" w:after="180"/>
+      </w:pPr>
+      <w:r>
+        <w:rPr>
+          <w:b w:val="0"/>
+        </w:rPr>
+        <w:t>Review Repeating Efficiently (ai-1/11). Goal: Trace a loop by testing its condition before every repetition. Short practice: Trace a fresh start of 9. How many additions occur, and must the report equal 10?.</w:t>
+      </w:r>
+    </w:p>
+    <w:p>
+      <w:pPr>
+        <w:spacing w:line="336" w:lineRule="auto" w:after="180"/>
+      </w:pPr>
+      <w:r>
+        <w:rPr>
+          <w:b w:val="0"/>
+        </w:rPr>
+        <w:t>Return to this week and explain what you changed.</w:t>
+      </w:r>
+    </w:p>
+    <w:p>
+      <w:pPr>
+        <w:spacing w:line="336" w:lineRule="auto" w:after="180"/>
+      </w:pPr>
+      <w:r>
+        <w:rPr>
+          <w:b w:val="0"/>
+        </w:rPr>
+        <w:t xml:space="preserve">Use Download completed work in the hosted lesson to export your answers, reflections, practice feedback and code-run </w:t>
+      </w:r>
+      <w:r>
+        <w:rPr>
+          <w:b/>
+        </w:rPr>
+        <w:t>evidence</w:t>
+      </w:r>
+      <w:r>
+        <w:rPr>
+          <w:b w:val="0"/>
+        </w:rPr>
+        <w:t>. Open the HTML copy to read or print it.</w:t>
+      </w:r>
+    </w:p>
+    <w:p>
+      <w:pPr>
+        <w:spacing w:line="336" w:lineRule="auto" w:after="180"/>
+      </w:pPr>
+      <w:r>
+        <w:rPr>
+          <w:b w:val="0"/>
+        </w:rPr>
+        <w:t>Drafts stay in this browser when storage is available; clear drafts on a shared device.</w:t>
+      </w:r>
+    </w:p>
+    <w:p>
+      <w:pPr>
+        <w:pStyle w:val="Heading3"/>
+      </w:pPr>
+      <w:r>
+        <w:t>What I repaired, the evidence I kept and the next test</w:t>
+      </w:r>
+    </w:p>
+    <w:p>
+      <w:r>
+        <w:t>________________________________________________________________</w:t>
+      </w:r>
+    </w:p>
+    <w:p>
+      <w:r>
+        <w:t>________________________________________________________________</w:t>
+      </w:r>
+    </w:p>
+    <w:p>
+      <w:r>
+        <w:t>________________________________________________________________</w:t>
+      </w:r>
+    </w:p>
+    <w:p>
+      <w:r>
+        <w:t>________________________________________________________________</w:t>
+      </w:r>
+    </w:p>
+    <w:p>
+      <w:r>
+        <w:t>________________________________________________________________</w:t>
+      </w:r>
+    </w:p>
+    <w:p>
+      <w:pPr>
+        <w:pStyle w:val="Heading2"/>
+      </w:pPr>
+      <w:r>
+        <w:t>Earlier wording, alternatives and picture transcripts · reference / check after trying</w:t>
       </w:r>
     </w:p>
     <w:p>
@@ -2334,128 +2880,10 @@
     </w:p>
     <w:p>
       <w:pPr>
-        <w:spacing w:line="336" w:lineRule="auto" w:after="180"/>
-      </w:pPr>
-      <w:r>
-        <w:rPr>
-          <w:b w:val="0"/>
-        </w:rPr>
-        <w:t>A fictional drying trial uses a fixed rule and later measures what actually happened.</w:t>
-      </w:r>
-    </w:p>
-    <w:p>
-      <w:pPr>
         <w:pStyle w:val="Heading3"/>
       </w:pPr>
       <w:r>
-        <w:t>Practice 1: explain the deciding evidence</w:t>
-      </w:r>
-    </w:p>
-    <w:p>
-      <w:pPr>
-        <w:spacing w:line="336" w:lineRule="auto" w:after="180"/>
-      </w:pPr>
-      <w:r>
-        <w:rPr>
-          <w:b w:val="0"/>
-        </w:rPr>
-        <w:t xml:space="preserve">Which labelled step matches this detail? </w:t>
-      </w:r>
-      <w:r>
-        <w:rPr>
-          <w:b/>
-        </w:rPr>
-        <w:t>Prediction</w:t>
-      </w:r>
-      <w:r>
-        <w:rPr>
-          <w:b w:val="0"/>
-        </w:rPr>
-        <w:t xml:space="preserve"> quick disagrees with </w:t>
-      </w:r>
-      <w:r>
-        <w:rPr>
-          <w:b/>
-        </w:rPr>
-        <w:t>observation</w:t>
-      </w:r>
-      <w:r>
-        <w:rPr>
-          <w:b w:val="0"/>
-        </w:rPr>
-        <w:t xml:space="preserve"> slow.</w:t>
-      </w:r>
-    </w:p>
-    <w:p>
-      <w:pPr>
-        <w:spacing w:line="336" w:lineRule="auto" w:after="180"/>
-        <w:shd w:fill="F4F9FC"/>
-      </w:pPr>
-      <w:r>
-        <w:rPr>
-          <w:b w:val="0"/>
-        </w:rPr>
-        <w:t>1. Predict</w:t>
-      </w:r>
-    </w:p>
-    <w:p>
-      <w:pPr>
-        <w:spacing w:line="336" w:lineRule="auto" w:after="180"/>
-        <w:shd w:fill="F4F9FC"/>
-      </w:pPr>
-      <w:r>
-        <w:rPr>
-          <w:b w:val="0"/>
-        </w:rPr>
-        <w:t xml:space="preserve">2. Compare </w:t>
-      </w:r>
-      <w:r>
-        <w:rPr>
-          <w:b/>
-        </w:rPr>
-        <w:t>evidence</w:t>
-      </w:r>
-    </w:p>
-    <w:p>
-      <w:pPr>
-        <w:spacing w:line="336" w:lineRule="auto" w:after="180"/>
-        <w:shd w:fill="F4F9FC"/>
-      </w:pPr>
-      <w:r>
-        <w:rPr>
-          <w:b w:val="0"/>
-        </w:rPr>
-        <w:t>3. Observe later</w:t>
-      </w:r>
-    </w:p>
-    <w:p>
-      <w:pPr>
-        <w:spacing w:line="336" w:lineRule="auto" w:after="180"/>
-        <w:shd w:fill="F4F9FC"/>
-      </w:pPr>
-      <w:r>
-        <w:rPr>
-          <w:b w:val="0"/>
-        </w:rPr>
-        <w:t xml:space="preserve">4. </w:t>
-      </w:r>
-      <w:r>
-        <w:rPr>
-          <w:b/>
-        </w:rPr>
-        <w:t>Prediction</w:t>
-      </w:r>
-      <w:r>
-        <w:rPr>
-          <w:b w:val="0"/>
-        </w:rPr>
-        <w:t xml:space="preserve"> </w:t>
-      </w:r>
-      <w:r>
-        <w:rPr>
-          <w:b/>
-        </w:rPr>
-        <w:t>input</w:t>
+        <w:t>Repair a missing building block</w:t>
       </w:r>
     </w:p>
     <w:p>
@@ -2463,568 +2891,25 @@
         <w:pStyle w:val="Heading3"/>
       </w:pPr>
       <w:r>
-        <w:t>My selected conclusion, deciding fact and explanation</w:t>
-      </w:r>
-    </w:p>
-    <w:p>
-      <w:r>
-        <w:t>________________________________________________________________</w:t>
-      </w:r>
-    </w:p>
-    <w:p>
-      <w:r>
-        <w:t>________________________________________________________________</w:t>
-      </w:r>
-    </w:p>
-    <w:p>
-      <w:r>
-        <w:t>________________________________________________________________</w:t>
-      </w:r>
-    </w:p>
-    <w:p>
-      <w:r>
-        <w:t>________________________________________________________________</w:t>
-      </w:r>
-    </w:p>
-    <w:p>
-      <w:r>
-        <w:t>________________________________________________________________</w:t>
-      </w:r>
-    </w:p>
-    <w:p>
-      <w:pPr>
-        <w:pStyle w:val="Heading3"/>
-      </w:pPr>
-      <w:r>
-        <w:t>Hint · try first</w:t>
-      </w:r>
-    </w:p>
-    <w:p>
-      <w:pPr>
-        <w:spacing w:line="336" w:lineRule="auto" w:after="180"/>
-        <w:shd w:fill="F1F6F8"/>
-      </w:pPr>
-      <w:r>
-        <w:rPr>
-          <w:b w:val="0"/>
-        </w:rPr>
-        <w:t>Hint if needed: Read the steps in the pictorial case. Match the supplied detail to the stage that performs or records it.</w:t>
-      </w:r>
-    </w:p>
-    <w:p>
-      <w:pPr>
-        <w:pStyle w:val="Heading3"/>
-      </w:pPr>
-      <w:r>
-        <w:t>Feedback · compare after trying</w:t>
-      </w:r>
-    </w:p>
-    <w:p>
-      <w:pPr>
-        <w:spacing w:line="336" w:lineRule="auto" w:after="180"/>
-        <w:shd w:fill="F1F6FC"/>
-      </w:pPr>
-      <w:r>
-        <w:rPr>
-          <w:b w:val="0"/>
-        </w:rPr>
-        <w:t xml:space="preserve">After your attempt, compare with the supported explanation: Compare </w:t>
-      </w:r>
-      <w:r>
-        <w:rPr>
-          <w:b/>
-        </w:rPr>
-        <w:t>evidence</w:t>
-      </w:r>
-      <w:r>
-        <w:rPr>
-          <w:b w:val="0"/>
-        </w:rPr>
-        <w:t xml:space="preserve"> </w:t>
-      </w:r>
-      <w:r>
-        <w:rPr>
-          <w:b/>
-        </w:rPr>
-        <w:t>Prediction</w:t>
-      </w:r>
-      <w:r>
-        <w:rPr>
-          <w:b w:val="0"/>
-        </w:rPr>
-        <w:t xml:space="preserve"> quick disagrees with </w:t>
-      </w:r>
-      <w:r>
-        <w:rPr>
-          <w:b/>
-        </w:rPr>
-        <w:t>observation</w:t>
-      </w:r>
-      <w:r>
-        <w:rPr>
-          <w:b w:val="0"/>
-        </w:rPr>
-        <w:t xml:space="preserve"> slow. The moisture score generates a </w:t>
-      </w:r>
-      <w:r>
-        <w:rPr>
-          <w:b/>
-        </w:rPr>
-        <w:t>prediction</w:t>
-      </w:r>
-      <w:r>
-        <w:rPr>
-          <w:b w:val="0"/>
-        </w:rPr>
-        <w:t>; it is not the observed drying time.</w:t>
-      </w:r>
-    </w:p>
-    <w:p>
-      <w:pPr>
-        <w:spacing w:line="336" w:lineRule="auto" w:after="180"/>
-        <w:shd w:fill="F1F6FC"/>
-      </w:pPr>
-      <w:r>
-        <w:rPr>
-          <w:b w:val="0"/>
-        </w:rPr>
-        <w:t xml:space="preserve">The later measurement supplies separate </w:t>
-      </w:r>
-      <w:r>
-        <w:rPr>
-          <w:b/>
-        </w:rPr>
-        <w:t>evidence</w:t>
-      </w:r>
-      <w:r>
-        <w:rPr>
-          <w:b w:val="0"/>
-        </w:rPr>
-        <w:t xml:space="preserve"> under the stated </w:t>
-      </w:r>
-      <w:r>
-        <w:rPr>
-          <w:b/>
-        </w:rPr>
-        <w:t>observation</w:t>
-      </w:r>
-      <w:r>
-        <w:rPr>
-          <w:b w:val="0"/>
-        </w:rPr>
-        <w:t xml:space="preserve"> policy. Save both values and their units. Altering the recorded time to match D would destroy the evaluation rather than repair the model.</w:t>
-      </w:r>
-    </w:p>
-    <w:p>
-      <w:pPr>
-        <w:pStyle w:val="Heading3"/>
-      </w:pPr>
-      <w:r>
-        <w:t>Practice 2: explain the deciding evidence</w:t>
-      </w:r>
-    </w:p>
-    <w:p>
-      <w:pPr>
-        <w:pStyle w:val="Heading3"/>
-      </w:pPr>
-      <w:r>
-        <w:t>Changed case · predict first</w:t>
-      </w:r>
-    </w:p>
-    <w:p>
-      <w:pPr>
-        <w:spacing w:line="336" w:lineRule="auto" w:after="180"/>
-        <w:shd w:fill="F5F1FB"/>
-      </w:pPr>
-      <w:r>
-        <w:rPr>
-          <w:b w:val="0"/>
-        </w:rPr>
-        <w:t xml:space="preserve">Changed-case practice: Keep score 4 but measure exactly 8 minutes. Which conclusion is supported by the supplied </w:t>
-      </w:r>
-      <w:r>
-        <w:rPr>
-          <w:b/>
-        </w:rPr>
-        <w:t>fact</w:t>
-      </w:r>
-      <w:r>
-        <w:rPr>
-          <w:b w:val="0"/>
-        </w:rPr>
-        <w:t>s?</w:t>
-      </w:r>
-    </w:p>
-    <w:p>
-      <w:pPr>
-        <w:spacing w:line="336" w:lineRule="auto" w:after="180"/>
-        <w:shd w:fill="F4F9FC"/>
-      </w:pPr>
-      <w:r>
-        <w:rPr>
-          <w:b w:val="0"/>
-        </w:rPr>
-        <w:t xml:space="preserve">1. The observed label becomes quick and agrees with the </w:t>
-      </w:r>
-      <w:r>
-        <w:rPr>
-          <w:b/>
-        </w:rPr>
-        <w:t>prediction</w:t>
-      </w:r>
-      <w:r>
-        <w:rPr>
-          <w:b w:val="0"/>
-        </w:rPr>
-        <w:t>.</w:t>
-      </w:r>
-    </w:p>
-    <w:p>
-      <w:pPr>
-        <w:spacing w:line="336" w:lineRule="auto" w:after="180"/>
-        <w:shd w:fill="F4F9FC"/>
-      </w:pPr>
-      <w:r>
-        <w:rPr>
-          <w:b w:val="0"/>
-        </w:rPr>
-        <w:t xml:space="preserve">2. We can decide the result without examining the changed </w:t>
-      </w:r>
-      <w:r>
-        <w:rPr>
-          <w:b/>
-        </w:rPr>
-        <w:t>input</w:t>
-      </w:r>
-      <w:r>
-        <w:rPr>
-          <w:b w:val="0"/>
-        </w:rPr>
-        <w:t xml:space="preserve"> or the procedure.</w:t>
-      </w:r>
-    </w:p>
-    <w:p>
-      <w:pPr>
-        <w:spacing w:line="336" w:lineRule="auto" w:after="180"/>
-        <w:shd w:fill="F4F9FC"/>
-      </w:pPr>
-      <w:r>
-        <w:rPr>
-          <w:b w:val="0"/>
-        </w:rPr>
-        <w:t xml:space="preserve">3. This one example guarantees correct results for every future </w:t>
-      </w:r>
-      <w:r>
-        <w:rPr>
-          <w:b/>
-        </w:rPr>
-        <w:t>input</w:t>
-      </w:r>
-      <w:r>
-        <w:rPr>
-          <w:b w:val="0"/>
-        </w:rPr>
-        <w:t>.</w:t>
-      </w:r>
-    </w:p>
-    <w:p>
-      <w:pPr>
-        <w:pStyle w:val="Heading3"/>
-      </w:pPr>
-      <w:r>
-        <w:t>My selected conclusion, deciding fact and explanation</w:t>
-      </w:r>
-    </w:p>
-    <w:p>
-      <w:r>
-        <w:t>________________________________________________________________</w:t>
-      </w:r>
-    </w:p>
-    <w:p>
-      <w:r>
-        <w:t>________________________________________________________________</w:t>
-      </w:r>
-    </w:p>
-    <w:p>
-      <w:r>
-        <w:t>________________________________________________________________</w:t>
-      </w:r>
-    </w:p>
-    <w:p>
-      <w:r>
-        <w:t>________________________________________________________________</w:t>
-      </w:r>
-    </w:p>
-    <w:p>
-      <w:r>
-        <w:t>________________________________________________________________</w:t>
-      </w:r>
-    </w:p>
-    <w:p>
-      <w:pPr>
-        <w:pStyle w:val="Heading3"/>
-      </w:pPr>
-      <w:r>
-        <w:t>Hint · try first</w:t>
-      </w:r>
-    </w:p>
-    <w:p>
-      <w:pPr>
-        <w:spacing w:line="336" w:lineRule="auto" w:after="180"/>
-        <w:shd w:fill="F1F6F8"/>
-      </w:pPr>
-      <w:r>
-        <w:rPr>
-          <w:b w:val="0"/>
-        </w:rPr>
-        <w:t xml:space="preserve">Hint if needed: Use the changed condition and the deciding step in the pictorial trace. The answer must say what follows from those </w:t>
-      </w:r>
-      <w:r>
-        <w:rPr>
-          <w:b/>
-        </w:rPr>
-        <w:t>fact</w:t>
-      </w:r>
-      <w:r>
-        <w:rPr>
-          <w:b w:val="0"/>
-        </w:rPr>
-        <w:t>s.</w:t>
-      </w:r>
-    </w:p>
-    <w:p>
-      <w:pPr>
-        <w:pStyle w:val="Heading3"/>
-      </w:pPr>
-      <w:r>
-        <w:t>Feedback · compare after trying</w:t>
-      </w:r>
-    </w:p>
-    <w:p>
-      <w:pPr>
-        <w:spacing w:line="336" w:lineRule="auto" w:after="180"/>
-        <w:shd w:fill="F1F6FC"/>
-      </w:pPr>
-      <w:r>
-        <w:rPr>
-          <w:b w:val="0"/>
-        </w:rPr>
-        <w:t xml:space="preserve">After your attempt, compare with the supported explanation: The observed label becomes quick and agrees with the </w:t>
-      </w:r>
-      <w:r>
-        <w:rPr>
-          <w:b/>
-        </w:rPr>
-        <w:t>prediction</w:t>
-      </w:r>
-      <w:r>
-        <w:rPr>
-          <w:b w:val="0"/>
-        </w:rPr>
-        <w:t>. Above 8 is strict: equality is quick under this policy.</w:t>
-      </w:r>
-    </w:p>
-    <w:p>
-      <w:pPr>
-        <w:pStyle w:val="Heading3"/>
-      </w:pPr>
-      <w:r>
-        <w:t>Repair a missing building block</w:t>
-      </w:r>
-    </w:p>
-    <w:p>
-      <w:pPr>
-        <w:spacing w:line="336" w:lineRule="auto" w:after="180"/>
-      </w:pPr>
-      <w:r>
-        <w:rPr>
-          <w:b w:val="0"/>
-        </w:rPr>
-        <w:t xml:space="preserve">Review Boundaries and 'Not Sure' (ai-1/16). Goal: Identify a specific source of uncertainty and explain how it affects a </w:t>
-      </w:r>
-      <w:r>
-        <w:rPr>
-          <w:b/>
-        </w:rPr>
-        <w:t>prediction</w:t>
-      </w:r>
-      <w:r>
-        <w:rPr>
-          <w:b w:val="0"/>
-        </w:rPr>
-        <w:t>. Short practice: Which original block needs a better width before accepting or rejecting it?</w:t>
-      </w:r>
-    </w:p>
-    <w:p>
-      <w:pPr>
-        <w:spacing w:line="336" w:lineRule="auto" w:after="180"/>
-      </w:pPr>
-      <w:r>
-        <w:rPr>
-          <w:b w:val="0"/>
-        </w:rPr>
-        <w:t>What should the reviewer do?. Return to this week and explain what you changed.</w:t>
-      </w:r>
-    </w:p>
-    <w:p>
-      <w:pPr>
-        <w:spacing w:line="336" w:lineRule="auto" w:after="180"/>
-      </w:pPr>
-      <w:r>
-        <w:rPr>
-          <w:b w:val="0"/>
-        </w:rPr>
-        <w:t xml:space="preserve">Review Build a Human Classifier (ai-1/14). Goal: Construct a classifier with a stated </w:t>
-      </w:r>
-      <w:r>
-        <w:rPr>
-          <w:b/>
-        </w:rPr>
-        <w:t>input</w:t>
-      </w:r>
-      <w:r>
-        <w:rPr>
-          <w:b w:val="0"/>
-        </w:rPr>
-        <w:t xml:space="preserve"> format, selected rule and recorded </w:t>
-      </w:r>
-      <w:r>
-        <w:rPr>
-          <w:b/>
-        </w:rPr>
-        <w:t>output</w:t>
-      </w:r>
-      <w:r>
-        <w:rPr>
-          <w:b w:val="0"/>
-        </w:rPr>
-        <w:t>.</w:t>
-      </w:r>
-    </w:p>
-    <w:p>
-      <w:pPr>
-        <w:spacing w:line="336" w:lineRule="auto" w:after="180"/>
-      </w:pPr>
-      <w:r>
-        <w:rPr>
-          <w:b w:val="0"/>
-        </w:rPr>
-        <w:t>Short practice: Trace 0 cm and explain why clarification is different from predicting short.. Return to this week and explain what you changed.</w:t>
-      </w:r>
-    </w:p>
-    <w:p>
-      <w:pPr>
-        <w:spacing w:line="336" w:lineRule="auto" w:after="180"/>
-      </w:pPr>
-      <w:r>
-        <w:rPr>
-          <w:b w:val="0"/>
-        </w:rPr>
-        <w:t>Review Repeating Efficiently (ai-1/11). Goal: Trace a loop by testing its condition before every repetition. Short practice: Trace a fresh start of 9. How many additions occur, and must the report equal 10?.</w:t>
-      </w:r>
-    </w:p>
-    <w:p>
-      <w:pPr>
-        <w:spacing w:line="336" w:lineRule="auto" w:after="180"/>
-      </w:pPr>
-      <w:r>
-        <w:rPr>
-          <w:b w:val="0"/>
-        </w:rPr>
-        <w:t>Return to this week and explain what you changed.</w:t>
-      </w:r>
-    </w:p>
-    <w:p>
-      <w:pPr>
-        <w:pStyle w:val="Heading3"/>
-      </w:pPr>
-      <w:r>
         <w:t>Keep your completed work</w:t>
       </w:r>
     </w:p>
     <w:p>
       <w:pPr>
-        <w:spacing w:line="336" w:lineRule="auto" w:after="180"/>
-      </w:pPr>
-      <w:r>
-        <w:rPr>
-          <w:b w:val="0"/>
-        </w:rPr>
-        <w:t xml:space="preserve">Use Download completed work in the hosted lesson to export your answers, reflections, practice feedback and code-run </w:t>
-      </w:r>
-      <w:r>
-        <w:rPr>
-          <w:b/>
-        </w:rPr>
-        <w:t>evidence</w:t>
-      </w:r>
-      <w:r>
-        <w:rPr>
-          <w:b w:val="0"/>
-        </w:rPr>
-        <w:t>. Open the HTML copy to read or print it.</w:t>
-      </w:r>
-    </w:p>
-    <w:p>
-      <w:pPr>
-        <w:spacing w:line="336" w:lineRule="auto" w:after="180"/>
-      </w:pPr>
-      <w:r>
-        <w:rPr>
-          <w:b w:val="0"/>
-        </w:rPr>
-        <w:t>Drafts stay in this browser when storage is available; clear drafts on a shared device.</w:t>
-      </w:r>
-    </w:p>
-    <w:p>
-      <w:pPr>
-        <w:pStyle w:val="Heading3"/>
-      </w:pPr>
-      <w:r>
-        <w:t>What I repaired, the evidence I kept and the next test</w:t>
-      </w:r>
-    </w:p>
-    <w:p>
-      <w:r>
-        <w:t>________________________________________________________________</w:t>
-      </w:r>
-    </w:p>
-    <w:p>
-      <w:r>
-        <w:t>________________________________________________________________</w:t>
-      </w:r>
-    </w:p>
-    <w:p>
-      <w:r>
-        <w:t>________________________________________________________________</w:t>
-      </w:r>
-    </w:p>
-    <w:p>
-      <w:r>
-        <w:t>________________________________________________________________</w:t>
-      </w:r>
-    </w:p>
-    <w:p>
-      <w:r>
-        <w:t>________________________________________________________________</w:t>
-      </w:r>
-    </w:p>
-    <w:p>
-      <w:pPr>
         <w:pStyle w:val="Heading1"/>
       </w:pPr>
       <w:r>
-        <w:t>21. Visual concept journey</w:t>
-      </w:r>
-    </w:p>
-    <w:p>
-      <w:r>
-        <w:t>Explain each Prediction Is Not Fact picture from its labels, then record a relevant limit.</w:t>
-      </w:r>
-    </w:p>
-    <w:p>
-      <w:pPr>
-        <w:pStyle w:val="Heading3"/>
+        <w:t>21. Reference · Six-picture response sheets</w:t>
+      </w:r>
+    </w:p>
+    <w:p>
+      <w:r>
+        <w:t>Choose the image that helps rather than repeating all six.</w:t>
+      </w:r>
+    </w:p>
+    <w:p>
+      <w:pPr>
+        <w:pStyle w:val="Heading2"/>
       </w:pPr>
       <w:r>
         <w:t>01. Prediction Is Not Fact: the case</w:t>
@@ -3109,7 +2994,6 @@
     <w:p>
       <w:pPr>
         <w:spacing w:line="336" w:lineRule="auto" w:after="180"/>
-        <w:shd w:fill="F5F1FB"/>
       </w:pPr>
       <w:r>
         <w:rPr>
@@ -3160,7 +3044,7 @@
     </w:p>
     <w:p>
       <w:pPr>
-        <w:pStyle w:val="Heading3"/>
+        <w:pStyle w:val="Heading2"/>
       </w:pPr>
       <w:r>
         <w:t>02. Follow the deciding steps</w:t>
@@ -3270,7 +3154,6 @@
     <w:p>
       <w:pPr>
         <w:spacing w:line="336" w:lineRule="auto" w:after="180"/>
-        <w:shd w:fill="F5F1FB"/>
       </w:pPr>
       <w:r>
         <w:rPr>
@@ -3321,7 +3204,7 @@
     </w:p>
     <w:p>
       <w:pPr>
-        <w:pStyle w:val="Heading3"/>
+        <w:pStyle w:val="Heading2"/>
       </w:pPr>
       <w:r>
         <w:t>03. Two records meet at a comparison</w:t>
@@ -3377,7 +3260,6 @@
     <w:p>
       <w:pPr>
         <w:spacing w:line="336" w:lineRule="auto" w:after="180"/>
-        <w:shd w:fill="F5F1FB"/>
       </w:pPr>
       <w:r>
         <w:rPr>
@@ -3416,7 +3298,7 @@
     </w:p>
     <w:p>
       <w:pPr>
-        <w:pStyle w:val="Heading3"/>
+        <w:pStyle w:val="Heading2"/>
       </w:pPr>
       <w:r>
         <w:t>04. Change one thing. Trace what follows.</w:t>
@@ -3519,7 +3401,6 @@
     <w:p>
       <w:pPr>
         <w:spacing w:line="336" w:lineRule="auto" w:after="180"/>
-        <w:shd w:fill="F5F1FB"/>
       </w:pPr>
       <w:r>
         <w:rPr>
@@ -3570,7 +3451,7 @@
     </w:p>
     <w:p>
       <w:pPr>
-        <w:pStyle w:val="Heading3"/>
+        <w:pStyle w:val="Heading2"/>
       </w:pPr>
       <w:r>
         <w:t>05. Connect the explanation to its limit</w:t>
@@ -3685,7 +3566,6 @@
     <w:p>
       <w:pPr>
         <w:spacing w:line="336" w:lineRule="auto" w:after="180"/>
-        <w:shd w:fill="F5F1FB"/>
       </w:pPr>
       <w:r>
         <w:rPr>
@@ -3724,7 +3604,7 @@
     </w:p>
     <w:p>
       <w:pPr>
-        <w:pStyle w:val="Heading3"/>
+        <w:pStyle w:val="Heading2"/>
       </w:pPr>
       <w:r>
         <w:t>06. Make the idea visible in your project</w:t>
@@ -3839,7 +3719,6 @@
     <w:p>
       <w:pPr>
         <w:spacing w:line="336" w:lineRule="auto" w:after="180"/>
-        <w:shd w:fill="F5F1FB"/>
       </w:pPr>
       <w:r>
         <w:rPr>
@@ -3886,6 +3765,62 @@
     <w:p>
       <w:r>
         <w:t>________________________________________________________________</w:t>
+      </w:r>
+    </w:p>
+    <w:p>
+      <w:pPr>
+        <w:pStyle w:val="Heading2"/>
+      </w:pPr>
+      <w:r>
+        <w:t>Earlier wording, alternatives and picture transcripts · reference / check after trying</w:t>
+      </w:r>
+    </w:p>
+    <w:p>
+      <w:pPr>
+        <w:pStyle w:val="Heading3"/>
+      </w:pPr>
+      <w:r>
+        <w:t>01. Prediction Is Not Fact: the case</w:t>
+      </w:r>
+    </w:p>
+    <w:p>
+      <w:pPr>
+        <w:pStyle w:val="Heading3"/>
+      </w:pPr>
+      <w:r>
+        <w:t>02. Follow the deciding steps</w:t>
+      </w:r>
+    </w:p>
+    <w:p>
+      <w:pPr>
+        <w:pStyle w:val="Heading3"/>
+      </w:pPr>
+      <w:r>
+        <w:t>03. Two records meet at a comparison</w:t>
+      </w:r>
+    </w:p>
+    <w:p>
+      <w:pPr>
+        <w:pStyle w:val="Heading3"/>
+      </w:pPr>
+      <w:r>
+        <w:t>04. Change one thing. Trace what follows.</w:t>
+      </w:r>
+    </w:p>
+    <w:p>
+      <w:pPr>
+        <w:pStyle w:val="Heading3"/>
+      </w:pPr>
+      <w:r>
+        <w:t>05. Connect the explanation to its limit</w:t>
+      </w:r>
+    </w:p>
+    <w:p>
+      <w:pPr>
+        <w:pStyle w:val="Heading3"/>
+      </w:pPr>
+      <w:r>
+        <w:t>06. Make the idea visible in your project</w:t>
       </w:r>
     </w:p>
     <w:sectPr>
